--- a/set_maker/output.docx
+++ b/set_maker/output.docx
@@ -17762,8 +17762,7314 @@
         <w:t xml:space="preserve"/>
       </w:r>
     </w:p>
+    <w:p>
+      <w:pPr>
+        <w:sectPr>
+          <w:pgSz w:w="11907" w:h="16839" w:code="9"/>
+          <w:pgMar w:top="397" w:right="454" w:bottom="397" w:left="851" w:header="0" w:footer="170" w:gutter="0"/>
+          <w:cols w:space="708"/>
+          <w:docGrid w:linePitch="360"/>
+        </w:sectPr>
+      </w:pPr>
+    </w:p>
+    <w:p>
+      <w:pPr>
+        <w:pStyle w:val="11"/>
+      </w:pPr>
+      <w:r>
+        <w:t>Уставки РЗА</w:t>
+      </w:r>
+    </w:p>
+    <w:p>
+      <w:pPr>
+        <w:pStyle w:val="20"/>
+      </w:pPr>
+      <w:r>
+        <w:t xml:space="preserve">Группа уставок №1 </w:t>
+      </w:r>
+    </w:p>
+    <w:p>
+      <w:pPr>
+        <w:pStyle w:val="30"/>
+      </w:pPr>
+      <w:r>
+        <w:t xml:space="preserve">Максимальная токовая защита (МТЗ)</w:t>
+      </w:r>
+    </w:p>
+    <w:p>
+      <w:pPr>
+        <w:pStyle w:val="a7"/>
+      </w:pPr>
+      <w:r>
+        <w:t xml:space="preserve">Общие уставки</w:t>
+      </w:r>
+    </w:p>
+    <w:tbl>
+      <w:tblPr>
+        <w:tblStyle w:val="510"/>
+        <w:tblW w:type="auto" w:w="0"/>
+        <w:tblLook w:firstColumn="1" w:firstRow="1" w:lastColumn="0" w:lastRow="0" w:noHBand="0" w:noVBand="1" w:val="04A0"/>
+        <w:tblLayout w:type="fixed"/>
+      </w:tblPr>
+      <w:tblGrid>
+        <w:gridCol w:w="1178"/>
+        <w:gridCol w:w="1178"/>
+        <w:gridCol w:w="1178"/>
+        <w:gridCol w:w="1178"/>
+        <w:gridCol w:w="1178"/>
+        <w:gridCol w:w="1178"/>
+        <w:gridCol w:w="1178"/>
+        <w:gridCol w:w="1178"/>
+        <w:gridCol w:w="1178"/>
+      </w:tblGrid>
+      <w:tr>
+        <w:trPr>
+          <w:tblHeader w:val="true"/>
+        </w:trPr>
+        <w:tc>
+          <w:tcPr>
+            <w:tcW w:type="dxa" w:w="403"/>
+            <w:vMerge w:val="restart"/>
+            <w:vAlign w:val="center"/>
+          </w:tcPr>
+          <w:p>
+            <w:pPr>
+              <w:pStyle w:val="affa"/>
+              <w:jc w:val="center"/>
+            </w:pPr>
+            <w:r>
+              <w:t>№</w:t>
+            </w:r>
+          </w:p>
+        </w:tc>
+        <w:tc>
+          <w:tcPr>
+            <w:tcW w:type="dxa" w:w="1771"/>
+            <w:vMerge w:val="restart"/>
+            <w:vAlign w:val="center"/>
+          </w:tcPr>
+          <w:p>
+            <w:pPr>
+              <w:pStyle w:val="affa"/>
+              <w:jc w:val="center"/>
+            </w:pPr>
+            <w:r>
+              <w:t>Описание</w:t>
+            </w:r>
+          </w:p>
+        </w:tc>
+        <w:tc>
+          <w:tcPr>
+            <w:tcW w:type="dxa" w:w="576"/>
+            <w:gridSpan w:val="2"/>
+            <w:vAlign w:val="center"/>
+          </w:tcPr>
+          <w:p>
+            <w:pPr>
+              <w:pStyle w:val="affa"/>
+              <w:jc w:val="center"/>
+            </w:pPr>
+            <w:r>
+              <w:t>Наименование</w:t>
+            </w:r>
+          </w:p>
+        </w:tc>
+        <w:tc>
+          <w:tcPr>
+            <w:tcW w:type="dxa" w:w="2304"/>
+            <w:vMerge w:val="restart"/>
+            <w:vAlign w:val="center"/>
+          </w:tcPr>
+          <w:p>
+            <w:pPr>
+              <w:pStyle w:val="affa"/>
+              <w:jc w:val="center"/>
+            </w:pPr>
+            <w:r>
+              <w:t>Значение / Диапазон</w:t>
+            </w:r>
+          </w:p>
+        </w:tc>
+        <w:tc>
+          <w:tcPr>
+            <w:tcW w:type="dxa" w:w="792"/>
+            <w:vMerge w:val="restart"/>
+            <w:vAlign w:val="center"/>
+          </w:tcPr>
+          <w:p>
+            <w:pPr>
+              <w:pStyle w:val="affa"/>
+              <w:jc w:val="center"/>
+            </w:pPr>
+            <w:r>
+              <w:t>Ед. изм.</w:t>
+            </w:r>
+          </w:p>
+        </w:tc>
+        <w:tc>
+          <w:tcPr>
+            <w:tcW w:type="dxa" w:w="648"/>
+            <w:vMerge w:val="restart"/>
+            <w:vAlign w:val="center"/>
+          </w:tcPr>
+          <w:p>
+            <w:pPr>
+              <w:pStyle w:val="affa"/>
+              <w:jc w:val="center"/>
+            </w:pPr>
+            <w:r>
+              <w:t>Шаг</w:t>
+            </w:r>
+          </w:p>
+        </w:tc>
+        <w:tc>
+          <w:tcPr>
+            <w:tcW w:type="dxa" w:w="1296"/>
+            <w:vMerge w:val="restart"/>
+            <w:vAlign w:val="center"/>
+          </w:tcPr>
+          <w:p>
+            <w:pPr>
+              <w:pStyle w:val="affa"/>
+              <w:jc w:val="center"/>
+            </w:pPr>
+            <w:r>
+              <w:t>Значение по умолчанию</w:t>
+            </w:r>
+          </w:p>
+        </w:tc>
+        <w:tc>
+          <w:tcPr>
+            <w:tcW w:type="dxa" w:w="1512"/>
+            <w:vMerge w:val="restart"/>
+            <w:vAlign w:val="center"/>
+          </w:tcPr>
+          <w:p>
+            <w:pPr>
+              <w:pStyle w:val="affa"/>
+              <w:jc w:val="center"/>
+            </w:pPr>
+            <w:r>
+              <w:t>Уставка</w:t>
+            </w:r>
+          </w:p>
+        </w:tc>
+      </w:tr>
+      <w:tr>
+        <w:trPr>
+          <w:tblHeader w:val="true"/>
+        </w:trPr>
+        <w:tc>
+          <w:tcPr>
+            <w:tcW w:type="dxa" w:w="1178"/>
+            <w:vMerge/>
+          </w:tcPr>
+          <w:p/>
+        </w:tc>
+        <w:tc>
+          <w:tcPr>
+            <w:tcW w:type="dxa" w:w="1178"/>
+            <w:vMerge/>
+          </w:tcPr>
+          <w:p/>
+        </w:tc>
+        <w:tc>
+          <w:tcPr>
+            <w:tcW w:type="dxa" w:w="1296"/>
+          </w:tcPr>
+          <w:p>
+            <w:pPr>
+              <w:jc w:val="center"/>
+            </w:pPr>
+            <w:r>
+              <w:t>ПО</w:t>
+            </w:r>
+          </w:p>
+        </w:tc>
+        <w:tc>
+          <w:tcPr>
+            <w:tcW w:type="dxa" w:w="576"/>
+          </w:tcPr>
+          <w:p>
+            <w:r>
+              <w:t>ФСУ</w:t>
+            </w:r>
+          </w:p>
+        </w:tc>
+        <w:tc>
+          <w:tcPr>
+            <w:tcW w:type="dxa" w:w="1178"/>
+            <w:vMerge/>
+          </w:tcPr>
+          <w:p/>
+        </w:tc>
+        <w:tc>
+          <w:tcPr>
+            <w:tcW w:type="dxa" w:w="1178"/>
+            <w:vMerge/>
+          </w:tcPr>
+          <w:p/>
+        </w:tc>
+        <w:tc>
+          <w:tcPr>
+            <w:tcW w:type="dxa" w:w="1178"/>
+            <w:vMerge/>
+          </w:tcPr>
+          <w:p/>
+        </w:tc>
+        <w:tc>
+          <w:tcPr>
+            <w:tcW w:type="dxa" w:w="1178"/>
+            <w:vMerge/>
+          </w:tcPr>
+          <w:p/>
+        </w:tc>
+        <w:tc>
+          <w:tcPr>
+            <w:tcW w:type="dxa" w:w="1178"/>
+            <w:vMerge/>
+          </w:tcPr>
+          <w:p/>
+        </w:tc>
+      </w:tr>
+      <w:tr>
+        <w:tc>
+          <w:tcPr>
+            <w:tcW w:type="dxa" w:w="403"/>
+          </w:tcPr>
+          <w:p>
+            <w:pPr>
+              <w:jc w:val="center"/>
+            </w:pPr>
+            <w:r>
+              <w:t xml:space="preserve">1</w:t>
+            </w:r>
+          </w:p>
+        </w:tc>
+        <w:tc>
+          <w:tcPr>
+            <w:tcW w:type="dxa" w:w="1771"/>
+          </w:tcPr>
+          <w:p>
+            <w:r>
+              <w:t xml:space="preserve">Ввод функции в работу</w:t>
+            </w:r>
+          </w:p>
+        </w:tc>
+        <w:tc>
+          <w:tcPr>
+            <w:tcW w:type="dxa" w:w="1296"/>
+          </w:tcPr>
+          <w:p>
+            <w:r>
+              <w:t xml:space="preserve">Ввод_функции</w:t>
+            </w:r>
+          </w:p>
+        </w:tc>
+        <w:tc>
+          <w:tcPr>
+            <w:tcW w:type="dxa" w:w="576"/>
+          </w:tcPr>
+          <w:p>
+            <w:pPr>
+              <w:jc w:val="center"/>
+            </w:pPr>
+            <w:r>
+              <w:t xml:space="preserve">SGF1</w:t>
+            </w:r>
+          </w:p>
+        </w:tc>
+        <w:tc>
+          <w:tcPr>
+            <w:tcW w:type="dxa" w:w="2304"/>
+          </w:tcPr>
+          <w:p>
+            <w:r>
+              <w:t xml:space="preserve">0 = Не предусмотрено</w:t>
+              <w:br/>
+              <w:t xml:space="preserve">1 = Предусмотрено</w:t>
+            </w:r>
+          </w:p>
+        </w:tc>
+        <w:tc>
+          <w:tcPr>
+            <w:tcW w:type="dxa" w:w="792"/>
+          </w:tcPr>
+          <w:p>
+            <w:pPr>
+              <w:jc w:val="center"/>
+            </w:pPr>
+            <w:r>
+              <w:t xml:space="preserve">-</w:t>
+            </w:r>
+          </w:p>
+        </w:tc>
+        <w:tc>
+          <w:tcPr>
+            <w:tcW w:type="dxa" w:w="648"/>
+          </w:tcPr>
+          <w:p>
+            <w:pPr>
+              <w:jc w:val="center"/>
+            </w:pPr>
+            <w:r>
+              <w:t xml:space="preserve">1</w:t>
+            </w:r>
+          </w:p>
+        </w:tc>
+        <w:tc>
+          <w:tcPr>
+            <w:tcW w:type="dxa" w:w="1296"/>
+          </w:tcPr>
+          <w:p>
+            <w:pPr>
+              <w:jc w:val="center"/>
+            </w:pPr>
+            <w:r>
+              <w:t xml:space="preserve">0</w:t>
+            </w:r>
+          </w:p>
+        </w:tc>
+        <w:tc>
+          <w:tcPr>
+            <w:tcW w:type="dxa" w:w="1512"/>
+          </w:tcPr>
+          <w:p>
+            <w:r>
+              <w:t xml:space="preserve"/>
+            </w:r>
+          </w:p>
+        </w:tc>
+      </w:tr>
+      <w:tr>
+        <w:tc>
+          <w:tcPr>
+            <w:tcW w:type="dxa" w:w="403"/>
+          </w:tcPr>
+          <w:p>
+            <w:pPr>
+              <w:jc w:val="center"/>
+            </w:pPr>
+            <w:r>
+              <w:t xml:space="preserve">2</w:t>
+            </w:r>
+          </w:p>
+        </w:tc>
+        <w:tc>
+          <w:tcPr>
+            <w:tcW w:type="dxa" w:w="1771"/>
+          </w:tcPr>
+          <w:p>
+            <w:r>
+              <w:t xml:space="preserve">Ток срабатывания</w:t>
+            </w:r>
+          </w:p>
+        </w:tc>
+        <w:tc>
+          <w:tcPr>
+            <w:tcW w:type="dxa" w:w="1296"/>
+          </w:tcPr>
+          <w:p>
+            <w:r>
+              <w:t xml:space="preserve">Iср</w:t>
+            </w:r>
+          </w:p>
+        </w:tc>
+        <w:tc>
+          <w:tcPr>
+            <w:tcW w:type="dxa" w:w="576"/>
+          </w:tcPr>
+          <w:p>
+            <w:pPr>
+              <w:jc w:val="center"/>
+            </w:pPr>
+            <w:r>
+              <w:t xml:space="preserve">I&gt;</w:t>
+            </w:r>
+          </w:p>
+        </w:tc>
+        <w:tc>
+          <w:tcPr>
+            <w:tcW w:type="dxa" w:w="2304"/>
+          </w:tcPr>
+          <w:p>
+            <w:r>
+              <w:t xml:space="preserve">(0,10…30,00)</w:t>
+            </w:r>
+          </w:p>
+        </w:tc>
+        <w:tc>
+          <w:tcPr>
+            <w:tcW w:type="dxa" w:w="792"/>
+          </w:tcPr>
+          <w:p>
+            <w:pPr>
+              <w:jc w:val="center"/>
+            </w:pPr>
+            <w:r>
+              <w:t xml:space="preserve">о.е.</w:t>
+            </w:r>
+          </w:p>
+        </w:tc>
+        <w:tc>
+          <w:tcPr>
+            <w:tcW w:type="dxa" w:w="648"/>
+          </w:tcPr>
+          <w:p>
+            <w:pPr>
+              <w:jc w:val="center"/>
+            </w:pPr>
+            <w:r>
+              <w:t xml:space="preserve">0,01</w:t>
+            </w:r>
+          </w:p>
+        </w:tc>
+        <w:tc>
+          <w:tcPr>
+            <w:tcW w:type="dxa" w:w="1296"/>
+          </w:tcPr>
+          <w:p>
+            <w:pPr>
+              <w:jc w:val="center"/>
+            </w:pPr>
+            <w:r>
+              <w:t xml:space="preserve">1,00</w:t>
+            </w:r>
+          </w:p>
+        </w:tc>
+        <w:tc>
+          <w:tcPr>
+            <w:tcW w:type="dxa" w:w="1512"/>
+          </w:tcPr>
+          <w:p>
+            <w:r>
+              <w:t xml:space="preserve"/>
+            </w:r>
+          </w:p>
+        </w:tc>
+      </w:tr>
+    </w:tbl>
+    <w:p>
+      <w:pPr>
+        <w:pStyle w:val="TAGS"/>
+      </w:pPr>
+      <w:r>
+        <w:t xml:space="preserve"/>
+      </w:r>
+    </w:p>
+    <w:p>
+      <w:pPr>
+        <w:pStyle w:val="a7"/>
+      </w:pPr>
+      <w:r>
+        <w:t xml:space="preserve">МТЗ 1 ступень</w:t>
+      </w:r>
+    </w:p>
+    <w:tbl>
+      <w:tblPr>
+        <w:tblStyle w:val="510"/>
+        <w:tblW w:type="auto" w:w="0"/>
+        <w:tblLook w:firstColumn="1" w:firstRow="1" w:lastColumn="0" w:lastRow="0" w:noHBand="0" w:noVBand="1" w:val="04A0"/>
+        <w:tblLayout w:type="fixed"/>
+      </w:tblPr>
+      <w:tblGrid>
+        <w:gridCol w:w="1178"/>
+        <w:gridCol w:w="1178"/>
+        <w:gridCol w:w="1178"/>
+        <w:gridCol w:w="1178"/>
+        <w:gridCol w:w="1178"/>
+        <w:gridCol w:w="1178"/>
+        <w:gridCol w:w="1178"/>
+        <w:gridCol w:w="1178"/>
+        <w:gridCol w:w="1178"/>
+      </w:tblGrid>
+      <w:tr>
+        <w:trPr>
+          <w:tblHeader w:val="true"/>
+        </w:trPr>
+        <w:tc>
+          <w:tcPr>
+            <w:tcW w:type="dxa" w:w="403"/>
+            <w:vMerge w:val="restart"/>
+            <w:vAlign w:val="center"/>
+          </w:tcPr>
+          <w:p>
+            <w:pPr>
+              <w:pStyle w:val="affa"/>
+              <w:jc w:val="center"/>
+            </w:pPr>
+            <w:r>
+              <w:t>№</w:t>
+            </w:r>
+          </w:p>
+        </w:tc>
+        <w:tc>
+          <w:tcPr>
+            <w:tcW w:type="dxa" w:w="1771"/>
+            <w:vMerge w:val="restart"/>
+            <w:vAlign w:val="center"/>
+          </w:tcPr>
+          <w:p>
+            <w:pPr>
+              <w:pStyle w:val="affa"/>
+              <w:jc w:val="center"/>
+            </w:pPr>
+            <w:r>
+              <w:t>Описание</w:t>
+            </w:r>
+          </w:p>
+        </w:tc>
+        <w:tc>
+          <w:tcPr>
+            <w:tcW w:type="dxa" w:w="576"/>
+            <w:gridSpan w:val="2"/>
+            <w:vAlign w:val="center"/>
+          </w:tcPr>
+          <w:p>
+            <w:pPr>
+              <w:pStyle w:val="affa"/>
+              <w:jc w:val="center"/>
+            </w:pPr>
+            <w:r>
+              <w:t>Наименование</w:t>
+            </w:r>
+          </w:p>
+        </w:tc>
+        <w:tc>
+          <w:tcPr>
+            <w:tcW w:type="dxa" w:w="2304"/>
+            <w:vMerge w:val="restart"/>
+            <w:vAlign w:val="center"/>
+          </w:tcPr>
+          <w:p>
+            <w:pPr>
+              <w:pStyle w:val="affa"/>
+              <w:jc w:val="center"/>
+            </w:pPr>
+            <w:r>
+              <w:t>Значение / Диапазон</w:t>
+            </w:r>
+          </w:p>
+        </w:tc>
+        <w:tc>
+          <w:tcPr>
+            <w:tcW w:type="dxa" w:w="792"/>
+            <w:vMerge w:val="restart"/>
+            <w:vAlign w:val="center"/>
+          </w:tcPr>
+          <w:p>
+            <w:pPr>
+              <w:pStyle w:val="affa"/>
+              <w:jc w:val="center"/>
+            </w:pPr>
+            <w:r>
+              <w:t>Ед. изм.</w:t>
+            </w:r>
+          </w:p>
+        </w:tc>
+        <w:tc>
+          <w:tcPr>
+            <w:tcW w:type="dxa" w:w="648"/>
+            <w:vMerge w:val="restart"/>
+            <w:vAlign w:val="center"/>
+          </w:tcPr>
+          <w:p>
+            <w:pPr>
+              <w:pStyle w:val="affa"/>
+              <w:jc w:val="center"/>
+            </w:pPr>
+            <w:r>
+              <w:t>Шаг</w:t>
+            </w:r>
+          </w:p>
+        </w:tc>
+        <w:tc>
+          <w:tcPr>
+            <w:tcW w:type="dxa" w:w="1296"/>
+            <w:vMerge w:val="restart"/>
+            <w:vAlign w:val="center"/>
+          </w:tcPr>
+          <w:p>
+            <w:pPr>
+              <w:pStyle w:val="affa"/>
+              <w:jc w:val="center"/>
+            </w:pPr>
+            <w:r>
+              <w:t>Значение по умолчанию</w:t>
+            </w:r>
+          </w:p>
+        </w:tc>
+        <w:tc>
+          <w:tcPr>
+            <w:tcW w:type="dxa" w:w="1512"/>
+            <w:vMerge w:val="restart"/>
+            <w:vAlign w:val="center"/>
+          </w:tcPr>
+          <w:p>
+            <w:pPr>
+              <w:pStyle w:val="affa"/>
+              <w:jc w:val="center"/>
+            </w:pPr>
+            <w:r>
+              <w:t>Уставка</w:t>
+            </w:r>
+          </w:p>
+        </w:tc>
+      </w:tr>
+      <w:tr>
+        <w:trPr>
+          <w:tblHeader w:val="true"/>
+        </w:trPr>
+        <w:tc>
+          <w:tcPr>
+            <w:tcW w:type="dxa" w:w="1178"/>
+            <w:vMerge/>
+          </w:tcPr>
+          <w:p/>
+        </w:tc>
+        <w:tc>
+          <w:tcPr>
+            <w:tcW w:type="dxa" w:w="1178"/>
+            <w:vMerge/>
+          </w:tcPr>
+          <w:p/>
+        </w:tc>
+        <w:tc>
+          <w:tcPr>
+            <w:tcW w:type="dxa" w:w="1296"/>
+          </w:tcPr>
+          <w:p>
+            <w:pPr>
+              <w:jc w:val="center"/>
+            </w:pPr>
+            <w:r>
+              <w:t>ПО</w:t>
+            </w:r>
+          </w:p>
+        </w:tc>
+        <w:tc>
+          <w:tcPr>
+            <w:tcW w:type="dxa" w:w="576"/>
+          </w:tcPr>
+          <w:p>
+            <w:r>
+              <w:t>ФСУ</w:t>
+            </w:r>
+          </w:p>
+        </w:tc>
+        <w:tc>
+          <w:tcPr>
+            <w:tcW w:type="dxa" w:w="1178"/>
+            <w:vMerge/>
+          </w:tcPr>
+          <w:p/>
+        </w:tc>
+        <w:tc>
+          <w:tcPr>
+            <w:tcW w:type="dxa" w:w="1178"/>
+            <w:vMerge/>
+          </w:tcPr>
+          <w:p/>
+        </w:tc>
+        <w:tc>
+          <w:tcPr>
+            <w:tcW w:type="dxa" w:w="1178"/>
+            <w:vMerge/>
+          </w:tcPr>
+          <w:p/>
+        </w:tc>
+        <w:tc>
+          <w:tcPr>
+            <w:tcW w:type="dxa" w:w="1178"/>
+            <w:vMerge/>
+          </w:tcPr>
+          <w:p/>
+        </w:tc>
+        <w:tc>
+          <w:tcPr>
+            <w:tcW w:type="dxa" w:w="1178"/>
+            <w:vMerge/>
+          </w:tcPr>
+          <w:p/>
+        </w:tc>
+      </w:tr>
+      <w:tr>
+        <w:tc>
+          <w:tcPr>
+            <w:tcW w:type="dxa" w:w="403"/>
+          </w:tcPr>
+          <w:p>
+            <w:pPr>
+              <w:jc w:val="center"/>
+            </w:pPr>
+            <w:r>
+              <w:t xml:space="preserve">1</w:t>
+            </w:r>
+          </w:p>
+        </w:tc>
+        <w:tc>
+          <w:tcPr>
+            <w:tcW w:type="dxa" w:w="1771"/>
+          </w:tcPr>
+          <w:p>
+            <w:r>
+              <w:t xml:space="preserve">Ввод функции в работу</w:t>
+            </w:r>
+          </w:p>
+        </w:tc>
+        <w:tc>
+          <w:tcPr>
+            <w:tcW w:type="dxa" w:w="1296"/>
+          </w:tcPr>
+          <w:p>
+            <w:r>
+              <w:t xml:space="preserve">Ввод_функции</w:t>
+            </w:r>
+          </w:p>
+        </w:tc>
+        <w:tc>
+          <w:tcPr>
+            <w:tcW w:type="dxa" w:w="576"/>
+          </w:tcPr>
+          <w:p>
+            <w:pPr>
+              <w:jc w:val="center"/>
+            </w:pPr>
+            <w:r>
+              <w:t xml:space="preserve">SGF1</w:t>
+            </w:r>
+          </w:p>
+        </w:tc>
+        <w:tc>
+          <w:tcPr>
+            <w:tcW w:type="dxa" w:w="2304"/>
+          </w:tcPr>
+          <w:p>
+            <w:r>
+              <w:t xml:space="preserve">0 = Не предусмотрено</w:t>
+              <w:br/>
+              <w:t xml:space="preserve">1 = Предусмотрено</w:t>
+            </w:r>
+          </w:p>
+        </w:tc>
+        <w:tc>
+          <w:tcPr>
+            <w:tcW w:type="dxa" w:w="792"/>
+          </w:tcPr>
+          <w:p>
+            <w:pPr>
+              <w:jc w:val="center"/>
+            </w:pPr>
+            <w:r>
+              <w:t xml:space="preserve">-</w:t>
+            </w:r>
+          </w:p>
+        </w:tc>
+        <w:tc>
+          <w:tcPr>
+            <w:tcW w:type="dxa" w:w="648"/>
+          </w:tcPr>
+          <w:p>
+            <w:pPr>
+              <w:jc w:val="center"/>
+            </w:pPr>
+            <w:r>
+              <w:t xml:space="preserve">1</w:t>
+            </w:r>
+          </w:p>
+        </w:tc>
+        <w:tc>
+          <w:tcPr>
+            <w:tcW w:type="dxa" w:w="1296"/>
+          </w:tcPr>
+          <w:p>
+            <w:pPr>
+              <w:jc w:val="center"/>
+            </w:pPr>
+            <w:r>
+              <w:t xml:space="preserve">0</w:t>
+            </w:r>
+          </w:p>
+        </w:tc>
+        <w:tc>
+          <w:tcPr>
+            <w:tcW w:type="dxa" w:w="1512"/>
+          </w:tcPr>
+          <w:p>
+            <w:r>
+              <w:t xml:space="preserve"/>
+            </w:r>
+          </w:p>
+        </w:tc>
+      </w:tr>
+      <w:tr>
+        <w:tc>
+          <w:tcPr>
+            <w:tcW w:type="dxa" w:w="403"/>
+          </w:tcPr>
+          <w:p>
+            <w:pPr>
+              <w:jc w:val="center"/>
+            </w:pPr>
+            <w:r>
+              <w:t xml:space="preserve">2</w:t>
+            </w:r>
+          </w:p>
+        </w:tc>
+        <w:tc>
+          <w:tcPr>
+            <w:tcW w:type="dxa" w:w="1771"/>
+          </w:tcPr>
+          <w:p>
+            <w:r>
+              <w:t xml:space="preserve">Ток срабатывания</w:t>
+            </w:r>
+          </w:p>
+        </w:tc>
+        <w:tc>
+          <w:tcPr>
+            <w:tcW w:type="dxa" w:w="1296"/>
+          </w:tcPr>
+          <w:p>
+            <w:r>
+              <w:t xml:space="preserve">Iср</w:t>
+            </w:r>
+          </w:p>
+        </w:tc>
+        <w:tc>
+          <w:tcPr>
+            <w:tcW w:type="dxa" w:w="576"/>
+          </w:tcPr>
+          <w:p>
+            <w:pPr>
+              <w:jc w:val="center"/>
+            </w:pPr>
+            <w:r>
+              <w:t xml:space="preserve">I&gt;</w:t>
+            </w:r>
+          </w:p>
+        </w:tc>
+        <w:tc>
+          <w:tcPr>
+            <w:tcW w:type="dxa" w:w="2304"/>
+          </w:tcPr>
+          <w:p>
+            <w:r>
+              <w:t xml:space="preserve">(0,10…30,00)</w:t>
+            </w:r>
+          </w:p>
+        </w:tc>
+        <w:tc>
+          <w:tcPr>
+            <w:tcW w:type="dxa" w:w="792"/>
+          </w:tcPr>
+          <w:p>
+            <w:pPr>
+              <w:jc w:val="center"/>
+            </w:pPr>
+            <w:r>
+              <w:t xml:space="preserve">о.е.</w:t>
+            </w:r>
+          </w:p>
+        </w:tc>
+        <w:tc>
+          <w:tcPr>
+            <w:tcW w:type="dxa" w:w="648"/>
+          </w:tcPr>
+          <w:p>
+            <w:pPr>
+              <w:jc w:val="center"/>
+            </w:pPr>
+            <w:r>
+              <w:t xml:space="preserve">0,01</w:t>
+            </w:r>
+          </w:p>
+        </w:tc>
+        <w:tc>
+          <w:tcPr>
+            <w:tcW w:type="dxa" w:w="1296"/>
+          </w:tcPr>
+          <w:p>
+            <w:pPr>
+              <w:jc w:val="center"/>
+            </w:pPr>
+            <w:r>
+              <w:t xml:space="preserve">1,00</w:t>
+            </w:r>
+          </w:p>
+        </w:tc>
+        <w:tc>
+          <w:tcPr>
+            <w:tcW w:type="dxa" w:w="1512"/>
+          </w:tcPr>
+          <w:p>
+            <w:r>
+              <w:t xml:space="preserve"/>
+            </w:r>
+          </w:p>
+        </w:tc>
+      </w:tr>
+    </w:tbl>
+    <w:p>
+      <w:pPr>
+        <w:pStyle w:val="TAGS"/>
+      </w:pPr>
+      <w:r>
+        <w:t xml:space="preserve"/>
+      </w:r>
+    </w:p>
+    <w:p>
+      <w:pPr>
+        <w:pStyle w:val="a7"/>
+      </w:pPr>
+      <w:r>
+        <w:t xml:space="preserve">МТЗ 2 ступень</w:t>
+      </w:r>
+    </w:p>
+    <w:tbl>
+      <w:tblPr>
+        <w:tblStyle w:val="510"/>
+        <w:tblW w:type="auto" w:w="0"/>
+        <w:tblLook w:firstColumn="1" w:firstRow="1" w:lastColumn="0" w:lastRow="0" w:noHBand="0" w:noVBand="1" w:val="04A0"/>
+        <w:tblLayout w:type="fixed"/>
+      </w:tblPr>
+      <w:tblGrid>
+        <w:gridCol w:w="1178"/>
+        <w:gridCol w:w="1178"/>
+        <w:gridCol w:w="1178"/>
+        <w:gridCol w:w="1178"/>
+        <w:gridCol w:w="1178"/>
+        <w:gridCol w:w="1178"/>
+        <w:gridCol w:w="1178"/>
+        <w:gridCol w:w="1178"/>
+        <w:gridCol w:w="1178"/>
+      </w:tblGrid>
+      <w:tr>
+        <w:trPr>
+          <w:tblHeader w:val="true"/>
+        </w:trPr>
+        <w:tc>
+          <w:tcPr>
+            <w:tcW w:type="dxa" w:w="403"/>
+            <w:vMerge w:val="restart"/>
+            <w:vAlign w:val="center"/>
+          </w:tcPr>
+          <w:p>
+            <w:pPr>
+              <w:pStyle w:val="affa"/>
+              <w:jc w:val="center"/>
+            </w:pPr>
+            <w:r>
+              <w:t>№</w:t>
+            </w:r>
+          </w:p>
+        </w:tc>
+        <w:tc>
+          <w:tcPr>
+            <w:tcW w:type="dxa" w:w="1771"/>
+            <w:vMerge w:val="restart"/>
+            <w:vAlign w:val="center"/>
+          </w:tcPr>
+          <w:p>
+            <w:pPr>
+              <w:pStyle w:val="affa"/>
+              <w:jc w:val="center"/>
+            </w:pPr>
+            <w:r>
+              <w:t>Описание</w:t>
+            </w:r>
+          </w:p>
+        </w:tc>
+        <w:tc>
+          <w:tcPr>
+            <w:tcW w:type="dxa" w:w="576"/>
+            <w:gridSpan w:val="2"/>
+            <w:vAlign w:val="center"/>
+          </w:tcPr>
+          <w:p>
+            <w:pPr>
+              <w:pStyle w:val="affa"/>
+              <w:jc w:val="center"/>
+            </w:pPr>
+            <w:r>
+              <w:t>Наименование</w:t>
+            </w:r>
+          </w:p>
+        </w:tc>
+        <w:tc>
+          <w:tcPr>
+            <w:tcW w:type="dxa" w:w="2304"/>
+            <w:vMerge w:val="restart"/>
+            <w:vAlign w:val="center"/>
+          </w:tcPr>
+          <w:p>
+            <w:pPr>
+              <w:pStyle w:val="affa"/>
+              <w:jc w:val="center"/>
+            </w:pPr>
+            <w:r>
+              <w:t>Значение / Диапазон</w:t>
+            </w:r>
+          </w:p>
+        </w:tc>
+        <w:tc>
+          <w:tcPr>
+            <w:tcW w:type="dxa" w:w="792"/>
+            <w:vMerge w:val="restart"/>
+            <w:vAlign w:val="center"/>
+          </w:tcPr>
+          <w:p>
+            <w:pPr>
+              <w:pStyle w:val="affa"/>
+              <w:jc w:val="center"/>
+            </w:pPr>
+            <w:r>
+              <w:t>Ед. изм.</w:t>
+            </w:r>
+          </w:p>
+        </w:tc>
+        <w:tc>
+          <w:tcPr>
+            <w:tcW w:type="dxa" w:w="648"/>
+            <w:vMerge w:val="restart"/>
+            <w:vAlign w:val="center"/>
+          </w:tcPr>
+          <w:p>
+            <w:pPr>
+              <w:pStyle w:val="affa"/>
+              <w:jc w:val="center"/>
+            </w:pPr>
+            <w:r>
+              <w:t>Шаг</w:t>
+            </w:r>
+          </w:p>
+        </w:tc>
+        <w:tc>
+          <w:tcPr>
+            <w:tcW w:type="dxa" w:w="1296"/>
+            <w:vMerge w:val="restart"/>
+            <w:vAlign w:val="center"/>
+          </w:tcPr>
+          <w:p>
+            <w:pPr>
+              <w:pStyle w:val="affa"/>
+              <w:jc w:val="center"/>
+            </w:pPr>
+            <w:r>
+              <w:t>Значение по умолчанию</w:t>
+            </w:r>
+          </w:p>
+        </w:tc>
+        <w:tc>
+          <w:tcPr>
+            <w:tcW w:type="dxa" w:w="1512"/>
+            <w:vMerge w:val="restart"/>
+            <w:vAlign w:val="center"/>
+          </w:tcPr>
+          <w:p>
+            <w:pPr>
+              <w:pStyle w:val="affa"/>
+              <w:jc w:val="center"/>
+            </w:pPr>
+            <w:r>
+              <w:t>Уставка</w:t>
+            </w:r>
+          </w:p>
+        </w:tc>
+      </w:tr>
+      <w:tr>
+        <w:trPr>
+          <w:tblHeader w:val="true"/>
+        </w:trPr>
+        <w:tc>
+          <w:tcPr>
+            <w:tcW w:type="dxa" w:w="1178"/>
+            <w:vMerge/>
+          </w:tcPr>
+          <w:p/>
+        </w:tc>
+        <w:tc>
+          <w:tcPr>
+            <w:tcW w:type="dxa" w:w="1178"/>
+            <w:vMerge/>
+          </w:tcPr>
+          <w:p/>
+        </w:tc>
+        <w:tc>
+          <w:tcPr>
+            <w:tcW w:type="dxa" w:w="1296"/>
+          </w:tcPr>
+          <w:p>
+            <w:pPr>
+              <w:jc w:val="center"/>
+            </w:pPr>
+            <w:r>
+              <w:t>ПО</w:t>
+            </w:r>
+          </w:p>
+        </w:tc>
+        <w:tc>
+          <w:tcPr>
+            <w:tcW w:type="dxa" w:w="576"/>
+          </w:tcPr>
+          <w:p>
+            <w:r>
+              <w:t>ФСУ</w:t>
+            </w:r>
+          </w:p>
+        </w:tc>
+        <w:tc>
+          <w:tcPr>
+            <w:tcW w:type="dxa" w:w="1178"/>
+            <w:vMerge/>
+          </w:tcPr>
+          <w:p/>
+        </w:tc>
+        <w:tc>
+          <w:tcPr>
+            <w:tcW w:type="dxa" w:w="1178"/>
+            <w:vMerge/>
+          </w:tcPr>
+          <w:p/>
+        </w:tc>
+        <w:tc>
+          <w:tcPr>
+            <w:tcW w:type="dxa" w:w="1178"/>
+            <w:vMerge/>
+          </w:tcPr>
+          <w:p/>
+        </w:tc>
+        <w:tc>
+          <w:tcPr>
+            <w:tcW w:type="dxa" w:w="1178"/>
+            <w:vMerge/>
+          </w:tcPr>
+          <w:p/>
+        </w:tc>
+        <w:tc>
+          <w:tcPr>
+            <w:tcW w:type="dxa" w:w="1178"/>
+            <w:vMerge/>
+          </w:tcPr>
+          <w:p/>
+        </w:tc>
+      </w:tr>
+      <w:tr>
+        <w:tc>
+          <w:tcPr>
+            <w:tcW w:type="dxa" w:w="403"/>
+          </w:tcPr>
+          <w:p>
+            <w:pPr>
+              <w:jc w:val="center"/>
+            </w:pPr>
+            <w:r>
+              <w:t xml:space="preserve">1</w:t>
+            </w:r>
+          </w:p>
+        </w:tc>
+        <w:tc>
+          <w:tcPr>
+            <w:tcW w:type="dxa" w:w="1771"/>
+          </w:tcPr>
+          <w:p>
+            <w:r>
+              <w:t xml:space="preserve">Ввод функции в работу</w:t>
+            </w:r>
+          </w:p>
+        </w:tc>
+        <w:tc>
+          <w:tcPr>
+            <w:tcW w:type="dxa" w:w="1296"/>
+          </w:tcPr>
+          <w:p>
+            <w:r>
+              <w:t xml:space="preserve">Ввод_функции</w:t>
+            </w:r>
+          </w:p>
+        </w:tc>
+        <w:tc>
+          <w:tcPr>
+            <w:tcW w:type="dxa" w:w="576"/>
+          </w:tcPr>
+          <w:p>
+            <w:pPr>
+              <w:jc w:val="center"/>
+            </w:pPr>
+            <w:r>
+              <w:t xml:space="preserve">SGF1</w:t>
+            </w:r>
+          </w:p>
+        </w:tc>
+        <w:tc>
+          <w:tcPr>
+            <w:tcW w:type="dxa" w:w="2304"/>
+          </w:tcPr>
+          <w:p>
+            <w:r>
+              <w:t xml:space="preserve">0 = Не предусмотрено</w:t>
+              <w:br/>
+              <w:t xml:space="preserve">1 = Предусмотрено</w:t>
+            </w:r>
+          </w:p>
+        </w:tc>
+        <w:tc>
+          <w:tcPr>
+            <w:tcW w:type="dxa" w:w="792"/>
+          </w:tcPr>
+          <w:p>
+            <w:pPr>
+              <w:jc w:val="center"/>
+            </w:pPr>
+            <w:r>
+              <w:t xml:space="preserve">-</w:t>
+            </w:r>
+          </w:p>
+        </w:tc>
+        <w:tc>
+          <w:tcPr>
+            <w:tcW w:type="dxa" w:w="648"/>
+          </w:tcPr>
+          <w:p>
+            <w:pPr>
+              <w:jc w:val="center"/>
+            </w:pPr>
+            <w:r>
+              <w:t xml:space="preserve">1</w:t>
+            </w:r>
+          </w:p>
+        </w:tc>
+        <w:tc>
+          <w:tcPr>
+            <w:tcW w:type="dxa" w:w="1296"/>
+          </w:tcPr>
+          <w:p>
+            <w:pPr>
+              <w:jc w:val="center"/>
+            </w:pPr>
+            <w:r>
+              <w:t xml:space="preserve">0</w:t>
+            </w:r>
+          </w:p>
+        </w:tc>
+        <w:tc>
+          <w:tcPr>
+            <w:tcW w:type="dxa" w:w="1512"/>
+          </w:tcPr>
+          <w:p>
+            <w:r>
+              <w:t xml:space="preserve"/>
+            </w:r>
+          </w:p>
+        </w:tc>
+      </w:tr>
+      <w:tr>
+        <w:tc>
+          <w:tcPr>
+            <w:tcW w:type="dxa" w:w="403"/>
+          </w:tcPr>
+          <w:p>
+            <w:pPr>
+              <w:jc w:val="center"/>
+            </w:pPr>
+            <w:r>
+              <w:t xml:space="preserve">2</w:t>
+            </w:r>
+          </w:p>
+        </w:tc>
+        <w:tc>
+          <w:tcPr>
+            <w:tcW w:type="dxa" w:w="1771"/>
+          </w:tcPr>
+          <w:p>
+            <w:r>
+              <w:t xml:space="preserve">Ток срабатывания</w:t>
+            </w:r>
+          </w:p>
+        </w:tc>
+        <w:tc>
+          <w:tcPr>
+            <w:tcW w:type="dxa" w:w="1296"/>
+          </w:tcPr>
+          <w:p>
+            <w:r>
+              <w:t xml:space="preserve">Iср</w:t>
+            </w:r>
+          </w:p>
+        </w:tc>
+        <w:tc>
+          <w:tcPr>
+            <w:tcW w:type="dxa" w:w="576"/>
+          </w:tcPr>
+          <w:p>
+            <w:pPr>
+              <w:jc w:val="center"/>
+            </w:pPr>
+            <w:r>
+              <w:t xml:space="preserve">I&gt;</w:t>
+            </w:r>
+          </w:p>
+        </w:tc>
+        <w:tc>
+          <w:tcPr>
+            <w:tcW w:type="dxa" w:w="2304"/>
+          </w:tcPr>
+          <w:p>
+            <w:r>
+              <w:t xml:space="preserve">(0,10…30,00)</w:t>
+            </w:r>
+          </w:p>
+        </w:tc>
+        <w:tc>
+          <w:tcPr>
+            <w:tcW w:type="dxa" w:w="792"/>
+          </w:tcPr>
+          <w:p>
+            <w:pPr>
+              <w:jc w:val="center"/>
+            </w:pPr>
+            <w:r>
+              <w:t xml:space="preserve">о.е.</w:t>
+            </w:r>
+          </w:p>
+        </w:tc>
+        <w:tc>
+          <w:tcPr>
+            <w:tcW w:type="dxa" w:w="648"/>
+          </w:tcPr>
+          <w:p>
+            <w:pPr>
+              <w:jc w:val="center"/>
+            </w:pPr>
+            <w:r>
+              <w:t xml:space="preserve">0,01</w:t>
+            </w:r>
+          </w:p>
+        </w:tc>
+        <w:tc>
+          <w:tcPr>
+            <w:tcW w:type="dxa" w:w="1296"/>
+          </w:tcPr>
+          <w:p>
+            <w:pPr>
+              <w:jc w:val="center"/>
+            </w:pPr>
+            <w:r>
+              <w:t xml:space="preserve">1,00</w:t>
+            </w:r>
+          </w:p>
+        </w:tc>
+        <w:tc>
+          <w:tcPr>
+            <w:tcW w:type="dxa" w:w="1512"/>
+          </w:tcPr>
+          <w:p>
+            <w:r>
+              <w:t xml:space="preserve"/>
+            </w:r>
+          </w:p>
+        </w:tc>
+      </w:tr>
+    </w:tbl>
+    <w:p>
+      <w:pPr>
+        <w:pStyle w:val="TAGS"/>
+      </w:pPr>
+      <w:r>
+        <w:t xml:space="preserve"/>
+      </w:r>
+    </w:p>
+    <w:p>
+      <w:pPr>
+        <w:pStyle w:val="a7"/>
+      </w:pPr>
+      <w:r>
+        <w:t xml:space="preserve">МТЗ 3 ступень</w:t>
+      </w:r>
+    </w:p>
+    <w:tbl>
+      <w:tblPr>
+        <w:tblStyle w:val="510"/>
+        <w:tblW w:type="auto" w:w="0"/>
+        <w:tblLook w:firstColumn="1" w:firstRow="1" w:lastColumn="0" w:lastRow="0" w:noHBand="0" w:noVBand="1" w:val="04A0"/>
+        <w:tblLayout w:type="fixed"/>
+      </w:tblPr>
+      <w:tblGrid>
+        <w:gridCol w:w="1178"/>
+        <w:gridCol w:w="1178"/>
+        <w:gridCol w:w="1178"/>
+        <w:gridCol w:w="1178"/>
+        <w:gridCol w:w="1178"/>
+        <w:gridCol w:w="1178"/>
+        <w:gridCol w:w="1178"/>
+        <w:gridCol w:w="1178"/>
+        <w:gridCol w:w="1178"/>
+      </w:tblGrid>
+      <w:tr>
+        <w:trPr>
+          <w:tblHeader w:val="true"/>
+        </w:trPr>
+        <w:tc>
+          <w:tcPr>
+            <w:tcW w:type="dxa" w:w="403"/>
+            <w:vMerge w:val="restart"/>
+            <w:vAlign w:val="center"/>
+          </w:tcPr>
+          <w:p>
+            <w:pPr>
+              <w:pStyle w:val="affa"/>
+              <w:jc w:val="center"/>
+            </w:pPr>
+            <w:r>
+              <w:t>№</w:t>
+            </w:r>
+          </w:p>
+        </w:tc>
+        <w:tc>
+          <w:tcPr>
+            <w:tcW w:type="dxa" w:w="1771"/>
+            <w:vMerge w:val="restart"/>
+            <w:vAlign w:val="center"/>
+          </w:tcPr>
+          <w:p>
+            <w:pPr>
+              <w:pStyle w:val="affa"/>
+              <w:jc w:val="center"/>
+            </w:pPr>
+            <w:r>
+              <w:t>Описание</w:t>
+            </w:r>
+          </w:p>
+        </w:tc>
+        <w:tc>
+          <w:tcPr>
+            <w:tcW w:type="dxa" w:w="576"/>
+            <w:gridSpan w:val="2"/>
+            <w:vAlign w:val="center"/>
+          </w:tcPr>
+          <w:p>
+            <w:pPr>
+              <w:pStyle w:val="affa"/>
+              <w:jc w:val="center"/>
+            </w:pPr>
+            <w:r>
+              <w:t>Наименование</w:t>
+            </w:r>
+          </w:p>
+        </w:tc>
+        <w:tc>
+          <w:tcPr>
+            <w:tcW w:type="dxa" w:w="2304"/>
+            <w:vMerge w:val="restart"/>
+            <w:vAlign w:val="center"/>
+          </w:tcPr>
+          <w:p>
+            <w:pPr>
+              <w:pStyle w:val="affa"/>
+              <w:jc w:val="center"/>
+            </w:pPr>
+            <w:r>
+              <w:t>Значение / Диапазон</w:t>
+            </w:r>
+          </w:p>
+        </w:tc>
+        <w:tc>
+          <w:tcPr>
+            <w:tcW w:type="dxa" w:w="792"/>
+            <w:vMerge w:val="restart"/>
+            <w:vAlign w:val="center"/>
+          </w:tcPr>
+          <w:p>
+            <w:pPr>
+              <w:pStyle w:val="affa"/>
+              <w:jc w:val="center"/>
+            </w:pPr>
+            <w:r>
+              <w:t>Ед. изм.</w:t>
+            </w:r>
+          </w:p>
+        </w:tc>
+        <w:tc>
+          <w:tcPr>
+            <w:tcW w:type="dxa" w:w="648"/>
+            <w:vMerge w:val="restart"/>
+            <w:vAlign w:val="center"/>
+          </w:tcPr>
+          <w:p>
+            <w:pPr>
+              <w:pStyle w:val="affa"/>
+              <w:jc w:val="center"/>
+            </w:pPr>
+            <w:r>
+              <w:t>Шаг</w:t>
+            </w:r>
+          </w:p>
+        </w:tc>
+        <w:tc>
+          <w:tcPr>
+            <w:tcW w:type="dxa" w:w="1296"/>
+            <w:vMerge w:val="restart"/>
+            <w:vAlign w:val="center"/>
+          </w:tcPr>
+          <w:p>
+            <w:pPr>
+              <w:pStyle w:val="affa"/>
+              <w:jc w:val="center"/>
+            </w:pPr>
+            <w:r>
+              <w:t>Значение по умолчанию</w:t>
+            </w:r>
+          </w:p>
+        </w:tc>
+        <w:tc>
+          <w:tcPr>
+            <w:tcW w:type="dxa" w:w="1512"/>
+            <w:vMerge w:val="restart"/>
+            <w:vAlign w:val="center"/>
+          </w:tcPr>
+          <w:p>
+            <w:pPr>
+              <w:pStyle w:val="affa"/>
+              <w:jc w:val="center"/>
+            </w:pPr>
+            <w:r>
+              <w:t>Уставка</w:t>
+            </w:r>
+          </w:p>
+        </w:tc>
+      </w:tr>
+      <w:tr>
+        <w:trPr>
+          <w:tblHeader w:val="true"/>
+        </w:trPr>
+        <w:tc>
+          <w:tcPr>
+            <w:tcW w:type="dxa" w:w="1178"/>
+            <w:vMerge/>
+          </w:tcPr>
+          <w:p/>
+        </w:tc>
+        <w:tc>
+          <w:tcPr>
+            <w:tcW w:type="dxa" w:w="1178"/>
+            <w:vMerge/>
+          </w:tcPr>
+          <w:p/>
+        </w:tc>
+        <w:tc>
+          <w:tcPr>
+            <w:tcW w:type="dxa" w:w="1296"/>
+          </w:tcPr>
+          <w:p>
+            <w:pPr>
+              <w:jc w:val="center"/>
+            </w:pPr>
+            <w:r>
+              <w:t>ПО</w:t>
+            </w:r>
+          </w:p>
+        </w:tc>
+        <w:tc>
+          <w:tcPr>
+            <w:tcW w:type="dxa" w:w="576"/>
+          </w:tcPr>
+          <w:p>
+            <w:r>
+              <w:t>ФСУ</w:t>
+            </w:r>
+          </w:p>
+        </w:tc>
+        <w:tc>
+          <w:tcPr>
+            <w:tcW w:type="dxa" w:w="1178"/>
+            <w:vMerge/>
+          </w:tcPr>
+          <w:p/>
+        </w:tc>
+        <w:tc>
+          <w:tcPr>
+            <w:tcW w:type="dxa" w:w="1178"/>
+            <w:vMerge/>
+          </w:tcPr>
+          <w:p/>
+        </w:tc>
+        <w:tc>
+          <w:tcPr>
+            <w:tcW w:type="dxa" w:w="1178"/>
+            <w:vMerge/>
+          </w:tcPr>
+          <w:p/>
+        </w:tc>
+        <w:tc>
+          <w:tcPr>
+            <w:tcW w:type="dxa" w:w="1178"/>
+            <w:vMerge/>
+          </w:tcPr>
+          <w:p/>
+        </w:tc>
+        <w:tc>
+          <w:tcPr>
+            <w:tcW w:type="dxa" w:w="1178"/>
+            <w:vMerge/>
+          </w:tcPr>
+          <w:p/>
+        </w:tc>
+      </w:tr>
+      <w:tr>
+        <w:tc>
+          <w:tcPr>
+            <w:tcW w:type="dxa" w:w="403"/>
+          </w:tcPr>
+          <w:p>
+            <w:pPr>
+              <w:jc w:val="center"/>
+            </w:pPr>
+            <w:r>
+              <w:t xml:space="preserve">1</w:t>
+            </w:r>
+          </w:p>
+        </w:tc>
+        <w:tc>
+          <w:tcPr>
+            <w:tcW w:type="dxa" w:w="1771"/>
+          </w:tcPr>
+          <w:p>
+            <w:r>
+              <w:t xml:space="preserve">Ввод функции в работу</w:t>
+            </w:r>
+          </w:p>
+        </w:tc>
+        <w:tc>
+          <w:tcPr>
+            <w:tcW w:type="dxa" w:w="1296"/>
+          </w:tcPr>
+          <w:p>
+            <w:r>
+              <w:t xml:space="preserve">Ввод_функции</w:t>
+            </w:r>
+          </w:p>
+        </w:tc>
+        <w:tc>
+          <w:tcPr>
+            <w:tcW w:type="dxa" w:w="576"/>
+          </w:tcPr>
+          <w:p>
+            <w:pPr>
+              <w:jc w:val="center"/>
+            </w:pPr>
+            <w:r>
+              <w:t xml:space="preserve">SGF1</w:t>
+            </w:r>
+          </w:p>
+        </w:tc>
+        <w:tc>
+          <w:tcPr>
+            <w:tcW w:type="dxa" w:w="2304"/>
+          </w:tcPr>
+          <w:p>
+            <w:r>
+              <w:t xml:space="preserve">0 = Не предусмотрено</w:t>
+              <w:br/>
+              <w:t xml:space="preserve">1 = Предусмотрено</w:t>
+            </w:r>
+          </w:p>
+        </w:tc>
+        <w:tc>
+          <w:tcPr>
+            <w:tcW w:type="dxa" w:w="792"/>
+          </w:tcPr>
+          <w:p>
+            <w:pPr>
+              <w:jc w:val="center"/>
+            </w:pPr>
+            <w:r>
+              <w:t xml:space="preserve">-</w:t>
+            </w:r>
+          </w:p>
+        </w:tc>
+        <w:tc>
+          <w:tcPr>
+            <w:tcW w:type="dxa" w:w="648"/>
+          </w:tcPr>
+          <w:p>
+            <w:pPr>
+              <w:jc w:val="center"/>
+            </w:pPr>
+            <w:r>
+              <w:t xml:space="preserve">1</w:t>
+            </w:r>
+          </w:p>
+        </w:tc>
+        <w:tc>
+          <w:tcPr>
+            <w:tcW w:type="dxa" w:w="1296"/>
+          </w:tcPr>
+          <w:p>
+            <w:pPr>
+              <w:jc w:val="center"/>
+            </w:pPr>
+            <w:r>
+              <w:t xml:space="preserve">0</w:t>
+            </w:r>
+          </w:p>
+        </w:tc>
+        <w:tc>
+          <w:tcPr>
+            <w:tcW w:type="dxa" w:w="1512"/>
+          </w:tcPr>
+          <w:p>
+            <w:r>
+              <w:t xml:space="preserve"/>
+            </w:r>
+          </w:p>
+        </w:tc>
+      </w:tr>
+      <w:tr>
+        <w:tc>
+          <w:tcPr>
+            <w:tcW w:type="dxa" w:w="403"/>
+          </w:tcPr>
+          <w:p>
+            <w:pPr>
+              <w:jc w:val="center"/>
+            </w:pPr>
+            <w:r>
+              <w:t xml:space="preserve">2</w:t>
+            </w:r>
+          </w:p>
+        </w:tc>
+        <w:tc>
+          <w:tcPr>
+            <w:tcW w:type="dxa" w:w="1771"/>
+          </w:tcPr>
+          <w:p>
+            <w:r>
+              <w:t xml:space="preserve">Ток срабатывания</w:t>
+            </w:r>
+          </w:p>
+        </w:tc>
+        <w:tc>
+          <w:tcPr>
+            <w:tcW w:type="dxa" w:w="1296"/>
+          </w:tcPr>
+          <w:p>
+            <w:r>
+              <w:t xml:space="preserve">Iср</w:t>
+            </w:r>
+          </w:p>
+        </w:tc>
+        <w:tc>
+          <w:tcPr>
+            <w:tcW w:type="dxa" w:w="576"/>
+          </w:tcPr>
+          <w:p>
+            <w:pPr>
+              <w:jc w:val="center"/>
+            </w:pPr>
+            <w:r>
+              <w:t xml:space="preserve">I&gt;</w:t>
+            </w:r>
+          </w:p>
+        </w:tc>
+        <w:tc>
+          <w:tcPr>
+            <w:tcW w:type="dxa" w:w="2304"/>
+          </w:tcPr>
+          <w:p>
+            <w:r>
+              <w:t xml:space="preserve">(0,10…30,00)</w:t>
+            </w:r>
+          </w:p>
+        </w:tc>
+        <w:tc>
+          <w:tcPr>
+            <w:tcW w:type="dxa" w:w="792"/>
+          </w:tcPr>
+          <w:p>
+            <w:pPr>
+              <w:jc w:val="center"/>
+            </w:pPr>
+            <w:r>
+              <w:t xml:space="preserve">о.е.</w:t>
+            </w:r>
+          </w:p>
+        </w:tc>
+        <w:tc>
+          <w:tcPr>
+            <w:tcW w:type="dxa" w:w="648"/>
+          </w:tcPr>
+          <w:p>
+            <w:pPr>
+              <w:jc w:val="center"/>
+            </w:pPr>
+            <w:r>
+              <w:t xml:space="preserve">0,01</w:t>
+            </w:r>
+          </w:p>
+        </w:tc>
+        <w:tc>
+          <w:tcPr>
+            <w:tcW w:type="dxa" w:w="1296"/>
+          </w:tcPr>
+          <w:p>
+            <w:pPr>
+              <w:jc w:val="center"/>
+            </w:pPr>
+            <w:r>
+              <w:t xml:space="preserve">1,00</w:t>
+            </w:r>
+          </w:p>
+        </w:tc>
+        <w:tc>
+          <w:tcPr>
+            <w:tcW w:type="dxa" w:w="1512"/>
+          </w:tcPr>
+          <w:p>
+            <w:r>
+              <w:t xml:space="preserve"/>
+            </w:r>
+          </w:p>
+        </w:tc>
+      </w:tr>
+    </w:tbl>
+    <w:p>
+      <w:pPr>
+        <w:pStyle w:val="TAGS"/>
+      </w:pPr>
+      <w:r>
+        <w:t xml:space="preserve"/>
+      </w:r>
+    </w:p>
+    <w:p>
+      <w:pPr>
+        <w:pStyle w:val="30"/>
+      </w:pPr>
+      <w:r>
+        <w:t xml:space="preserve">Токовая защита нулевой последовательности (ТЗНП)</w:t>
+      </w:r>
+    </w:p>
+    <w:p>
+      <w:pPr>
+        <w:pStyle w:val="a7"/>
+      </w:pPr>
+      <w:r>
+        <w:t xml:space="preserve">Общие уставки</w:t>
+      </w:r>
+    </w:p>
+    <w:tbl>
+      <w:tblPr>
+        <w:tblStyle w:val="510"/>
+        <w:tblW w:type="auto" w:w="0"/>
+        <w:tblLook w:firstColumn="1" w:firstRow="1" w:lastColumn="0" w:lastRow="0" w:noHBand="0" w:noVBand="1" w:val="04A0"/>
+        <w:tblLayout w:type="fixed"/>
+      </w:tblPr>
+      <w:tblGrid>
+        <w:gridCol w:w="1178"/>
+        <w:gridCol w:w="1178"/>
+        <w:gridCol w:w="1178"/>
+        <w:gridCol w:w="1178"/>
+        <w:gridCol w:w="1178"/>
+        <w:gridCol w:w="1178"/>
+        <w:gridCol w:w="1178"/>
+        <w:gridCol w:w="1178"/>
+        <w:gridCol w:w="1178"/>
+      </w:tblGrid>
+      <w:tr>
+        <w:trPr>
+          <w:tblHeader w:val="true"/>
+        </w:trPr>
+        <w:tc>
+          <w:tcPr>
+            <w:tcW w:type="dxa" w:w="403"/>
+            <w:vMerge w:val="restart"/>
+            <w:vAlign w:val="center"/>
+          </w:tcPr>
+          <w:p>
+            <w:pPr>
+              <w:pStyle w:val="affa"/>
+              <w:jc w:val="center"/>
+            </w:pPr>
+            <w:r>
+              <w:t>№</w:t>
+            </w:r>
+          </w:p>
+        </w:tc>
+        <w:tc>
+          <w:tcPr>
+            <w:tcW w:type="dxa" w:w="1771"/>
+            <w:vMerge w:val="restart"/>
+            <w:vAlign w:val="center"/>
+          </w:tcPr>
+          <w:p>
+            <w:pPr>
+              <w:pStyle w:val="affa"/>
+              <w:jc w:val="center"/>
+            </w:pPr>
+            <w:r>
+              <w:t>Описание</w:t>
+            </w:r>
+          </w:p>
+        </w:tc>
+        <w:tc>
+          <w:tcPr>
+            <w:tcW w:type="dxa" w:w="576"/>
+            <w:gridSpan w:val="2"/>
+            <w:vAlign w:val="center"/>
+          </w:tcPr>
+          <w:p>
+            <w:pPr>
+              <w:pStyle w:val="affa"/>
+              <w:jc w:val="center"/>
+            </w:pPr>
+            <w:r>
+              <w:t>Наименование</w:t>
+            </w:r>
+          </w:p>
+        </w:tc>
+        <w:tc>
+          <w:tcPr>
+            <w:tcW w:type="dxa" w:w="2304"/>
+            <w:vMerge w:val="restart"/>
+            <w:vAlign w:val="center"/>
+          </w:tcPr>
+          <w:p>
+            <w:pPr>
+              <w:pStyle w:val="affa"/>
+              <w:jc w:val="center"/>
+            </w:pPr>
+            <w:r>
+              <w:t>Значение / Диапазон</w:t>
+            </w:r>
+          </w:p>
+        </w:tc>
+        <w:tc>
+          <w:tcPr>
+            <w:tcW w:type="dxa" w:w="792"/>
+            <w:vMerge w:val="restart"/>
+            <w:vAlign w:val="center"/>
+          </w:tcPr>
+          <w:p>
+            <w:pPr>
+              <w:pStyle w:val="affa"/>
+              <w:jc w:val="center"/>
+            </w:pPr>
+            <w:r>
+              <w:t>Ед. изм.</w:t>
+            </w:r>
+          </w:p>
+        </w:tc>
+        <w:tc>
+          <w:tcPr>
+            <w:tcW w:type="dxa" w:w="648"/>
+            <w:vMerge w:val="restart"/>
+            <w:vAlign w:val="center"/>
+          </w:tcPr>
+          <w:p>
+            <w:pPr>
+              <w:pStyle w:val="affa"/>
+              <w:jc w:val="center"/>
+            </w:pPr>
+            <w:r>
+              <w:t>Шаг</w:t>
+            </w:r>
+          </w:p>
+        </w:tc>
+        <w:tc>
+          <w:tcPr>
+            <w:tcW w:type="dxa" w:w="1296"/>
+            <w:vMerge w:val="restart"/>
+            <w:vAlign w:val="center"/>
+          </w:tcPr>
+          <w:p>
+            <w:pPr>
+              <w:pStyle w:val="affa"/>
+              <w:jc w:val="center"/>
+            </w:pPr>
+            <w:r>
+              <w:t>Значение по умолчанию</w:t>
+            </w:r>
+          </w:p>
+        </w:tc>
+        <w:tc>
+          <w:tcPr>
+            <w:tcW w:type="dxa" w:w="1512"/>
+            <w:vMerge w:val="restart"/>
+            <w:vAlign w:val="center"/>
+          </w:tcPr>
+          <w:p>
+            <w:pPr>
+              <w:pStyle w:val="affa"/>
+              <w:jc w:val="center"/>
+            </w:pPr>
+            <w:r>
+              <w:t>Уставка</w:t>
+            </w:r>
+          </w:p>
+        </w:tc>
+      </w:tr>
+      <w:tr>
+        <w:trPr>
+          <w:tblHeader w:val="true"/>
+        </w:trPr>
+        <w:tc>
+          <w:tcPr>
+            <w:tcW w:type="dxa" w:w="1178"/>
+            <w:vMerge/>
+          </w:tcPr>
+          <w:p/>
+        </w:tc>
+        <w:tc>
+          <w:tcPr>
+            <w:tcW w:type="dxa" w:w="1178"/>
+            <w:vMerge/>
+          </w:tcPr>
+          <w:p/>
+        </w:tc>
+        <w:tc>
+          <w:tcPr>
+            <w:tcW w:type="dxa" w:w="1296"/>
+          </w:tcPr>
+          <w:p>
+            <w:pPr>
+              <w:jc w:val="center"/>
+            </w:pPr>
+            <w:r>
+              <w:t>ПО</w:t>
+            </w:r>
+          </w:p>
+        </w:tc>
+        <w:tc>
+          <w:tcPr>
+            <w:tcW w:type="dxa" w:w="576"/>
+          </w:tcPr>
+          <w:p>
+            <w:r>
+              <w:t>ФСУ</w:t>
+            </w:r>
+          </w:p>
+        </w:tc>
+        <w:tc>
+          <w:tcPr>
+            <w:tcW w:type="dxa" w:w="1178"/>
+            <w:vMerge/>
+          </w:tcPr>
+          <w:p/>
+        </w:tc>
+        <w:tc>
+          <w:tcPr>
+            <w:tcW w:type="dxa" w:w="1178"/>
+            <w:vMerge/>
+          </w:tcPr>
+          <w:p/>
+        </w:tc>
+        <w:tc>
+          <w:tcPr>
+            <w:tcW w:type="dxa" w:w="1178"/>
+            <w:vMerge/>
+          </w:tcPr>
+          <w:p/>
+        </w:tc>
+        <w:tc>
+          <w:tcPr>
+            <w:tcW w:type="dxa" w:w="1178"/>
+            <w:vMerge/>
+          </w:tcPr>
+          <w:p/>
+        </w:tc>
+        <w:tc>
+          <w:tcPr>
+            <w:tcW w:type="dxa" w:w="1178"/>
+            <w:vMerge/>
+          </w:tcPr>
+          <w:p/>
+        </w:tc>
+      </w:tr>
+      <w:tr>
+        <w:tc>
+          <w:tcPr>
+            <w:tcW w:type="dxa" w:w="403"/>
+          </w:tcPr>
+          <w:p>
+            <w:pPr>
+              <w:jc w:val="center"/>
+            </w:pPr>
+            <w:r>
+              <w:t xml:space="preserve">1</w:t>
+            </w:r>
+          </w:p>
+        </w:tc>
+        <w:tc>
+          <w:tcPr>
+            <w:tcW w:type="dxa" w:w="1771"/>
+          </w:tcPr>
+          <w:p>
+            <w:r>
+              <w:t xml:space="preserve">Ввод функции в работу</w:t>
+            </w:r>
+          </w:p>
+        </w:tc>
+        <w:tc>
+          <w:tcPr>
+            <w:tcW w:type="dxa" w:w="1296"/>
+          </w:tcPr>
+          <w:p>
+            <w:r>
+              <w:t xml:space="preserve">Ввод_функции</w:t>
+            </w:r>
+          </w:p>
+        </w:tc>
+        <w:tc>
+          <w:tcPr>
+            <w:tcW w:type="dxa" w:w="576"/>
+          </w:tcPr>
+          <w:p>
+            <w:pPr>
+              <w:jc w:val="center"/>
+            </w:pPr>
+            <w:r>
+              <w:t xml:space="preserve">SGF1</w:t>
+            </w:r>
+          </w:p>
+        </w:tc>
+        <w:tc>
+          <w:tcPr>
+            <w:tcW w:type="dxa" w:w="2304"/>
+          </w:tcPr>
+          <w:p>
+            <w:r>
+              <w:t xml:space="preserve">0 = Не предусмотрено</w:t>
+              <w:br/>
+              <w:t xml:space="preserve">1 = Предусмотрено</w:t>
+            </w:r>
+          </w:p>
+        </w:tc>
+        <w:tc>
+          <w:tcPr>
+            <w:tcW w:type="dxa" w:w="792"/>
+          </w:tcPr>
+          <w:p>
+            <w:pPr>
+              <w:jc w:val="center"/>
+            </w:pPr>
+            <w:r>
+              <w:t xml:space="preserve">-</w:t>
+            </w:r>
+          </w:p>
+        </w:tc>
+        <w:tc>
+          <w:tcPr>
+            <w:tcW w:type="dxa" w:w="648"/>
+          </w:tcPr>
+          <w:p>
+            <w:pPr>
+              <w:jc w:val="center"/>
+            </w:pPr>
+            <w:r>
+              <w:t xml:space="preserve">1</w:t>
+            </w:r>
+          </w:p>
+        </w:tc>
+        <w:tc>
+          <w:tcPr>
+            <w:tcW w:type="dxa" w:w="1296"/>
+          </w:tcPr>
+          <w:p>
+            <w:pPr>
+              <w:jc w:val="center"/>
+            </w:pPr>
+            <w:r>
+              <w:t xml:space="preserve">0</w:t>
+            </w:r>
+          </w:p>
+        </w:tc>
+        <w:tc>
+          <w:tcPr>
+            <w:tcW w:type="dxa" w:w="1512"/>
+          </w:tcPr>
+          <w:p>
+            <w:r>
+              <w:t xml:space="preserve"/>
+            </w:r>
+          </w:p>
+        </w:tc>
+      </w:tr>
+      <w:tr>
+        <w:tc>
+          <w:tcPr>
+            <w:tcW w:type="dxa" w:w="403"/>
+          </w:tcPr>
+          <w:p>
+            <w:pPr>
+              <w:jc w:val="center"/>
+            </w:pPr>
+            <w:r>
+              <w:t xml:space="preserve">2</w:t>
+            </w:r>
+          </w:p>
+        </w:tc>
+        <w:tc>
+          <w:tcPr>
+            <w:tcW w:type="dxa" w:w="1771"/>
+          </w:tcPr>
+          <w:p>
+            <w:r>
+              <w:t xml:space="preserve">Ток срабатывания</w:t>
+            </w:r>
+          </w:p>
+        </w:tc>
+        <w:tc>
+          <w:tcPr>
+            <w:tcW w:type="dxa" w:w="1296"/>
+          </w:tcPr>
+          <w:p>
+            <w:r>
+              <w:t xml:space="preserve">Iср</w:t>
+            </w:r>
+          </w:p>
+        </w:tc>
+        <w:tc>
+          <w:tcPr>
+            <w:tcW w:type="dxa" w:w="576"/>
+          </w:tcPr>
+          <w:p>
+            <w:pPr>
+              <w:jc w:val="center"/>
+            </w:pPr>
+            <w:r>
+              <w:t xml:space="preserve">I&gt;</w:t>
+            </w:r>
+          </w:p>
+        </w:tc>
+        <w:tc>
+          <w:tcPr>
+            <w:tcW w:type="dxa" w:w="2304"/>
+          </w:tcPr>
+          <w:p>
+            <w:r>
+              <w:t xml:space="preserve">(0,10…30,00)</w:t>
+            </w:r>
+          </w:p>
+        </w:tc>
+        <w:tc>
+          <w:tcPr>
+            <w:tcW w:type="dxa" w:w="792"/>
+          </w:tcPr>
+          <w:p>
+            <w:pPr>
+              <w:jc w:val="center"/>
+            </w:pPr>
+            <w:r>
+              <w:t xml:space="preserve">о.е.</w:t>
+            </w:r>
+          </w:p>
+        </w:tc>
+        <w:tc>
+          <w:tcPr>
+            <w:tcW w:type="dxa" w:w="648"/>
+          </w:tcPr>
+          <w:p>
+            <w:pPr>
+              <w:jc w:val="center"/>
+            </w:pPr>
+            <w:r>
+              <w:t xml:space="preserve">0,01</w:t>
+            </w:r>
+          </w:p>
+        </w:tc>
+        <w:tc>
+          <w:tcPr>
+            <w:tcW w:type="dxa" w:w="1296"/>
+          </w:tcPr>
+          <w:p>
+            <w:pPr>
+              <w:jc w:val="center"/>
+            </w:pPr>
+            <w:r>
+              <w:t xml:space="preserve">1,00</w:t>
+            </w:r>
+          </w:p>
+        </w:tc>
+        <w:tc>
+          <w:tcPr>
+            <w:tcW w:type="dxa" w:w="1512"/>
+          </w:tcPr>
+          <w:p>
+            <w:r>
+              <w:t xml:space="preserve"/>
+            </w:r>
+          </w:p>
+        </w:tc>
+      </w:tr>
+    </w:tbl>
+    <w:p>
+      <w:pPr>
+        <w:pStyle w:val="TAGS"/>
+      </w:pPr>
+      <w:r>
+        <w:t xml:space="preserve"/>
+      </w:r>
+    </w:p>
+    <w:p>
+      <w:pPr>
+        <w:pStyle w:val="a7"/>
+      </w:pPr>
+      <w:r>
+        <w:t xml:space="preserve">МТЗ 1 ступень</w:t>
+      </w:r>
+    </w:p>
+    <w:tbl>
+      <w:tblPr>
+        <w:tblStyle w:val="510"/>
+        <w:tblW w:type="auto" w:w="0"/>
+        <w:tblLook w:firstColumn="1" w:firstRow="1" w:lastColumn="0" w:lastRow="0" w:noHBand="0" w:noVBand="1" w:val="04A0"/>
+        <w:tblLayout w:type="fixed"/>
+      </w:tblPr>
+      <w:tblGrid>
+        <w:gridCol w:w="1178"/>
+        <w:gridCol w:w="1178"/>
+        <w:gridCol w:w="1178"/>
+        <w:gridCol w:w="1178"/>
+        <w:gridCol w:w="1178"/>
+        <w:gridCol w:w="1178"/>
+        <w:gridCol w:w="1178"/>
+        <w:gridCol w:w="1178"/>
+        <w:gridCol w:w="1178"/>
+      </w:tblGrid>
+      <w:tr>
+        <w:trPr>
+          <w:tblHeader w:val="true"/>
+        </w:trPr>
+        <w:tc>
+          <w:tcPr>
+            <w:tcW w:type="dxa" w:w="403"/>
+            <w:vMerge w:val="restart"/>
+            <w:vAlign w:val="center"/>
+          </w:tcPr>
+          <w:p>
+            <w:pPr>
+              <w:pStyle w:val="affa"/>
+              <w:jc w:val="center"/>
+            </w:pPr>
+            <w:r>
+              <w:t>№</w:t>
+            </w:r>
+          </w:p>
+        </w:tc>
+        <w:tc>
+          <w:tcPr>
+            <w:tcW w:type="dxa" w:w="1771"/>
+            <w:vMerge w:val="restart"/>
+            <w:vAlign w:val="center"/>
+          </w:tcPr>
+          <w:p>
+            <w:pPr>
+              <w:pStyle w:val="affa"/>
+              <w:jc w:val="center"/>
+            </w:pPr>
+            <w:r>
+              <w:t>Описание</w:t>
+            </w:r>
+          </w:p>
+        </w:tc>
+        <w:tc>
+          <w:tcPr>
+            <w:tcW w:type="dxa" w:w="576"/>
+            <w:gridSpan w:val="2"/>
+            <w:vAlign w:val="center"/>
+          </w:tcPr>
+          <w:p>
+            <w:pPr>
+              <w:pStyle w:val="affa"/>
+              <w:jc w:val="center"/>
+            </w:pPr>
+            <w:r>
+              <w:t>Наименование</w:t>
+            </w:r>
+          </w:p>
+        </w:tc>
+        <w:tc>
+          <w:tcPr>
+            <w:tcW w:type="dxa" w:w="2304"/>
+            <w:vMerge w:val="restart"/>
+            <w:vAlign w:val="center"/>
+          </w:tcPr>
+          <w:p>
+            <w:pPr>
+              <w:pStyle w:val="affa"/>
+              <w:jc w:val="center"/>
+            </w:pPr>
+            <w:r>
+              <w:t>Значение / Диапазон</w:t>
+            </w:r>
+          </w:p>
+        </w:tc>
+        <w:tc>
+          <w:tcPr>
+            <w:tcW w:type="dxa" w:w="792"/>
+            <w:vMerge w:val="restart"/>
+            <w:vAlign w:val="center"/>
+          </w:tcPr>
+          <w:p>
+            <w:pPr>
+              <w:pStyle w:val="affa"/>
+              <w:jc w:val="center"/>
+            </w:pPr>
+            <w:r>
+              <w:t>Ед. изм.</w:t>
+            </w:r>
+          </w:p>
+        </w:tc>
+        <w:tc>
+          <w:tcPr>
+            <w:tcW w:type="dxa" w:w="648"/>
+            <w:vMerge w:val="restart"/>
+            <w:vAlign w:val="center"/>
+          </w:tcPr>
+          <w:p>
+            <w:pPr>
+              <w:pStyle w:val="affa"/>
+              <w:jc w:val="center"/>
+            </w:pPr>
+            <w:r>
+              <w:t>Шаг</w:t>
+            </w:r>
+          </w:p>
+        </w:tc>
+        <w:tc>
+          <w:tcPr>
+            <w:tcW w:type="dxa" w:w="1296"/>
+            <w:vMerge w:val="restart"/>
+            <w:vAlign w:val="center"/>
+          </w:tcPr>
+          <w:p>
+            <w:pPr>
+              <w:pStyle w:val="affa"/>
+              <w:jc w:val="center"/>
+            </w:pPr>
+            <w:r>
+              <w:t>Значение по умолчанию</w:t>
+            </w:r>
+          </w:p>
+        </w:tc>
+        <w:tc>
+          <w:tcPr>
+            <w:tcW w:type="dxa" w:w="1512"/>
+            <w:vMerge w:val="restart"/>
+            <w:vAlign w:val="center"/>
+          </w:tcPr>
+          <w:p>
+            <w:pPr>
+              <w:pStyle w:val="affa"/>
+              <w:jc w:val="center"/>
+            </w:pPr>
+            <w:r>
+              <w:t>Уставка</w:t>
+            </w:r>
+          </w:p>
+        </w:tc>
+      </w:tr>
+      <w:tr>
+        <w:trPr>
+          <w:tblHeader w:val="true"/>
+        </w:trPr>
+        <w:tc>
+          <w:tcPr>
+            <w:tcW w:type="dxa" w:w="1178"/>
+            <w:vMerge/>
+          </w:tcPr>
+          <w:p/>
+        </w:tc>
+        <w:tc>
+          <w:tcPr>
+            <w:tcW w:type="dxa" w:w="1178"/>
+            <w:vMerge/>
+          </w:tcPr>
+          <w:p/>
+        </w:tc>
+        <w:tc>
+          <w:tcPr>
+            <w:tcW w:type="dxa" w:w="1296"/>
+          </w:tcPr>
+          <w:p>
+            <w:pPr>
+              <w:jc w:val="center"/>
+            </w:pPr>
+            <w:r>
+              <w:t>ПО</w:t>
+            </w:r>
+          </w:p>
+        </w:tc>
+        <w:tc>
+          <w:tcPr>
+            <w:tcW w:type="dxa" w:w="576"/>
+          </w:tcPr>
+          <w:p>
+            <w:r>
+              <w:t>ФСУ</w:t>
+            </w:r>
+          </w:p>
+        </w:tc>
+        <w:tc>
+          <w:tcPr>
+            <w:tcW w:type="dxa" w:w="1178"/>
+            <w:vMerge/>
+          </w:tcPr>
+          <w:p/>
+        </w:tc>
+        <w:tc>
+          <w:tcPr>
+            <w:tcW w:type="dxa" w:w="1178"/>
+            <w:vMerge/>
+          </w:tcPr>
+          <w:p/>
+        </w:tc>
+        <w:tc>
+          <w:tcPr>
+            <w:tcW w:type="dxa" w:w="1178"/>
+            <w:vMerge/>
+          </w:tcPr>
+          <w:p/>
+        </w:tc>
+        <w:tc>
+          <w:tcPr>
+            <w:tcW w:type="dxa" w:w="1178"/>
+            <w:vMerge/>
+          </w:tcPr>
+          <w:p/>
+        </w:tc>
+        <w:tc>
+          <w:tcPr>
+            <w:tcW w:type="dxa" w:w="1178"/>
+            <w:vMerge/>
+          </w:tcPr>
+          <w:p/>
+        </w:tc>
+      </w:tr>
+      <w:tr>
+        <w:tc>
+          <w:tcPr>
+            <w:tcW w:type="dxa" w:w="403"/>
+          </w:tcPr>
+          <w:p>
+            <w:pPr>
+              <w:jc w:val="center"/>
+            </w:pPr>
+            <w:r>
+              <w:t xml:space="preserve">1</w:t>
+            </w:r>
+          </w:p>
+        </w:tc>
+        <w:tc>
+          <w:tcPr>
+            <w:tcW w:type="dxa" w:w="1771"/>
+          </w:tcPr>
+          <w:p>
+            <w:r>
+              <w:t xml:space="preserve">Ввод функции в работу</w:t>
+            </w:r>
+          </w:p>
+        </w:tc>
+        <w:tc>
+          <w:tcPr>
+            <w:tcW w:type="dxa" w:w="1296"/>
+          </w:tcPr>
+          <w:p>
+            <w:r>
+              <w:t xml:space="preserve">Ввод_функции</w:t>
+            </w:r>
+          </w:p>
+        </w:tc>
+        <w:tc>
+          <w:tcPr>
+            <w:tcW w:type="dxa" w:w="576"/>
+          </w:tcPr>
+          <w:p>
+            <w:pPr>
+              <w:jc w:val="center"/>
+            </w:pPr>
+            <w:r>
+              <w:t xml:space="preserve">SGF1</w:t>
+            </w:r>
+          </w:p>
+        </w:tc>
+        <w:tc>
+          <w:tcPr>
+            <w:tcW w:type="dxa" w:w="2304"/>
+          </w:tcPr>
+          <w:p>
+            <w:r>
+              <w:t xml:space="preserve">0 = Не предусмотрено</w:t>
+              <w:br/>
+              <w:t xml:space="preserve">1 = Предусмотрено</w:t>
+            </w:r>
+          </w:p>
+        </w:tc>
+        <w:tc>
+          <w:tcPr>
+            <w:tcW w:type="dxa" w:w="792"/>
+          </w:tcPr>
+          <w:p>
+            <w:pPr>
+              <w:jc w:val="center"/>
+            </w:pPr>
+            <w:r>
+              <w:t xml:space="preserve">-</w:t>
+            </w:r>
+          </w:p>
+        </w:tc>
+        <w:tc>
+          <w:tcPr>
+            <w:tcW w:type="dxa" w:w="648"/>
+          </w:tcPr>
+          <w:p>
+            <w:pPr>
+              <w:jc w:val="center"/>
+            </w:pPr>
+            <w:r>
+              <w:t xml:space="preserve">1</w:t>
+            </w:r>
+          </w:p>
+        </w:tc>
+        <w:tc>
+          <w:tcPr>
+            <w:tcW w:type="dxa" w:w="1296"/>
+          </w:tcPr>
+          <w:p>
+            <w:pPr>
+              <w:jc w:val="center"/>
+            </w:pPr>
+            <w:r>
+              <w:t xml:space="preserve">0</w:t>
+            </w:r>
+          </w:p>
+        </w:tc>
+        <w:tc>
+          <w:tcPr>
+            <w:tcW w:type="dxa" w:w="1512"/>
+          </w:tcPr>
+          <w:p>
+            <w:r>
+              <w:t xml:space="preserve"/>
+            </w:r>
+          </w:p>
+        </w:tc>
+      </w:tr>
+      <w:tr>
+        <w:tc>
+          <w:tcPr>
+            <w:tcW w:type="dxa" w:w="403"/>
+          </w:tcPr>
+          <w:p>
+            <w:pPr>
+              <w:jc w:val="center"/>
+            </w:pPr>
+            <w:r>
+              <w:t xml:space="preserve">2</w:t>
+            </w:r>
+          </w:p>
+        </w:tc>
+        <w:tc>
+          <w:tcPr>
+            <w:tcW w:type="dxa" w:w="1771"/>
+          </w:tcPr>
+          <w:p>
+            <w:r>
+              <w:t xml:space="preserve">Ток срабатывания</w:t>
+            </w:r>
+          </w:p>
+        </w:tc>
+        <w:tc>
+          <w:tcPr>
+            <w:tcW w:type="dxa" w:w="1296"/>
+          </w:tcPr>
+          <w:p>
+            <w:r>
+              <w:t xml:space="preserve">Iср</w:t>
+            </w:r>
+          </w:p>
+        </w:tc>
+        <w:tc>
+          <w:tcPr>
+            <w:tcW w:type="dxa" w:w="576"/>
+          </w:tcPr>
+          <w:p>
+            <w:pPr>
+              <w:jc w:val="center"/>
+            </w:pPr>
+            <w:r>
+              <w:t xml:space="preserve">I&gt;</w:t>
+            </w:r>
+          </w:p>
+        </w:tc>
+        <w:tc>
+          <w:tcPr>
+            <w:tcW w:type="dxa" w:w="2304"/>
+          </w:tcPr>
+          <w:p>
+            <w:r>
+              <w:t xml:space="preserve">(0,10…30,00)</w:t>
+            </w:r>
+          </w:p>
+        </w:tc>
+        <w:tc>
+          <w:tcPr>
+            <w:tcW w:type="dxa" w:w="792"/>
+          </w:tcPr>
+          <w:p>
+            <w:pPr>
+              <w:jc w:val="center"/>
+            </w:pPr>
+            <w:r>
+              <w:t xml:space="preserve">о.е.</w:t>
+            </w:r>
+          </w:p>
+        </w:tc>
+        <w:tc>
+          <w:tcPr>
+            <w:tcW w:type="dxa" w:w="648"/>
+          </w:tcPr>
+          <w:p>
+            <w:pPr>
+              <w:jc w:val="center"/>
+            </w:pPr>
+            <w:r>
+              <w:t xml:space="preserve">0,01</w:t>
+            </w:r>
+          </w:p>
+        </w:tc>
+        <w:tc>
+          <w:tcPr>
+            <w:tcW w:type="dxa" w:w="1296"/>
+          </w:tcPr>
+          <w:p>
+            <w:pPr>
+              <w:jc w:val="center"/>
+            </w:pPr>
+            <w:r>
+              <w:t xml:space="preserve">1,00</w:t>
+            </w:r>
+          </w:p>
+        </w:tc>
+        <w:tc>
+          <w:tcPr>
+            <w:tcW w:type="dxa" w:w="1512"/>
+          </w:tcPr>
+          <w:p>
+            <w:r>
+              <w:t xml:space="preserve"/>
+            </w:r>
+          </w:p>
+        </w:tc>
+      </w:tr>
+    </w:tbl>
+    <w:p>
+      <w:pPr>
+        <w:pStyle w:val="TAGS"/>
+      </w:pPr>
+      <w:r>
+        <w:t xml:space="preserve"/>
+      </w:r>
+    </w:p>
+    <w:p>
+      <w:pPr>
+        <w:pStyle w:val="a7"/>
+      </w:pPr>
+      <w:r>
+        <w:t xml:space="preserve">МТЗ 2 ступень</w:t>
+      </w:r>
+    </w:p>
+    <w:tbl>
+      <w:tblPr>
+        <w:tblStyle w:val="510"/>
+        <w:tblW w:type="auto" w:w="0"/>
+        <w:tblLook w:firstColumn="1" w:firstRow="1" w:lastColumn="0" w:lastRow="0" w:noHBand="0" w:noVBand="1" w:val="04A0"/>
+        <w:tblLayout w:type="fixed"/>
+      </w:tblPr>
+      <w:tblGrid>
+        <w:gridCol w:w="1178"/>
+        <w:gridCol w:w="1178"/>
+        <w:gridCol w:w="1178"/>
+        <w:gridCol w:w="1178"/>
+        <w:gridCol w:w="1178"/>
+        <w:gridCol w:w="1178"/>
+        <w:gridCol w:w="1178"/>
+        <w:gridCol w:w="1178"/>
+        <w:gridCol w:w="1178"/>
+      </w:tblGrid>
+      <w:tr>
+        <w:trPr>
+          <w:tblHeader w:val="true"/>
+        </w:trPr>
+        <w:tc>
+          <w:tcPr>
+            <w:tcW w:type="dxa" w:w="403"/>
+            <w:vMerge w:val="restart"/>
+            <w:vAlign w:val="center"/>
+          </w:tcPr>
+          <w:p>
+            <w:pPr>
+              <w:pStyle w:val="affa"/>
+              <w:jc w:val="center"/>
+            </w:pPr>
+            <w:r>
+              <w:t>№</w:t>
+            </w:r>
+          </w:p>
+        </w:tc>
+        <w:tc>
+          <w:tcPr>
+            <w:tcW w:type="dxa" w:w="1771"/>
+            <w:vMerge w:val="restart"/>
+            <w:vAlign w:val="center"/>
+          </w:tcPr>
+          <w:p>
+            <w:pPr>
+              <w:pStyle w:val="affa"/>
+              <w:jc w:val="center"/>
+            </w:pPr>
+            <w:r>
+              <w:t>Описание</w:t>
+            </w:r>
+          </w:p>
+        </w:tc>
+        <w:tc>
+          <w:tcPr>
+            <w:tcW w:type="dxa" w:w="576"/>
+            <w:gridSpan w:val="2"/>
+            <w:vAlign w:val="center"/>
+          </w:tcPr>
+          <w:p>
+            <w:pPr>
+              <w:pStyle w:val="affa"/>
+              <w:jc w:val="center"/>
+            </w:pPr>
+            <w:r>
+              <w:t>Наименование</w:t>
+            </w:r>
+          </w:p>
+        </w:tc>
+        <w:tc>
+          <w:tcPr>
+            <w:tcW w:type="dxa" w:w="2304"/>
+            <w:vMerge w:val="restart"/>
+            <w:vAlign w:val="center"/>
+          </w:tcPr>
+          <w:p>
+            <w:pPr>
+              <w:pStyle w:val="affa"/>
+              <w:jc w:val="center"/>
+            </w:pPr>
+            <w:r>
+              <w:t>Значение / Диапазон</w:t>
+            </w:r>
+          </w:p>
+        </w:tc>
+        <w:tc>
+          <w:tcPr>
+            <w:tcW w:type="dxa" w:w="792"/>
+            <w:vMerge w:val="restart"/>
+            <w:vAlign w:val="center"/>
+          </w:tcPr>
+          <w:p>
+            <w:pPr>
+              <w:pStyle w:val="affa"/>
+              <w:jc w:val="center"/>
+            </w:pPr>
+            <w:r>
+              <w:t>Ед. изм.</w:t>
+            </w:r>
+          </w:p>
+        </w:tc>
+        <w:tc>
+          <w:tcPr>
+            <w:tcW w:type="dxa" w:w="648"/>
+            <w:vMerge w:val="restart"/>
+            <w:vAlign w:val="center"/>
+          </w:tcPr>
+          <w:p>
+            <w:pPr>
+              <w:pStyle w:val="affa"/>
+              <w:jc w:val="center"/>
+            </w:pPr>
+            <w:r>
+              <w:t>Шаг</w:t>
+            </w:r>
+          </w:p>
+        </w:tc>
+        <w:tc>
+          <w:tcPr>
+            <w:tcW w:type="dxa" w:w="1296"/>
+            <w:vMerge w:val="restart"/>
+            <w:vAlign w:val="center"/>
+          </w:tcPr>
+          <w:p>
+            <w:pPr>
+              <w:pStyle w:val="affa"/>
+              <w:jc w:val="center"/>
+            </w:pPr>
+            <w:r>
+              <w:t>Значение по умолчанию</w:t>
+            </w:r>
+          </w:p>
+        </w:tc>
+        <w:tc>
+          <w:tcPr>
+            <w:tcW w:type="dxa" w:w="1512"/>
+            <w:vMerge w:val="restart"/>
+            <w:vAlign w:val="center"/>
+          </w:tcPr>
+          <w:p>
+            <w:pPr>
+              <w:pStyle w:val="affa"/>
+              <w:jc w:val="center"/>
+            </w:pPr>
+            <w:r>
+              <w:t>Уставка</w:t>
+            </w:r>
+          </w:p>
+        </w:tc>
+      </w:tr>
+      <w:tr>
+        <w:trPr>
+          <w:tblHeader w:val="true"/>
+        </w:trPr>
+        <w:tc>
+          <w:tcPr>
+            <w:tcW w:type="dxa" w:w="1178"/>
+            <w:vMerge/>
+          </w:tcPr>
+          <w:p/>
+        </w:tc>
+        <w:tc>
+          <w:tcPr>
+            <w:tcW w:type="dxa" w:w="1178"/>
+            <w:vMerge/>
+          </w:tcPr>
+          <w:p/>
+        </w:tc>
+        <w:tc>
+          <w:tcPr>
+            <w:tcW w:type="dxa" w:w="1296"/>
+          </w:tcPr>
+          <w:p>
+            <w:pPr>
+              <w:jc w:val="center"/>
+            </w:pPr>
+            <w:r>
+              <w:t>ПО</w:t>
+            </w:r>
+          </w:p>
+        </w:tc>
+        <w:tc>
+          <w:tcPr>
+            <w:tcW w:type="dxa" w:w="576"/>
+          </w:tcPr>
+          <w:p>
+            <w:r>
+              <w:t>ФСУ</w:t>
+            </w:r>
+          </w:p>
+        </w:tc>
+        <w:tc>
+          <w:tcPr>
+            <w:tcW w:type="dxa" w:w="1178"/>
+            <w:vMerge/>
+          </w:tcPr>
+          <w:p/>
+        </w:tc>
+        <w:tc>
+          <w:tcPr>
+            <w:tcW w:type="dxa" w:w="1178"/>
+            <w:vMerge/>
+          </w:tcPr>
+          <w:p/>
+        </w:tc>
+        <w:tc>
+          <w:tcPr>
+            <w:tcW w:type="dxa" w:w="1178"/>
+            <w:vMerge/>
+          </w:tcPr>
+          <w:p/>
+        </w:tc>
+        <w:tc>
+          <w:tcPr>
+            <w:tcW w:type="dxa" w:w="1178"/>
+            <w:vMerge/>
+          </w:tcPr>
+          <w:p/>
+        </w:tc>
+        <w:tc>
+          <w:tcPr>
+            <w:tcW w:type="dxa" w:w="1178"/>
+            <w:vMerge/>
+          </w:tcPr>
+          <w:p/>
+        </w:tc>
+      </w:tr>
+      <w:tr>
+        <w:tc>
+          <w:tcPr>
+            <w:tcW w:type="dxa" w:w="403"/>
+          </w:tcPr>
+          <w:p>
+            <w:pPr>
+              <w:jc w:val="center"/>
+            </w:pPr>
+            <w:r>
+              <w:t xml:space="preserve">1</w:t>
+            </w:r>
+          </w:p>
+        </w:tc>
+        <w:tc>
+          <w:tcPr>
+            <w:tcW w:type="dxa" w:w="1771"/>
+          </w:tcPr>
+          <w:p>
+            <w:r>
+              <w:t xml:space="preserve">Ввод функции в работу</w:t>
+            </w:r>
+          </w:p>
+        </w:tc>
+        <w:tc>
+          <w:tcPr>
+            <w:tcW w:type="dxa" w:w="1296"/>
+          </w:tcPr>
+          <w:p>
+            <w:r>
+              <w:t xml:space="preserve">Ввод_функции</w:t>
+            </w:r>
+          </w:p>
+        </w:tc>
+        <w:tc>
+          <w:tcPr>
+            <w:tcW w:type="dxa" w:w="576"/>
+          </w:tcPr>
+          <w:p>
+            <w:pPr>
+              <w:jc w:val="center"/>
+            </w:pPr>
+            <w:r>
+              <w:t xml:space="preserve">SGF1</w:t>
+            </w:r>
+          </w:p>
+        </w:tc>
+        <w:tc>
+          <w:tcPr>
+            <w:tcW w:type="dxa" w:w="2304"/>
+          </w:tcPr>
+          <w:p>
+            <w:r>
+              <w:t xml:space="preserve">0 = Не предусмотрено</w:t>
+              <w:br/>
+              <w:t xml:space="preserve">1 = Предусмотрено</w:t>
+            </w:r>
+          </w:p>
+        </w:tc>
+        <w:tc>
+          <w:tcPr>
+            <w:tcW w:type="dxa" w:w="792"/>
+          </w:tcPr>
+          <w:p>
+            <w:pPr>
+              <w:jc w:val="center"/>
+            </w:pPr>
+            <w:r>
+              <w:t xml:space="preserve">-</w:t>
+            </w:r>
+          </w:p>
+        </w:tc>
+        <w:tc>
+          <w:tcPr>
+            <w:tcW w:type="dxa" w:w="648"/>
+          </w:tcPr>
+          <w:p>
+            <w:pPr>
+              <w:jc w:val="center"/>
+            </w:pPr>
+            <w:r>
+              <w:t xml:space="preserve">1</w:t>
+            </w:r>
+          </w:p>
+        </w:tc>
+        <w:tc>
+          <w:tcPr>
+            <w:tcW w:type="dxa" w:w="1296"/>
+          </w:tcPr>
+          <w:p>
+            <w:pPr>
+              <w:jc w:val="center"/>
+            </w:pPr>
+            <w:r>
+              <w:t xml:space="preserve">0</w:t>
+            </w:r>
+          </w:p>
+        </w:tc>
+        <w:tc>
+          <w:tcPr>
+            <w:tcW w:type="dxa" w:w="1512"/>
+          </w:tcPr>
+          <w:p>
+            <w:r>
+              <w:t xml:space="preserve"/>
+            </w:r>
+          </w:p>
+        </w:tc>
+      </w:tr>
+      <w:tr>
+        <w:tc>
+          <w:tcPr>
+            <w:tcW w:type="dxa" w:w="403"/>
+          </w:tcPr>
+          <w:p>
+            <w:pPr>
+              <w:jc w:val="center"/>
+            </w:pPr>
+            <w:r>
+              <w:t xml:space="preserve">2</w:t>
+            </w:r>
+          </w:p>
+        </w:tc>
+        <w:tc>
+          <w:tcPr>
+            <w:tcW w:type="dxa" w:w="1771"/>
+          </w:tcPr>
+          <w:p>
+            <w:r>
+              <w:t xml:space="preserve">Ток срабатывания</w:t>
+            </w:r>
+          </w:p>
+        </w:tc>
+        <w:tc>
+          <w:tcPr>
+            <w:tcW w:type="dxa" w:w="1296"/>
+          </w:tcPr>
+          <w:p>
+            <w:r>
+              <w:t xml:space="preserve">Iср</w:t>
+            </w:r>
+          </w:p>
+        </w:tc>
+        <w:tc>
+          <w:tcPr>
+            <w:tcW w:type="dxa" w:w="576"/>
+          </w:tcPr>
+          <w:p>
+            <w:pPr>
+              <w:jc w:val="center"/>
+            </w:pPr>
+            <w:r>
+              <w:t xml:space="preserve">I&gt;</w:t>
+            </w:r>
+          </w:p>
+        </w:tc>
+        <w:tc>
+          <w:tcPr>
+            <w:tcW w:type="dxa" w:w="2304"/>
+          </w:tcPr>
+          <w:p>
+            <w:r>
+              <w:t xml:space="preserve">(0,10…30,00)</w:t>
+            </w:r>
+          </w:p>
+        </w:tc>
+        <w:tc>
+          <w:tcPr>
+            <w:tcW w:type="dxa" w:w="792"/>
+          </w:tcPr>
+          <w:p>
+            <w:pPr>
+              <w:jc w:val="center"/>
+            </w:pPr>
+            <w:r>
+              <w:t xml:space="preserve">о.е.</w:t>
+            </w:r>
+          </w:p>
+        </w:tc>
+        <w:tc>
+          <w:tcPr>
+            <w:tcW w:type="dxa" w:w="648"/>
+          </w:tcPr>
+          <w:p>
+            <w:pPr>
+              <w:jc w:val="center"/>
+            </w:pPr>
+            <w:r>
+              <w:t xml:space="preserve">0,01</w:t>
+            </w:r>
+          </w:p>
+        </w:tc>
+        <w:tc>
+          <w:tcPr>
+            <w:tcW w:type="dxa" w:w="1296"/>
+          </w:tcPr>
+          <w:p>
+            <w:pPr>
+              <w:jc w:val="center"/>
+            </w:pPr>
+            <w:r>
+              <w:t xml:space="preserve">1,00</w:t>
+            </w:r>
+          </w:p>
+        </w:tc>
+        <w:tc>
+          <w:tcPr>
+            <w:tcW w:type="dxa" w:w="1512"/>
+          </w:tcPr>
+          <w:p>
+            <w:r>
+              <w:t xml:space="preserve"/>
+            </w:r>
+          </w:p>
+        </w:tc>
+      </w:tr>
+    </w:tbl>
+    <w:p>
+      <w:pPr>
+        <w:pStyle w:val="TAGS"/>
+      </w:pPr>
+      <w:r>
+        <w:t xml:space="preserve"/>
+      </w:r>
+    </w:p>
+    <w:p>
+      <w:pPr>
+        <w:pStyle w:val="a7"/>
+      </w:pPr>
+      <w:r>
+        <w:t xml:space="preserve">МТЗ 3 ступень</w:t>
+      </w:r>
+    </w:p>
+    <w:tbl>
+      <w:tblPr>
+        <w:tblStyle w:val="510"/>
+        <w:tblW w:type="auto" w:w="0"/>
+        <w:tblLook w:firstColumn="1" w:firstRow="1" w:lastColumn="0" w:lastRow="0" w:noHBand="0" w:noVBand="1" w:val="04A0"/>
+        <w:tblLayout w:type="fixed"/>
+      </w:tblPr>
+      <w:tblGrid>
+        <w:gridCol w:w="1178"/>
+        <w:gridCol w:w="1178"/>
+        <w:gridCol w:w="1178"/>
+        <w:gridCol w:w="1178"/>
+        <w:gridCol w:w="1178"/>
+        <w:gridCol w:w="1178"/>
+        <w:gridCol w:w="1178"/>
+        <w:gridCol w:w="1178"/>
+        <w:gridCol w:w="1178"/>
+      </w:tblGrid>
+      <w:tr>
+        <w:trPr>
+          <w:tblHeader w:val="true"/>
+        </w:trPr>
+        <w:tc>
+          <w:tcPr>
+            <w:tcW w:type="dxa" w:w="403"/>
+            <w:vMerge w:val="restart"/>
+            <w:vAlign w:val="center"/>
+          </w:tcPr>
+          <w:p>
+            <w:pPr>
+              <w:pStyle w:val="affa"/>
+              <w:jc w:val="center"/>
+            </w:pPr>
+            <w:r>
+              <w:t>№</w:t>
+            </w:r>
+          </w:p>
+        </w:tc>
+        <w:tc>
+          <w:tcPr>
+            <w:tcW w:type="dxa" w:w="1771"/>
+            <w:vMerge w:val="restart"/>
+            <w:vAlign w:val="center"/>
+          </w:tcPr>
+          <w:p>
+            <w:pPr>
+              <w:pStyle w:val="affa"/>
+              <w:jc w:val="center"/>
+            </w:pPr>
+            <w:r>
+              <w:t>Описание</w:t>
+            </w:r>
+          </w:p>
+        </w:tc>
+        <w:tc>
+          <w:tcPr>
+            <w:tcW w:type="dxa" w:w="576"/>
+            <w:gridSpan w:val="2"/>
+            <w:vAlign w:val="center"/>
+          </w:tcPr>
+          <w:p>
+            <w:pPr>
+              <w:pStyle w:val="affa"/>
+              <w:jc w:val="center"/>
+            </w:pPr>
+            <w:r>
+              <w:t>Наименование</w:t>
+            </w:r>
+          </w:p>
+        </w:tc>
+        <w:tc>
+          <w:tcPr>
+            <w:tcW w:type="dxa" w:w="2304"/>
+            <w:vMerge w:val="restart"/>
+            <w:vAlign w:val="center"/>
+          </w:tcPr>
+          <w:p>
+            <w:pPr>
+              <w:pStyle w:val="affa"/>
+              <w:jc w:val="center"/>
+            </w:pPr>
+            <w:r>
+              <w:t>Значение / Диапазон</w:t>
+            </w:r>
+          </w:p>
+        </w:tc>
+        <w:tc>
+          <w:tcPr>
+            <w:tcW w:type="dxa" w:w="792"/>
+            <w:vMerge w:val="restart"/>
+            <w:vAlign w:val="center"/>
+          </w:tcPr>
+          <w:p>
+            <w:pPr>
+              <w:pStyle w:val="affa"/>
+              <w:jc w:val="center"/>
+            </w:pPr>
+            <w:r>
+              <w:t>Ед. изм.</w:t>
+            </w:r>
+          </w:p>
+        </w:tc>
+        <w:tc>
+          <w:tcPr>
+            <w:tcW w:type="dxa" w:w="648"/>
+            <w:vMerge w:val="restart"/>
+            <w:vAlign w:val="center"/>
+          </w:tcPr>
+          <w:p>
+            <w:pPr>
+              <w:pStyle w:val="affa"/>
+              <w:jc w:val="center"/>
+            </w:pPr>
+            <w:r>
+              <w:t>Шаг</w:t>
+            </w:r>
+          </w:p>
+        </w:tc>
+        <w:tc>
+          <w:tcPr>
+            <w:tcW w:type="dxa" w:w="1296"/>
+            <w:vMerge w:val="restart"/>
+            <w:vAlign w:val="center"/>
+          </w:tcPr>
+          <w:p>
+            <w:pPr>
+              <w:pStyle w:val="affa"/>
+              <w:jc w:val="center"/>
+            </w:pPr>
+            <w:r>
+              <w:t>Значение по умолчанию</w:t>
+            </w:r>
+          </w:p>
+        </w:tc>
+        <w:tc>
+          <w:tcPr>
+            <w:tcW w:type="dxa" w:w="1512"/>
+            <w:vMerge w:val="restart"/>
+            <w:vAlign w:val="center"/>
+          </w:tcPr>
+          <w:p>
+            <w:pPr>
+              <w:pStyle w:val="affa"/>
+              <w:jc w:val="center"/>
+            </w:pPr>
+            <w:r>
+              <w:t>Уставка</w:t>
+            </w:r>
+          </w:p>
+        </w:tc>
+      </w:tr>
+      <w:tr>
+        <w:trPr>
+          <w:tblHeader w:val="true"/>
+        </w:trPr>
+        <w:tc>
+          <w:tcPr>
+            <w:tcW w:type="dxa" w:w="1178"/>
+            <w:vMerge/>
+          </w:tcPr>
+          <w:p/>
+        </w:tc>
+        <w:tc>
+          <w:tcPr>
+            <w:tcW w:type="dxa" w:w="1178"/>
+            <w:vMerge/>
+          </w:tcPr>
+          <w:p/>
+        </w:tc>
+        <w:tc>
+          <w:tcPr>
+            <w:tcW w:type="dxa" w:w="1296"/>
+          </w:tcPr>
+          <w:p>
+            <w:pPr>
+              <w:jc w:val="center"/>
+            </w:pPr>
+            <w:r>
+              <w:t>ПО</w:t>
+            </w:r>
+          </w:p>
+        </w:tc>
+        <w:tc>
+          <w:tcPr>
+            <w:tcW w:type="dxa" w:w="576"/>
+          </w:tcPr>
+          <w:p>
+            <w:r>
+              <w:t>ФСУ</w:t>
+            </w:r>
+          </w:p>
+        </w:tc>
+        <w:tc>
+          <w:tcPr>
+            <w:tcW w:type="dxa" w:w="1178"/>
+            <w:vMerge/>
+          </w:tcPr>
+          <w:p/>
+        </w:tc>
+        <w:tc>
+          <w:tcPr>
+            <w:tcW w:type="dxa" w:w="1178"/>
+            <w:vMerge/>
+          </w:tcPr>
+          <w:p/>
+        </w:tc>
+        <w:tc>
+          <w:tcPr>
+            <w:tcW w:type="dxa" w:w="1178"/>
+            <w:vMerge/>
+          </w:tcPr>
+          <w:p/>
+        </w:tc>
+        <w:tc>
+          <w:tcPr>
+            <w:tcW w:type="dxa" w:w="1178"/>
+            <w:vMerge/>
+          </w:tcPr>
+          <w:p/>
+        </w:tc>
+        <w:tc>
+          <w:tcPr>
+            <w:tcW w:type="dxa" w:w="1178"/>
+            <w:vMerge/>
+          </w:tcPr>
+          <w:p/>
+        </w:tc>
+      </w:tr>
+      <w:tr>
+        <w:tc>
+          <w:tcPr>
+            <w:tcW w:type="dxa" w:w="403"/>
+          </w:tcPr>
+          <w:p>
+            <w:pPr>
+              <w:jc w:val="center"/>
+            </w:pPr>
+            <w:r>
+              <w:t xml:space="preserve">1</w:t>
+            </w:r>
+          </w:p>
+        </w:tc>
+        <w:tc>
+          <w:tcPr>
+            <w:tcW w:type="dxa" w:w="1771"/>
+          </w:tcPr>
+          <w:p>
+            <w:r>
+              <w:t xml:space="preserve">Ввод функции в работу</w:t>
+            </w:r>
+          </w:p>
+        </w:tc>
+        <w:tc>
+          <w:tcPr>
+            <w:tcW w:type="dxa" w:w="1296"/>
+          </w:tcPr>
+          <w:p>
+            <w:r>
+              <w:t xml:space="preserve">Ввод_функции</w:t>
+            </w:r>
+          </w:p>
+        </w:tc>
+        <w:tc>
+          <w:tcPr>
+            <w:tcW w:type="dxa" w:w="576"/>
+          </w:tcPr>
+          <w:p>
+            <w:pPr>
+              <w:jc w:val="center"/>
+            </w:pPr>
+            <w:r>
+              <w:t xml:space="preserve">SGF1</w:t>
+            </w:r>
+          </w:p>
+        </w:tc>
+        <w:tc>
+          <w:tcPr>
+            <w:tcW w:type="dxa" w:w="2304"/>
+          </w:tcPr>
+          <w:p>
+            <w:r>
+              <w:t xml:space="preserve">0 = Не предусмотрено</w:t>
+              <w:br/>
+              <w:t xml:space="preserve">1 = Предусмотрено</w:t>
+            </w:r>
+          </w:p>
+        </w:tc>
+        <w:tc>
+          <w:tcPr>
+            <w:tcW w:type="dxa" w:w="792"/>
+          </w:tcPr>
+          <w:p>
+            <w:pPr>
+              <w:jc w:val="center"/>
+            </w:pPr>
+            <w:r>
+              <w:t xml:space="preserve">-</w:t>
+            </w:r>
+          </w:p>
+        </w:tc>
+        <w:tc>
+          <w:tcPr>
+            <w:tcW w:type="dxa" w:w="648"/>
+          </w:tcPr>
+          <w:p>
+            <w:pPr>
+              <w:jc w:val="center"/>
+            </w:pPr>
+            <w:r>
+              <w:t xml:space="preserve">1</w:t>
+            </w:r>
+          </w:p>
+        </w:tc>
+        <w:tc>
+          <w:tcPr>
+            <w:tcW w:type="dxa" w:w="1296"/>
+          </w:tcPr>
+          <w:p>
+            <w:pPr>
+              <w:jc w:val="center"/>
+            </w:pPr>
+            <w:r>
+              <w:t xml:space="preserve">0</w:t>
+            </w:r>
+          </w:p>
+        </w:tc>
+        <w:tc>
+          <w:tcPr>
+            <w:tcW w:type="dxa" w:w="1512"/>
+          </w:tcPr>
+          <w:p>
+            <w:r>
+              <w:t xml:space="preserve"/>
+            </w:r>
+          </w:p>
+        </w:tc>
+      </w:tr>
+      <w:tr>
+        <w:tc>
+          <w:tcPr>
+            <w:tcW w:type="dxa" w:w="403"/>
+          </w:tcPr>
+          <w:p>
+            <w:pPr>
+              <w:jc w:val="center"/>
+            </w:pPr>
+            <w:r>
+              <w:t xml:space="preserve">2</w:t>
+            </w:r>
+          </w:p>
+        </w:tc>
+        <w:tc>
+          <w:tcPr>
+            <w:tcW w:type="dxa" w:w="1771"/>
+          </w:tcPr>
+          <w:p>
+            <w:r>
+              <w:t xml:space="preserve">Ток срабатывания</w:t>
+            </w:r>
+          </w:p>
+        </w:tc>
+        <w:tc>
+          <w:tcPr>
+            <w:tcW w:type="dxa" w:w="1296"/>
+          </w:tcPr>
+          <w:p>
+            <w:r>
+              <w:t xml:space="preserve">Iср</w:t>
+            </w:r>
+          </w:p>
+        </w:tc>
+        <w:tc>
+          <w:tcPr>
+            <w:tcW w:type="dxa" w:w="576"/>
+          </w:tcPr>
+          <w:p>
+            <w:pPr>
+              <w:jc w:val="center"/>
+            </w:pPr>
+            <w:r>
+              <w:t xml:space="preserve">I&gt;</w:t>
+            </w:r>
+          </w:p>
+        </w:tc>
+        <w:tc>
+          <w:tcPr>
+            <w:tcW w:type="dxa" w:w="2304"/>
+          </w:tcPr>
+          <w:p>
+            <w:r>
+              <w:t xml:space="preserve">(0,10…30,00)</w:t>
+            </w:r>
+          </w:p>
+        </w:tc>
+        <w:tc>
+          <w:tcPr>
+            <w:tcW w:type="dxa" w:w="792"/>
+          </w:tcPr>
+          <w:p>
+            <w:pPr>
+              <w:jc w:val="center"/>
+            </w:pPr>
+            <w:r>
+              <w:t xml:space="preserve">о.е.</w:t>
+            </w:r>
+          </w:p>
+        </w:tc>
+        <w:tc>
+          <w:tcPr>
+            <w:tcW w:type="dxa" w:w="648"/>
+          </w:tcPr>
+          <w:p>
+            <w:pPr>
+              <w:jc w:val="center"/>
+            </w:pPr>
+            <w:r>
+              <w:t xml:space="preserve">0,01</w:t>
+            </w:r>
+          </w:p>
+        </w:tc>
+        <w:tc>
+          <w:tcPr>
+            <w:tcW w:type="dxa" w:w="1296"/>
+          </w:tcPr>
+          <w:p>
+            <w:pPr>
+              <w:jc w:val="center"/>
+            </w:pPr>
+            <w:r>
+              <w:t xml:space="preserve">1,00</w:t>
+            </w:r>
+          </w:p>
+        </w:tc>
+        <w:tc>
+          <w:tcPr>
+            <w:tcW w:type="dxa" w:w="1512"/>
+          </w:tcPr>
+          <w:p>
+            <w:r>
+              <w:t xml:space="preserve"/>
+            </w:r>
+          </w:p>
+        </w:tc>
+      </w:tr>
+    </w:tbl>
+    <w:p>
+      <w:pPr>
+        <w:pStyle w:val="TAGS"/>
+      </w:pPr>
+      <w:r>
+        <w:t xml:space="preserve"/>
+      </w:r>
+    </w:p>
+    <w:p>
+      <w:pPr>
+        <w:sectPr>
+          <w:pgSz w:w="11907" w:h="16839" w:code="9"/>
+          <w:pgMar w:top="397" w:right="454" w:bottom="397" w:left="851" w:header="0" w:footer="170" w:gutter="0"/>
+          <w:cols w:space="708"/>
+          <w:docGrid w:linePitch="360"/>
+        </w:sectPr>
+      </w:pPr>
+    </w:p>
+    <w:p>
+      <w:pPr>
+        <w:pStyle w:val="11"/>
+      </w:pPr>
+      <w:r>
+        <w:t>Настройка регистрации</w:t>
+      </w:r>
+    </w:p>
+    <w:p>
+      <w:pPr>
+        <w:pStyle w:val="afff0"/>
+      </w:pPr>
+      <w:r>
+        <w:t xml:space="preserve">Возможна регистрация не более 200 сигналов. </w:t>
+      </w:r>
+    </w:p>
+    <w:p>
+      <w:pPr>
+        <w:pStyle w:val="a7"/>
+      </w:pPr>
+      <w:r>
+        <w:t xml:space="preserve">Общие сигналы</w:t>
+      </w:r>
+    </w:p>
+    <w:tbl>
+      <w:tblPr>
+        <w:tblStyle w:val="65"/>
+        <w:tblW w:type="auto" w:w="0"/>
+        <w:tblLook w:firstColumn="1" w:firstRow="1" w:lastColumn="0" w:lastRow="0" w:noHBand="0" w:noVBand="1" w:val="04A0"/>
+        <w:tblLayout w:type="fixed"/>
+      </w:tblPr>
+      <w:tblGrid>
+        <w:gridCol w:w="3107"/>
+        <w:gridCol w:w="3107"/>
+        <w:gridCol w:w="3107"/>
+        <w:gridCol w:w="3107"/>
+        <w:gridCol w:w="3107"/>
+      </w:tblGrid>
+      <w:tr>
+        <w:trPr>
+          <w:tblHeader w:val="true"/>
+        </w:trPr>
+        <w:tc>
+          <w:tcPr>
+            <w:tcW w:type="dxa" w:w="2160"/>
+            <w:gridSpan w:val="2"/>
+            <w:vAlign w:val="center"/>
+          </w:tcPr>
+          <w:p>
+            <w:pPr>
+              <w:pStyle w:val="affa"/>
+              <w:jc w:val="center"/>
+            </w:pPr>
+            <w:r>
+              <w:t>Параметр</w:t>
+            </w:r>
+          </w:p>
+        </w:tc>
+        <w:tc>
+          <w:tcPr>
+            <w:tcW w:type="dxa" w:w="2304"/>
+            <w:vMerge w:val="restart"/>
+            <w:vAlign w:val="center"/>
+          </w:tcPr>
+          <w:p>
+            <w:pPr>
+              <w:pStyle w:val="affa"/>
+              <w:jc w:val="center"/>
+            </w:pPr>
+            <w:r>
+              <w:t>Журнал событий регистрация (Не выполняется /По переднему фронту/ По заднему фронту/ По любому изменению)</w:t>
+            </w:r>
+          </w:p>
+        </w:tc>
+        <w:tc>
+          <w:tcPr>
+            <w:tcW w:type="dxa" w:w="2304"/>
+            <w:vMerge w:val="restart"/>
+            <w:vAlign w:val="center"/>
+          </w:tcPr>
+          <w:p>
+            <w:pPr>
+              <w:pStyle w:val="affa"/>
+              <w:jc w:val="center"/>
+            </w:pPr>
+            <w:r>
+              <w:t>Осциллограф Пуск (Не выполняется/ По переднему фронту/ По заднему фронту/ По любому изменению)</w:t>
+            </w:r>
+          </w:p>
+        </w:tc>
+        <w:tc>
+          <w:tcPr>
+            <w:tcW w:type="dxa" w:w="2304"/>
+            <w:vMerge w:val="restart"/>
+            <w:vAlign w:val="center"/>
+          </w:tcPr>
+          <w:p>
+            <w:pPr>
+              <w:pStyle w:val="affa"/>
+              <w:jc w:val="center"/>
+            </w:pPr>
+            <w:r>
+              <w:t>Осциллограф регистрация (Выведено/ Введено)</w:t>
+            </w:r>
+          </w:p>
+        </w:tc>
+      </w:tr>
+      <w:tr>
+        <w:trPr>
+          <w:tblHeader w:val="true"/>
+        </w:trPr>
+        <w:tc>
+          <w:tcPr>
+            <w:tcW w:type="dxa" w:w="6480"/>
+          </w:tcPr>
+          <w:p>
+            <w:pPr>
+              <w:jc w:val="center"/>
+            </w:pPr>
+            <w:r>
+              <w:t>Наименование</w:t>
+            </w:r>
+          </w:p>
+        </w:tc>
+        <w:tc>
+          <w:tcPr>
+            <w:tcW w:type="dxa" w:w="2160"/>
+          </w:tcPr>
+          <w:p>
+            <w:pPr>
+              <w:jc w:val="center"/>
+            </w:pPr>
+            <w:r>
+              <w:t>Обозначение ФСУ</w:t>
+            </w:r>
+          </w:p>
+        </w:tc>
+        <w:tc>
+          <w:tcPr>
+            <w:tcW w:type="dxa" w:w="3107"/>
+            <w:vMerge/>
+          </w:tcPr>
+          <w:p/>
+        </w:tc>
+        <w:tc>
+          <w:tcPr>
+            <w:tcW w:type="dxa" w:w="3107"/>
+            <w:vMerge/>
+          </w:tcPr>
+          <w:p/>
+        </w:tc>
+        <w:tc>
+          <w:tcPr>
+            <w:tcW w:type="dxa" w:w="3107"/>
+            <w:vMerge/>
+          </w:tcPr>
+          <w:p/>
+        </w:tc>
+      </w:tr>
+      <w:tr>
+        <w:tc>
+          <w:tcPr>
+            <w:tcW w:type="dxa" w:w="6480"/>
+          </w:tcPr>
+          <w:p>
+            <w:r>
+              <w:t xml:space="preserve">УРОВ смежной секции</w:t>
+            </w:r>
+          </w:p>
+        </w:tc>
+        <w:tc>
+          <w:tcPr>
+            <w:tcW w:type="dxa" w:w="2160"/>
+          </w:tcPr>
+          <w:p>
+            <w:r>
+              <w:t xml:space="preserve">УРОВ СС</w:t>
+            </w:r>
+          </w:p>
+        </w:tc>
+        <w:tc>
+          <w:tcPr>
+            <w:tcW w:type="dxa" w:w="2304"/>
+          </w:tcPr>
+          <w:p>
+            <w:pPr>
+              <w:jc w:val="center"/>
+            </w:pPr>
+            <w:sdt>
+              <w:sdtPr>
+                <w:alias w:val=""/>
+                <w:tag w:val=""/>
+                <w:id w:val="0"/>
+                <w:dropDownList>
+                  <w:listItem w:displayText="Выберите элемент" w:value=""/>
+                  <w:listItem w:displayText="Не выполняется" w:value="Не выполняется"/>
+                  <w:listItem w:displayText="По переднему фронту" w:value="По переднему фронту"/>
+                  <w:listItem w:displayText="По заднему фронту" w:value="По заднему фронту"/>
+                  <w:listItem w:displayText="По любому изменению" w:value="По любому изменению"/>
+                  <w:listItem w:displayText="Не выполняется" w:value="Не выполняется"/>
+                  <w:listItem w:displayText="По переднему фронту" w:value="По переднему фронту"/>
+                  <w:listItem w:displayText="По заднему фронту" w:value="По заднему фронту"/>
+                  <w:listItem w:displayText="По любому изменению" w:value="По любому изменению"/>
+                  <w:listItem w:displayText="Не выполняется" w:value="Не выполняется"/>
+                  <w:listItem w:displayText="По переднему фронту" w:value="По переднему фронту"/>
+                  <w:listItem w:displayText="По заднему фронту" w:value="По заднему фронту"/>
+                  <w:listItem w:displayText="По любому изменению" w:value="По любому изменению"/>
+                  <w:listItem w:displayText="Не выполняется" w:value="Не выполняется"/>
+                  <w:listItem w:displayText="По переднему фронту" w:value="По переднему фронту"/>
+                  <w:listItem w:displayText="По заднему фронту" w:value="По заднему фронту"/>
+                  <w:listItem w:displayText="По любому изменению" w:value="По любому изменению"/>
+                  <w:listItem w:displayText="Не выполняется" w:value="Не выполняется"/>
+                  <w:listItem w:displayText="По переднему фронту" w:value="По переднему фронту"/>
+                  <w:listItem w:displayText="По заднему фронту" w:value="По заднему фронту"/>
+                  <w:listItem w:displayText="По любому изменению" w:value="По любому изменению"/>
+                  <w:listItem w:displayText="Не выполняется" w:value="Не выполняется"/>
+                  <w:listItem w:displayText="По переднему фронту" w:value="По переднему фронту"/>
+                  <w:listItem w:displayText="По заднему фронту" w:value="По заднему фронту"/>
+                  <w:listItem w:displayText="По любому изменению" w:value="По любому изменению"/>
+                  <w:listItem w:displayText="Не выполняется" w:value="Не выполняется"/>
+                  <w:listItem w:displayText="По переднему фронту" w:value="По переднему фронту"/>
+                  <w:listItem w:displayText="По заднему фронту" w:value="По заднему фронту"/>
+                  <w:listItem w:displayText="По любому изменению" w:value="По любому изменению"/>
+                  <w:listItem w:displayText="Не выполняется" w:value="Не выполняется"/>
+                  <w:listItem w:displayText="По переднему фронту" w:value="По переднему фронту"/>
+                  <w:listItem w:displayText="По заднему фронту" w:value="По заднему фронту"/>
+                  <w:listItem w:displayText="По любому изменению" w:value="По любому изменению"/>
+                  <w:listItem w:displayText="Не выполняется" w:value="Не выполняется"/>
+                  <w:listItem w:displayText="По переднему фронту" w:value="По переднему фронту"/>
+                  <w:listItem w:displayText="По заднему фронту" w:value="По заднему фронту"/>
+                  <w:listItem w:displayText="По любому изменению" w:value="По любому изменению"/>
+                  <w:listItem w:displayText="Не выполняется" w:value="Не выполняется"/>
+                  <w:listItem w:displayText="По переднему фронту" w:value="По переднему фронту"/>
+                  <w:listItem w:displayText="По заднему фронту" w:value="По заднему фронту"/>
+                  <w:listItem w:displayText="По любому изменению" w:value="По любому изменению"/>
+                  <w:listItem w:displayText="Не выполняется" w:value="Не выполняется"/>
+                  <w:listItem w:displayText="По переднему фронту" w:value="По переднему фронту"/>
+                  <w:listItem w:displayText="По заднему фронту" w:value="По заднему фронту"/>
+                  <w:listItem w:displayText="По любому изменению" w:value="По любому изменению"/>
+                  <w:listItem w:displayText="Не выполняется" w:value="Не выполняется"/>
+                  <w:listItem w:displayText="По переднему фронту" w:value="По переднему фронту"/>
+                  <w:listItem w:displayText="По заднему фронту" w:value="По заднему фронту"/>
+                  <w:listItem w:displayText="По любому изменению" w:value="По любому изменению"/>
+                  <w:listItem w:displayText="Не выполняется" w:value="Не выполняется"/>
+                  <w:listItem w:displayText="По переднему фронту" w:value="По переднему фронту"/>
+                  <w:listItem w:displayText="По заднему фронту" w:value="По заднему фронту"/>
+                  <w:listItem w:displayText="По любому изменению" w:value="По любому изменению"/>
+                  <w:listItem w:displayText="Не выполняется" w:value="Не выполняется"/>
+                  <w:listItem w:displayText="По переднему фронту" w:value="По переднему фронту"/>
+                  <w:listItem w:displayText="По заднему фронту" w:value="По заднему фронту"/>
+                  <w:listItem w:displayText="По любому изменению" w:value="По любому изменению"/>
+                  <w:listItem w:displayText="Не выполняется" w:value="Не выполняется"/>
+                  <w:listItem w:displayText="По переднему фронту" w:value="По переднему фронту"/>
+                  <w:listItem w:displayText="По заднему фронту" w:value="По заднему фронту"/>
+                  <w:listItem w:displayText="По любому изменению" w:value="По любому изменению"/>
+                  <w:listItem w:displayText="Не выполняется" w:value="Не выполняется"/>
+                  <w:listItem w:displayText="По переднему фронту" w:value="По переднему фронту"/>
+                  <w:listItem w:displayText="По заднему фронту" w:value="По заднему фронту"/>
+                  <w:listItem w:displayText="По любому изменению" w:value="По любому изменению"/>
+                  <w:listItem w:displayText="Не выполняется" w:value="Не выполняется"/>
+                  <w:listItem w:displayText="По переднему фронту" w:value="По переднему фронту"/>
+                  <w:listItem w:displayText="По заднему фронту" w:value="По заднему фронту"/>
+                  <w:listItem w:displayText="По любому изменению" w:value="По любому изменению"/>
+                  <w:listItem w:displayText="Не выполняется" w:value="Не выполняется"/>
+                  <w:listItem w:displayText="По переднему фронту" w:value="По переднему фронту"/>
+                  <w:listItem w:displayText="По заднему фронту" w:value="По заднему фронту"/>
+                  <w:listItem w:displayText="По любому изменению" w:value="По любому изменению"/>
+                  <w:listItem w:displayText="Не выполняется" w:value="Не выполняется"/>
+                  <w:listItem w:displayText="По переднему фронту" w:value="По переднему фронту"/>
+                  <w:listItem w:displayText="По заднему фронту" w:value="По заднему фронту"/>
+                  <w:listItem w:displayText="По любому изменению" w:value="По любому изменению"/>
+                  <w:listItem w:displayText="Не выполняется" w:value="Не выполняется"/>
+                  <w:listItem w:displayText="По переднему фронту" w:value="По переднему фронту"/>
+                  <w:listItem w:displayText="По заднему фронту" w:value="По заднему фронту"/>
+                  <w:listItem w:displayText="По любому изменению" w:value="По любому изменению"/>
+                  <w:listItem w:displayText="Не выполняется" w:value="Не выполняется"/>
+                  <w:listItem w:displayText="По переднему фронту" w:value="По переднему фронту"/>
+                  <w:listItem w:displayText="По заднему фронту" w:value="По заднему фронту"/>
+                  <w:listItem w:displayText="По любому изменению" w:value="По любому изменению"/>
+                  <w:listItem w:displayText="Не выполняется" w:value="Не выполняется"/>
+                  <w:listItem w:displayText="По переднему фронту" w:value="По переднему фронту"/>
+                  <w:listItem w:displayText="По заднему фронту" w:value="По заднему фронту"/>
+                  <w:listItem w:displayText="По любому изменению" w:value="По любому изменению"/>
+                  <w:listItem w:displayText="Не выполняется" w:value="Не выполняется"/>
+                  <w:listItem w:displayText="По переднему фронту" w:value="По переднему фронту"/>
+                  <w:listItem w:displayText="По заднему фронту" w:value="По заднему фронту"/>
+                  <w:listItem w:displayText="По любому изменению" w:value="По любому изменению"/>
+                  <w:listItem w:displayText="Не выполняется" w:value="Не выполняется"/>
+                  <w:listItem w:displayText="По переднему фронту" w:value="По переднему фронту"/>
+                  <w:listItem w:displayText="По заднему фронту" w:value="По заднему фронту"/>
+                  <w:listItem w:displayText="По любому изменению" w:value="По любому изменению"/>
+                  <w:listItem w:displayText="Не выполняется" w:value="Не выполняется"/>
+                  <w:listItem w:displayText="По переднему фронту" w:value="По переднему фронту"/>
+                  <w:listItem w:displayText="По заднему фронту" w:value="По заднему фронту"/>
+                  <w:listItem w:displayText="По любому изменению" w:value="По любому изменению"/>
+                  <w:listItem w:displayText="Не выполняется" w:value="Не выполняется"/>
+                  <w:listItem w:displayText="По переднему фронту" w:value="По переднему фронту"/>
+                  <w:listItem w:displayText="По заднему фронту" w:value="По заднему фронту"/>
+                  <w:listItem w:displayText="По любому изменению" w:value="По любому изменению"/>
+                  <w:listItem w:displayText="Не выполняется" w:value="Не выполняется"/>
+                  <w:listItem w:displayText="По переднему фронту" w:value="По переднему фронту"/>
+                  <w:listItem w:displayText="По заднему фронту" w:value="По заднему фронту"/>
+                  <w:listItem w:displayText="По любому изменению" w:value="По любому изменению"/>
+                  <w:listItem w:displayText="Не выполняется" w:value="Не выполняется"/>
+                  <w:listItem w:displayText="По переднему фронту" w:value="По переднему фронту"/>
+                  <w:listItem w:displayText="По заднему фронту" w:value="По заднему фронту"/>
+                  <w:listItem w:displayText="По любому изменению" w:value="По любому изменению"/>
+                  <w:listItem w:displayText="Не выполняется" w:value="Не выполняется"/>
+                  <w:listItem w:displayText="По переднему фронту" w:value="По переднему фронту"/>
+                  <w:listItem w:displayText="По заднему фронту" w:value="По заднему фронту"/>
+                  <w:listItem w:displayText="По любому изменению" w:value="По любому изменению"/>
+                  <w:listItem w:displayText="Не выполняется" w:value="Не выполняется"/>
+                  <w:listItem w:displayText="По переднему фронту" w:value="По переднему фронту"/>
+                  <w:listItem w:displayText="По заднему фронту" w:value="По заднему фронту"/>
+                  <w:listItem w:displayText="По любому изменению" w:value="По любому изменению"/>
+                  <w:listItem w:displayText="Не выполняется" w:value="Не выполняется"/>
+                  <w:listItem w:displayText="По переднему фронту" w:value="По переднему фронту"/>
+                  <w:listItem w:displayText="По заднему фронту" w:value="По заднему фронту"/>
+                  <w:listItem w:displayText="По любому изменению" w:value="По любому изменению"/>
+                  <w:listItem w:displayText="Не выполняется" w:value="Не выполняется"/>
+                  <w:listItem w:displayText="По переднему фронту" w:value="По переднему фронту"/>
+                  <w:listItem w:displayText="По заднему фронту" w:value="По заднему фронту"/>
+                  <w:listItem w:displayText="По любому изменению" w:value="По любому изменению"/>
+                  <w:listItem w:displayText="Не выполняется" w:value="Не выполняется"/>
+                  <w:listItem w:displayText="По переднему фронту" w:value="По переднему фронту"/>
+                  <w:listItem w:displayText="По заднему фронту" w:value="По заднему фронту"/>
+                  <w:listItem w:displayText="По любому изменению" w:value="По любому изменению"/>
+                  <w:listItem w:displayText="Не выполняется" w:value="Не выполняется"/>
+                  <w:listItem w:displayText="По переднему фронту" w:value="По переднему фронту"/>
+                  <w:listItem w:displayText="По заднему фронту" w:value="По заднему фронту"/>
+                  <w:listItem w:displayText="По любому изменению" w:value="По любому изменению"/>
+                  <w:listItem w:displayText="Не выполняется" w:value="Не выполняется"/>
+                  <w:listItem w:displayText="По переднему фронту" w:value="По переднему фронту"/>
+                  <w:listItem w:displayText="По заднему фронту" w:value="По заднему фронту"/>
+                  <w:listItem w:displayText="По любому изменению" w:value="По любому изменению"/>
+                  <w:listItem w:displayText="Не выполняется" w:value="Не выполняется"/>
+                  <w:listItem w:displayText="По переднему фронту" w:value="По переднему фронту"/>
+                  <w:listItem w:displayText="По заднему фронту" w:value="По заднему фронту"/>
+                  <w:listItem w:displayText="По любому изменению" w:value="По любому изменению"/>
+                  <w:listItem w:displayText="Не выполняется" w:value="Не выполняется"/>
+                  <w:listItem w:displayText="По переднему фронту" w:value="По переднему фронту"/>
+                  <w:listItem w:displayText="По заднему фронту" w:value="По заднему фронту"/>
+                  <w:listItem w:displayText="По любому изменению" w:value="По любому изменению"/>
+                  <w:listItem w:displayText="Не выполняется" w:value="Не выполняется"/>
+                  <w:listItem w:displayText="По переднему фронту" w:value="По переднему фронту"/>
+                  <w:listItem w:displayText="По заднему фронту" w:value="По заднему фронту"/>
+                  <w:listItem w:displayText="По любому изменению" w:value="По любому изменению"/>
+                  <w:listItem w:displayText="Не выполняется" w:value="Не выполняется"/>
+                  <w:listItem w:displayText="По переднему фронту" w:value="По переднему фронту"/>
+                  <w:listItem w:displayText="По заднему фронту" w:value="По заднему фронту"/>
+                  <w:listItem w:displayText="По любому изменению" w:value="По любому изменению"/>
+                  <w:listItem w:displayText="Не выполняется" w:value="Не выполняется"/>
+                  <w:listItem w:displayText="По переднему фронту" w:value="По переднему фронту"/>
+                  <w:listItem w:displayText="По заднему фронту" w:value="По заднему фронту"/>
+                  <w:listItem w:displayText="По любому изменению" w:value="По любому изменению"/>
+                  <w:listItem w:displayText="Не выполняется" w:value="Не выполняется"/>
+                  <w:listItem w:displayText="По переднему фронту" w:value="По переднему фронту"/>
+                  <w:listItem w:displayText="По заднему фронту" w:value="По заднему фронту"/>
+                  <w:listItem w:displayText="По любому изменению" w:value="По любому изменению"/>
+                  <w:listItem w:displayText="Не выполняется" w:value="Не выполняется"/>
+                  <w:listItem w:displayText="По переднему фронту" w:value="По переднему фронту"/>
+                  <w:listItem w:displayText="По заднему фронту" w:value="По заднему фронту"/>
+                  <w:listItem w:displayText="По любому изменению" w:value="По любому изменению"/>
+                  <w:listItem w:displayText="Не выполняется" w:value="Не выполняется"/>
+                  <w:listItem w:displayText="По переднему фронту" w:value="По переднему фронту"/>
+                  <w:listItem w:displayText="По заднему фронту" w:value="По заднему фронту"/>
+                  <w:listItem w:displayText="По любому изменению" w:value="По любому изменению"/>
+                  <w:listItem w:displayText="Не выполняется" w:value="Не выполняется"/>
+                  <w:listItem w:displayText="По переднему фронту" w:value="По переднему фронту"/>
+                  <w:listItem w:displayText="По заднему фронту" w:value="По заднему фронту"/>
+                  <w:listItem w:displayText="По любому изменению" w:value="По любому изменению"/>
+                  <w:listItem w:displayText="Не выполняется" w:value="Не выполняется"/>
+                  <w:listItem w:displayText="По переднему фронту" w:value="По переднему фронту"/>
+                  <w:listItem w:displayText="По заднему фронту" w:value="По заднему фронту"/>
+                  <w:listItem w:displayText="По любому изменению" w:value="По любому изменению"/>
+                  <w:listItem w:displayText="Не выполняется" w:value="Не выполняется"/>
+                  <w:listItem w:displayText="По переднему фронту" w:value="По переднему фронту"/>
+                  <w:listItem w:displayText="По заднему фронту" w:value="По заднему фронту"/>
+                  <w:listItem w:displayText="По любому изменению" w:value="По любому изменению"/>
+                  <w:listItem w:displayText="Не выполняется" w:value="Не выполняется"/>
+                  <w:listItem w:displayText="По переднему фронту" w:value="По переднему фронту"/>
+                  <w:listItem w:displayText="По заднему фронту" w:value="По заднему фронту"/>
+                  <w:listItem w:displayText="По любому изменению" w:value="По любому изменению"/>
+                  <w:listItem w:displayText="Не выполняется" w:value="Не выполняется"/>
+                  <w:listItem w:displayText="По переднему фронту" w:value="По переднему фронту"/>
+                  <w:listItem w:displayText="По заднему фронту" w:value="По заднему фронту"/>
+                  <w:listItem w:displayText="По любому изменению" w:value="По любому изменению"/>
+                  <w:listItem w:displayText="Не выполняется" w:value="Не выполняется"/>
+                  <w:listItem w:displayText="По переднему фронту" w:value="По переднему фронту"/>
+                  <w:listItem w:displayText="По заднему фронту" w:value="По заднему фронту"/>
+                  <w:listItem w:displayText="По любому изменению" w:value="По любому изменению"/>
+                  <w:listItem w:displayText="Не выполняется" w:value="Не выполняется"/>
+                  <w:listItem w:displayText="По переднему фронту" w:value="По переднему фронту"/>
+                  <w:listItem w:displayText="По заднему фронту" w:value="По заднему фронту"/>
+                  <w:listItem w:displayText="По любому изменению" w:value="По любому изменению"/>
+                </w:dropDownList>
+                <w:showingPlcHdr/>
+                <w:placeholder>
+                  <w:docPart w:val=""/>
+                </w:placeholder>
+              </w:sdtPr>
+              <w:sdtContent>
+                <w:r>
+                  <w:rPr>
+                    <w:color w:val="808080"/>
+                    <w:sz w:val="24"/>
+                    <w:i/>
+                    <!-- курсив -->
+                    <!-- <w:b/> полужирный -->
+                    <w:spacing w:val="10"/>
+                    <!-- интервал между символами -->
+                  </w:rPr>
+                  <w:t>Выберите элемент</w:t>
+                </w:r>
+              </w:sdtContent>
+            </w:sdt>
+          </w:p>
+        </w:tc>
+        <w:tc>
+          <w:tcPr>
+            <w:tcW w:type="dxa" w:w="2304"/>
+          </w:tcPr>
+          <w:p>
+            <w:pPr>
+              <w:jc w:val="center"/>
+            </w:pPr>
+            <w:sdt>
+              <w:sdtPr>
+                <w:alias w:val=""/>
+                <w:tag w:val=""/>
+                <w:id w:val="0"/>
+                <w:dropDownList>
+                  <w:listItem w:displayText="Выберите элемент" w:value=""/>
+                  <w:listItem w:displayText="Не выполняется" w:value="Не выполняется"/>
+                  <w:listItem w:displayText="По переднему фронту" w:value="По переднему фронту"/>
+                  <w:listItem w:displayText="По заднему фронту" w:value="По заднему фронту"/>
+                  <w:listItem w:displayText="По любому изменению" w:value="По любому изменению"/>
+                  <w:listItem w:displayText="Не выполняется" w:value="Не выполняется"/>
+                  <w:listItem w:displayText="По переднему фронту" w:value="По переднему фронту"/>
+                  <w:listItem w:displayText="По заднему фронту" w:value="По заднему фронту"/>
+                  <w:listItem w:displayText="По любому изменению" w:value="По любому изменению"/>
+                  <w:listItem w:displayText="Не выполняется" w:value="Не выполняется"/>
+                  <w:listItem w:displayText="По переднему фронту" w:value="По переднему фронту"/>
+                  <w:listItem w:displayText="По заднему фронту" w:value="По заднему фронту"/>
+                  <w:listItem w:displayText="По любому изменению" w:value="По любому изменению"/>
+                  <w:listItem w:displayText="Не выполняется" w:value="Не выполняется"/>
+                  <w:listItem w:displayText="По переднему фронту" w:value="По переднему фронту"/>
+                  <w:listItem w:displayText="По заднему фронту" w:value="По заднему фронту"/>
+                  <w:listItem w:displayText="По любому изменению" w:value="По любому изменению"/>
+                  <w:listItem w:displayText="Не выполняется" w:value="Не выполняется"/>
+                  <w:listItem w:displayText="По переднему фронту" w:value="По переднему фронту"/>
+                  <w:listItem w:displayText="По заднему фронту" w:value="По заднему фронту"/>
+                  <w:listItem w:displayText="По любому изменению" w:value="По любому изменению"/>
+                  <w:listItem w:displayText="Не выполняется" w:value="Не выполняется"/>
+                  <w:listItem w:displayText="По переднему фронту" w:value="По переднему фронту"/>
+                  <w:listItem w:displayText="По заднему фронту" w:value="По заднему фронту"/>
+                  <w:listItem w:displayText="По любому изменению" w:value="По любому изменению"/>
+                  <w:listItem w:displayText="Не выполняется" w:value="Не выполняется"/>
+                  <w:listItem w:displayText="По переднему фронту" w:value="По переднему фронту"/>
+                  <w:listItem w:displayText="По заднему фронту" w:value="По заднему фронту"/>
+                  <w:listItem w:displayText="По любому изменению" w:value="По любому изменению"/>
+                  <w:listItem w:displayText="Не выполняется" w:value="Не выполняется"/>
+                  <w:listItem w:displayText="По переднему фронту" w:value="По переднему фронту"/>
+                  <w:listItem w:displayText="По заднему фронту" w:value="По заднему фронту"/>
+                  <w:listItem w:displayText="По любому изменению" w:value="По любому изменению"/>
+                  <w:listItem w:displayText="Не выполняется" w:value="Не выполняется"/>
+                  <w:listItem w:displayText="По переднему фронту" w:value="По переднему фронту"/>
+                  <w:listItem w:displayText="По заднему фронту" w:value="По заднему фронту"/>
+                  <w:listItem w:displayText="По любому изменению" w:value="По любому изменению"/>
+                  <w:listItem w:displayText="Не выполняется" w:value="Не выполняется"/>
+                  <w:listItem w:displayText="По переднему фронту" w:value="По переднему фронту"/>
+                  <w:listItem w:displayText="По заднему фронту" w:value="По заднему фронту"/>
+                  <w:listItem w:displayText="По любому изменению" w:value="По любому изменению"/>
+                  <w:listItem w:displayText="Не выполняется" w:value="Не выполняется"/>
+                  <w:listItem w:displayText="По переднему фронту" w:value="По переднему фронту"/>
+                  <w:listItem w:displayText="По заднему фронту" w:value="По заднему фронту"/>
+                  <w:listItem w:displayText="По любому изменению" w:value="По любому изменению"/>
+                  <w:listItem w:displayText="Не выполняется" w:value="Не выполняется"/>
+                  <w:listItem w:displayText="По переднему фронту" w:value="По переднему фронту"/>
+                  <w:listItem w:displayText="По заднему фронту" w:value="По заднему фронту"/>
+                  <w:listItem w:displayText="По любому изменению" w:value="По любому изменению"/>
+                  <w:listItem w:displayText="Не выполняется" w:value="Не выполняется"/>
+                  <w:listItem w:displayText="По переднему фронту" w:value="По переднему фронту"/>
+                  <w:listItem w:displayText="По заднему фронту" w:value="По заднему фронту"/>
+                  <w:listItem w:displayText="По любому изменению" w:value="По любому изменению"/>
+                  <w:listItem w:displayText="Не выполняется" w:value="Не выполняется"/>
+                  <w:listItem w:displayText="По переднему фронту" w:value="По переднему фронту"/>
+                  <w:listItem w:displayText="По заднему фронту" w:value="По заднему фронту"/>
+                  <w:listItem w:displayText="По любому изменению" w:value="По любому изменению"/>
+                  <w:listItem w:displayText="Не выполняется" w:value="Не выполняется"/>
+                  <w:listItem w:displayText="По переднему фронту" w:value="По переднему фронту"/>
+                  <w:listItem w:displayText="По заднему фронту" w:value="По заднему фронту"/>
+                  <w:listItem w:displayText="По любому изменению" w:value="По любому изменению"/>
+                  <w:listItem w:displayText="Не выполняется" w:value="Не выполняется"/>
+                  <w:listItem w:displayText="По переднему фронту" w:value="По переднему фронту"/>
+                  <w:listItem w:displayText="По заднему фронту" w:value="По заднему фронту"/>
+                  <w:listItem w:displayText="По любому изменению" w:value="По любому изменению"/>
+                  <w:listItem w:displayText="Не выполняется" w:value="Не выполняется"/>
+                  <w:listItem w:displayText="По переднему фронту" w:value="По переднему фронту"/>
+                  <w:listItem w:displayText="По заднему фронту" w:value="По заднему фронту"/>
+                  <w:listItem w:displayText="По любому изменению" w:value="По любому изменению"/>
+                  <w:listItem w:displayText="Не выполняется" w:value="Не выполняется"/>
+                  <w:listItem w:displayText="По переднему фронту" w:value="По переднему фронту"/>
+                  <w:listItem w:displayText="По заднему фронту" w:value="По заднему фронту"/>
+                  <w:listItem w:displayText="По любому изменению" w:value="По любому изменению"/>
+                  <w:listItem w:displayText="Не выполняется" w:value="Не выполняется"/>
+                  <w:listItem w:displayText="По переднему фронту" w:value="По переднему фронту"/>
+                  <w:listItem w:displayText="По заднему фронту" w:value="По заднему фронту"/>
+                  <w:listItem w:displayText="По любому изменению" w:value="По любому изменению"/>
+                  <w:listItem w:displayText="Не выполняется" w:value="Не выполняется"/>
+                  <w:listItem w:displayText="По переднему фронту" w:value="По переднему фронту"/>
+                  <w:listItem w:displayText="По заднему фронту" w:value="По заднему фронту"/>
+                  <w:listItem w:displayText="По любому изменению" w:value="По любому изменению"/>
+                  <w:listItem w:displayText="Не выполняется" w:value="Не выполняется"/>
+                  <w:listItem w:displayText="По переднему фронту" w:value="По переднему фронту"/>
+                  <w:listItem w:displayText="По заднему фронту" w:value="По заднему фронту"/>
+                  <w:listItem w:displayText="По любому изменению" w:value="По любому изменению"/>
+                  <w:listItem w:displayText="Не выполняется" w:value="Не выполняется"/>
+                  <w:listItem w:displayText="По переднему фронту" w:value="По переднему фронту"/>
+                  <w:listItem w:displayText="По заднему фронту" w:value="По заднему фронту"/>
+                  <w:listItem w:displayText="По любому изменению" w:value="По любому изменению"/>
+                  <w:listItem w:displayText="Не выполняется" w:value="Не выполняется"/>
+                  <w:listItem w:displayText="По переднему фронту" w:value="По переднему фронту"/>
+                  <w:listItem w:displayText="По заднему фронту" w:value="По заднему фронту"/>
+                  <w:listItem w:displayText="По любому изменению" w:value="По любому изменению"/>
+                  <w:listItem w:displayText="Не выполняется" w:value="Не выполняется"/>
+                  <w:listItem w:displayText="По переднему фронту" w:value="По переднему фронту"/>
+                  <w:listItem w:displayText="По заднему фронту" w:value="По заднему фронту"/>
+                  <w:listItem w:displayText="По любому изменению" w:value="По любому изменению"/>
+                  <w:listItem w:displayText="Не выполняется" w:value="Не выполняется"/>
+                  <w:listItem w:displayText="По переднему фронту" w:value="По переднему фронту"/>
+                  <w:listItem w:displayText="По заднему фронту" w:value="По заднему фронту"/>
+                  <w:listItem w:displayText="По любому изменению" w:value="По любому изменению"/>
+                  <w:listItem w:displayText="Не выполняется" w:value="Не выполняется"/>
+                  <w:listItem w:displayText="По переднему фронту" w:value="По переднему фронту"/>
+                  <w:listItem w:displayText="По заднему фронту" w:value="По заднему фронту"/>
+                  <w:listItem w:displayText="По любому изменению" w:value="По любому изменению"/>
+                  <w:listItem w:displayText="Не выполняется" w:value="Не выполняется"/>
+                  <w:listItem w:displayText="По переднему фронту" w:value="По переднему фронту"/>
+                  <w:listItem w:displayText="По заднему фронту" w:value="По заднему фронту"/>
+                  <w:listItem w:displayText="По любому изменению" w:value="По любому изменению"/>
+                  <w:listItem w:displayText="Не выполняется" w:value="Не выполняется"/>
+                  <w:listItem w:displayText="По переднему фронту" w:value="По переднему фронту"/>
+                  <w:listItem w:displayText="По заднему фронту" w:value="По заднему фронту"/>
+                  <w:listItem w:displayText="По любому изменению" w:value="По любому изменению"/>
+                  <w:listItem w:displayText="Не выполняется" w:value="Не выполняется"/>
+                  <w:listItem w:displayText="По переднему фронту" w:value="По переднему фронту"/>
+                  <w:listItem w:displayText="По заднему фронту" w:value="По заднему фронту"/>
+                  <w:listItem w:displayText="По любому изменению" w:value="По любому изменению"/>
+                  <w:listItem w:displayText="Не выполняется" w:value="Не выполняется"/>
+                  <w:listItem w:displayText="По переднему фронту" w:value="По переднему фронту"/>
+                  <w:listItem w:displayText="По заднему фронту" w:value="По заднему фронту"/>
+                  <w:listItem w:displayText="По любому изменению" w:value="По любому изменению"/>
+                  <w:listItem w:displayText="Не выполняется" w:value="Не выполняется"/>
+                  <w:listItem w:displayText="По переднему фронту" w:value="По переднему фронту"/>
+                  <w:listItem w:displayText="По заднему фронту" w:value="По заднему фронту"/>
+                  <w:listItem w:displayText="По любому изменению" w:value="По любому изменению"/>
+                  <w:listItem w:displayText="Не выполняется" w:value="Не выполняется"/>
+                  <w:listItem w:displayText="По переднему фронту" w:value="По переднему фронту"/>
+                  <w:listItem w:displayText="По заднему фронту" w:value="По заднему фронту"/>
+                  <w:listItem w:displayText="По любому изменению" w:value="По любому изменению"/>
+                  <w:listItem w:displayText="Не выполняется" w:value="Не выполняется"/>
+                  <w:listItem w:displayText="По переднему фронту" w:value="По переднему фронту"/>
+                  <w:listItem w:displayText="По заднему фронту" w:value="По заднему фронту"/>
+                  <w:listItem w:displayText="По любому изменению" w:value="По любому изменению"/>
+                  <w:listItem w:displayText="Не выполняется" w:value="Не выполняется"/>
+                  <w:listItem w:displayText="По переднему фронту" w:value="По переднему фронту"/>
+                  <w:listItem w:displayText="По заднему фронту" w:value="По заднему фронту"/>
+                  <w:listItem w:displayText="По любому изменению" w:value="По любому изменению"/>
+                  <w:listItem w:displayText="Не выполняется" w:value="Не выполняется"/>
+                  <w:listItem w:displayText="По переднему фронту" w:value="По переднему фронту"/>
+                  <w:listItem w:displayText="По заднему фронту" w:value="По заднему фронту"/>
+                  <w:listItem w:displayText="По любому изменению" w:value="По любому изменению"/>
+                  <w:listItem w:displayText="Не выполняется" w:value="Не выполняется"/>
+                  <w:listItem w:displayText="По переднему фронту" w:value="По переднему фронту"/>
+                  <w:listItem w:displayText="По заднему фронту" w:value="По заднему фронту"/>
+                  <w:listItem w:displayText="По любому изменению" w:value="По любому изменению"/>
+                  <w:listItem w:displayText="Не выполняется" w:value="Не выполняется"/>
+                  <w:listItem w:displayText="По переднему фронту" w:value="По переднему фронту"/>
+                  <w:listItem w:displayText="По заднему фронту" w:value="По заднему фронту"/>
+                  <w:listItem w:displayText="По любому изменению" w:value="По любому изменению"/>
+                  <w:listItem w:displayText="Не выполняется" w:value="Не выполняется"/>
+                  <w:listItem w:displayText="По переднему фронту" w:value="По переднему фронту"/>
+                  <w:listItem w:displayText="По заднему фронту" w:value="По заднему фронту"/>
+                  <w:listItem w:displayText="По любому изменению" w:value="По любому изменению"/>
+                  <w:listItem w:displayText="Не выполняется" w:value="Не выполняется"/>
+                  <w:listItem w:displayText="По переднему фронту" w:value="По переднему фронту"/>
+                  <w:listItem w:displayText="По заднему фронту" w:value="По заднему фронту"/>
+                  <w:listItem w:displayText="По любому изменению" w:value="По любому изменению"/>
+                  <w:listItem w:displayText="Не выполняется" w:value="Не выполняется"/>
+                  <w:listItem w:displayText="По переднему фронту" w:value="По переднему фронту"/>
+                  <w:listItem w:displayText="По заднему фронту" w:value="По заднему фронту"/>
+                  <w:listItem w:displayText="По любому изменению" w:value="По любому изменению"/>
+                  <w:listItem w:displayText="Не выполняется" w:value="Не выполняется"/>
+                  <w:listItem w:displayText="По переднему фронту" w:value="По переднему фронту"/>
+                  <w:listItem w:displayText="По заднему фронту" w:value="По заднему фронту"/>
+                  <w:listItem w:displayText="По любому изменению" w:value="По любому изменению"/>
+                  <w:listItem w:displayText="Не выполняется" w:value="Не выполняется"/>
+                  <w:listItem w:displayText="По переднему фронту" w:value="По переднему фронту"/>
+                  <w:listItem w:displayText="По заднему фронту" w:value="По заднему фронту"/>
+                  <w:listItem w:displayText="По любому изменению" w:value="По любому изменению"/>
+                  <w:listItem w:displayText="Не выполняется" w:value="Не выполняется"/>
+                  <w:listItem w:displayText="По переднему фронту" w:value="По переднему фронту"/>
+                  <w:listItem w:displayText="По заднему фронту" w:value="По заднему фронту"/>
+                  <w:listItem w:displayText="По любому изменению" w:value="По любому изменению"/>
+                  <w:listItem w:displayText="Не выполняется" w:value="Не выполняется"/>
+                  <w:listItem w:displayText="По переднему фронту" w:value="По переднему фронту"/>
+                  <w:listItem w:displayText="По заднему фронту" w:value="По заднему фронту"/>
+                  <w:listItem w:displayText="По любому изменению" w:value="По любому изменению"/>
+                  <w:listItem w:displayText="Не выполняется" w:value="Не выполняется"/>
+                  <w:listItem w:displayText="По переднему фронту" w:value="По переднему фронту"/>
+                  <w:listItem w:displayText="По заднему фронту" w:value="По заднему фронту"/>
+                  <w:listItem w:displayText="По любому изменению" w:value="По любому изменению"/>
+                  <w:listItem w:displayText="Не выполняется" w:value="Не выполняется"/>
+                  <w:listItem w:displayText="По переднему фронту" w:value="По переднему фронту"/>
+                  <w:listItem w:displayText="По заднему фронту" w:value="По заднему фронту"/>
+                  <w:listItem w:displayText="По любому изменению" w:value="По любому изменению"/>
+                  <w:listItem w:displayText="Не выполняется" w:value="Не выполняется"/>
+                  <w:listItem w:displayText="По переднему фронту" w:value="По переднему фронту"/>
+                  <w:listItem w:displayText="По заднему фронту" w:value="По заднему фронту"/>
+                  <w:listItem w:displayText="По любому изменению" w:value="По любому изменению"/>
+                  <w:listItem w:displayText="Не выполняется" w:value="Не выполняется"/>
+                  <w:listItem w:displayText="По переднему фронту" w:value="По переднему фронту"/>
+                  <w:listItem w:displayText="По заднему фронту" w:value="По заднему фронту"/>
+                  <w:listItem w:displayText="По любому изменению" w:value="По любому изменению"/>
+                  <w:listItem w:displayText="Не выполняется" w:value="Не выполняется"/>
+                  <w:listItem w:displayText="По переднему фронту" w:value="По переднему фронту"/>
+                  <w:listItem w:displayText="По заднему фронту" w:value="По заднему фронту"/>
+                  <w:listItem w:displayText="По любому изменению" w:value="По любому изменению"/>
+                  <w:listItem w:displayText="Не выполняется" w:value="Не выполняется"/>
+                  <w:listItem w:displayText="По переднему фронту" w:value="По переднему фронту"/>
+                  <w:listItem w:displayText="По заднему фронту" w:value="По заднему фронту"/>
+                  <w:listItem w:displayText="По любому изменению" w:value="По любому изменению"/>
+                </w:dropDownList>
+                <w:showingPlcHdr/>
+                <w:placeholder>
+                  <w:docPart w:val=""/>
+                </w:placeholder>
+              </w:sdtPr>
+              <w:sdtContent>
+                <w:r>
+                  <w:rPr>
+                    <w:color w:val="808080"/>
+                    <w:sz w:val="24"/>
+                    <w:i/>
+                    <!-- курсив -->
+                    <!-- <w:b/> полужирный -->
+                    <w:spacing w:val="10"/>
+                    <!-- интервал между символами -->
+                  </w:rPr>
+                  <w:t>Выберите элемент</w:t>
+                </w:r>
+              </w:sdtContent>
+            </w:sdt>
+          </w:p>
+        </w:tc>
+        <w:tc>
+          <w:tcPr>
+            <w:tcW w:type="dxa" w:w="2304"/>
+          </w:tcPr>
+          <w:p>
+            <w:pPr>
+              <w:jc w:val="center"/>
+            </w:pPr>
+            <w:sdt>
+              <w:sdtPr>
+                <w:alias w:val=""/>
+                <w:tag w:val=""/>
+                <w:id w:val="0"/>
+                <w:dropDownList>
+                  <w:listItem w:displayText="Выберите элемент" w:value=""/>
+                  <w:listItem w:displayText="Выведено" w:value="Выведено"/>
+                  <w:listItem w:displayText="Введено" w:value="Введено"/>
+                </w:dropDownList>
+                <w:showingPlcHdr/>
+                <w:placeholder>
+                  <w:docPart w:val=""/>
+                </w:placeholder>
+              </w:sdtPr>
+              <w:sdtContent>
+                <w:r>
+                  <w:rPr>
+                    <w:color w:val="808080"/>
+                    <w:sz w:val="24"/>
+                    <w:i/>
+                    <!-- курсив -->
+                    <!-- <w:b/> полужирный -->
+                    <w:spacing w:val="10"/>
+                    <!-- интервал между символами -->
+                  </w:rPr>
+                  <w:t>Выберите элемент</w:t>
+                </w:r>
+              </w:sdtContent>
+            </w:sdt>
+          </w:p>
+        </w:tc>
+      </w:tr>
+      <w:tr>
+        <w:tc>
+          <w:tcPr>
+            <w:tcW w:type="dxa" w:w="6480"/>
+          </w:tcPr>
+          <w:p>
+            <w:r>
+              <w:t xml:space="preserve">Защита автотрансформатора</w:t>
+            </w:r>
+          </w:p>
+        </w:tc>
+        <w:tc>
+          <w:tcPr>
+            <w:tcW w:type="dxa" w:w="2160"/>
+          </w:tcPr>
+          <w:p>
+            <w:r>
+              <w:t xml:space="preserve">Защита АТ</w:t>
+            </w:r>
+          </w:p>
+        </w:tc>
+        <w:tc>
+          <w:tcPr>
+            <w:tcW w:type="dxa" w:w="2304"/>
+          </w:tcPr>
+          <w:p>
+            <w:pPr>
+              <w:jc w:val="center"/>
+            </w:pPr>
+            <w:sdt>
+              <w:sdtPr>
+                <w:alias w:val=""/>
+                <w:tag w:val=""/>
+                <w:id w:val="0"/>
+                <w:dropDownList>
+                  <w:listItem w:displayText="Выберите элемент" w:value=""/>
+                  <w:listItem w:displayText="Не выполняется" w:value="Не выполняется"/>
+                  <w:listItem w:displayText="По переднему фронту" w:value="По переднему фронту"/>
+                  <w:listItem w:displayText="По заднему фронту" w:value="По заднему фронту"/>
+                  <w:listItem w:displayText="По любому изменению" w:value="По любому изменению"/>
+                  <w:listItem w:displayText="Не выполняется" w:value="Не выполняется"/>
+                  <w:listItem w:displayText="По переднему фронту" w:value="По переднему фронту"/>
+                  <w:listItem w:displayText="По заднему фронту" w:value="По заднему фронту"/>
+                  <w:listItem w:displayText="По любому изменению" w:value="По любому изменению"/>
+                  <w:listItem w:displayText="Не выполняется" w:value="Не выполняется"/>
+                  <w:listItem w:displayText="По переднему фронту" w:value="По переднему фронту"/>
+                  <w:listItem w:displayText="По заднему фронту" w:value="По заднему фронту"/>
+                  <w:listItem w:displayText="По любому изменению" w:value="По любому изменению"/>
+                  <w:listItem w:displayText="Не выполняется" w:value="Не выполняется"/>
+                  <w:listItem w:displayText="По переднему фронту" w:value="По переднему фронту"/>
+                  <w:listItem w:displayText="По заднему фронту" w:value="По заднему фронту"/>
+                  <w:listItem w:displayText="По любому изменению" w:value="По любому изменению"/>
+                  <w:listItem w:displayText="Не выполняется" w:value="Не выполняется"/>
+                  <w:listItem w:displayText="По переднему фронту" w:value="По переднему фронту"/>
+                  <w:listItem w:displayText="По заднему фронту" w:value="По заднему фронту"/>
+                  <w:listItem w:displayText="По любому изменению" w:value="По любому изменению"/>
+                  <w:listItem w:displayText="Не выполняется" w:value="Не выполняется"/>
+                  <w:listItem w:displayText="По переднему фронту" w:value="По переднему фронту"/>
+                  <w:listItem w:displayText="По заднему фронту" w:value="По заднему фронту"/>
+                  <w:listItem w:displayText="По любому изменению" w:value="По любому изменению"/>
+                  <w:listItem w:displayText="Не выполняется" w:value="Не выполняется"/>
+                  <w:listItem w:displayText="По переднему фронту" w:value="По переднему фронту"/>
+                  <w:listItem w:displayText="По заднему фронту" w:value="По заднему фронту"/>
+                  <w:listItem w:displayText="По любому изменению" w:value="По любому изменению"/>
+                  <w:listItem w:displayText="Не выполняется" w:value="Не выполняется"/>
+                  <w:listItem w:displayText="По переднему фронту" w:value="По переднему фронту"/>
+                  <w:listItem w:displayText="По заднему фронту" w:value="По заднему фронту"/>
+                  <w:listItem w:displayText="По любому изменению" w:value="По любому изменению"/>
+                  <w:listItem w:displayText="Не выполняется" w:value="Не выполняется"/>
+                  <w:listItem w:displayText="По переднему фронту" w:value="По переднему фронту"/>
+                  <w:listItem w:displayText="По заднему фронту" w:value="По заднему фронту"/>
+                  <w:listItem w:displayText="По любому изменению" w:value="По любому изменению"/>
+                  <w:listItem w:displayText="Не выполняется" w:value="Не выполняется"/>
+                  <w:listItem w:displayText="По переднему фронту" w:value="По переднему фронту"/>
+                  <w:listItem w:displayText="По заднему фронту" w:value="По заднему фронту"/>
+                  <w:listItem w:displayText="По любому изменению" w:value="По любому изменению"/>
+                  <w:listItem w:displayText="Не выполняется" w:value="Не выполняется"/>
+                  <w:listItem w:displayText="По переднему фронту" w:value="По переднему фронту"/>
+                  <w:listItem w:displayText="По заднему фронту" w:value="По заднему фронту"/>
+                  <w:listItem w:displayText="По любому изменению" w:value="По любому изменению"/>
+                  <w:listItem w:displayText="Не выполняется" w:value="Не выполняется"/>
+                  <w:listItem w:displayText="По переднему фронту" w:value="По переднему фронту"/>
+                  <w:listItem w:displayText="По заднему фронту" w:value="По заднему фронту"/>
+                  <w:listItem w:displayText="По любому изменению" w:value="По любому изменению"/>
+                  <w:listItem w:displayText="Не выполняется" w:value="Не выполняется"/>
+                  <w:listItem w:displayText="По переднему фронту" w:value="По переднему фронту"/>
+                  <w:listItem w:displayText="По заднему фронту" w:value="По заднему фронту"/>
+                  <w:listItem w:displayText="По любому изменению" w:value="По любому изменению"/>
+                  <w:listItem w:displayText="Не выполняется" w:value="Не выполняется"/>
+                  <w:listItem w:displayText="По переднему фронту" w:value="По переднему фронту"/>
+                  <w:listItem w:displayText="По заднему фронту" w:value="По заднему фронту"/>
+                  <w:listItem w:displayText="По любому изменению" w:value="По любому изменению"/>
+                  <w:listItem w:displayText="Не выполняется" w:value="Не выполняется"/>
+                  <w:listItem w:displayText="По переднему фронту" w:value="По переднему фронту"/>
+                  <w:listItem w:displayText="По заднему фронту" w:value="По заднему фронту"/>
+                  <w:listItem w:displayText="По любому изменению" w:value="По любому изменению"/>
+                  <w:listItem w:displayText="Не выполняется" w:value="Не выполняется"/>
+                  <w:listItem w:displayText="По переднему фронту" w:value="По переднему фронту"/>
+                  <w:listItem w:displayText="По заднему фронту" w:value="По заднему фронту"/>
+                  <w:listItem w:displayText="По любому изменению" w:value="По любому изменению"/>
+                  <w:listItem w:displayText="Не выполняется" w:value="Не выполняется"/>
+                  <w:listItem w:displayText="По переднему фронту" w:value="По переднему фронту"/>
+                  <w:listItem w:displayText="По заднему фронту" w:value="По заднему фронту"/>
+                  <w:listItem w:displayText="По любому изменению" w:value="По любому изменению"/>
+                  <w:listItem w:displayText="Не выполняется" w:value="Не выполняется"/>
+                  <w:listItem w:displayText="По переднему фронту" w:value="По переднему фронту"/>
+                  <w:listItem w:displayText="По заднему фронту" w:value="По заднему фронту"/>
+                  <w:listItem w:displayText="По любому изменению" w:value="По любому изменению"/>
+                  <w:listItem w:displayText="Не выполняется" w:value="Не выполняется"/>
+                  <w:listItem w:displayText="По переднему фронту" w:value="По переднему фронту"/>
+                  <w:listItem w:displayText="По заднему фронту" w:value="По заднему фронту"/>
+                  <w:listItem w:displayText="По любому изменению" w:value="По любому изменению"/>
+                  <w:listItem w:displayText="Не выполняется" w:value="Не выполняется"/>
+                  <w:listItem w:displayText="По переднему фронту" w:value="По переднему фронту"/>
+                  <w:listItem w:displayText="По заднему фронту" w:value="По заднему фронту"/>
+                  <w:listItem w:displayText="По любому изменению" w:value="По любому изменению"/>
+                  <w:listItem w:displayText="Не выполняется" w:value="Не выполняется"/>
+                  <w:listItem w:displayText="По переднему фронту" w:value="По переднему фронту"/>
+                  <w:listItem w:displayText="По заднему фронту" w:value="По заднему фронту"/>
+                  <w:listItem w:displayText="По любому изменению" w:value="По любому изменению"/>
+                  <w:listItem w:displayText="Не выполняется" w:value="Не выполняется"/>
+                  <w:listItem w:displayText="По переднему фронту" w:value="По переднему фронту"/>
+                  <w:listItem w:displayText="По заднему фронту" w:value="По заднему фронту"/>
+                  <w:listItem w:displayText="По любому изменению" w:value="По любому изменению"/>
+                  <w:listItem w:displayText="Не выполняется" w:value="Не выполняется"/>
+                  <w:listItem w:displayText="По переднему фронту" w:value="По переднему фронту"/>
+                  <w:listItem w:displayText="По заднему фронту" w:value="По заднему фронту"/>
+                  <w:listItem w:displayText="По любому изменению" w:value="По любому изменению"/>
+                  <w:listItem w:displayText="Не выполняется" w:value="Не выполняется"/>
+                  <w:listItem w:displayText="По переднему фронту" w:value="По переднему фронту"/>
+                  <w:listItem w:displayText="По заднему фронту" w:value="По заднему фронту"/>
+                  <w:listItem w:displayText="По любому изменению" w:value="По любому изменению"/>
+                  <w:listItem w:displayText="Не выполняется" w:value="Не выполняется"/>
+                  <w:listItem w:displayText="По переднему фронту" w:value="По переднему фронту"/>
+                  <w:listItem w:displayText="По заднему фронту" w:value="По заднему фронту"/>
+                  <w:listItem w:displayText="По любому изменению" w:value="По любому изменению"/>
+                  <w:listItem w:displayText="Не выполняется" w:value="Не выполняется"/>
+                  <w:listItem w:displayText="По переднему фронту" w:value="По переднему фронту"/>
+                  <w:listItem w:displayText="По заднему фронту" w:value="По заднему фронту"/>
+                  <w:listItem w:displayText="По любому изменению" w:value="По любому изменению"/>
+                  <w:listItem w:displayText="Не выполняется" w:value="Не выполняется"/>
+                  <w:listItem w:displayText="По переднему фронту" w:value="По переднему фронту"/>
+                  <w:listItem w:displayText="По заднему фронту" w:value="По заднему фронту"/>
+                  <w:listItem w:displayText="По любому изменению" w:value="По любому изменению"/>
+                  <w:listItem w:displayText="Не выполняется" w:value="Не выполняется"/>
+                  <w:listItem w:displayText="По переднему фронту" w:value="По переднему фронту"/>
+                  <w:listItem w:displayText="По заднему фронту" w:value="По заднему фронту"/>
+                  <w:listItem w:displayText="По любому изменению" w:value="По любому изменению"/>
+                  <w:listItem w:displayText="Не выполняется" w:value="Не выполняется"/>
+                  <w:listItem w:displayText="По переднему фронту" w:value="По переднему фронту"/>
+                  <w:listItem w:displayText="По заднему фронту" w:value="По заднему фронту"/>
+                  <w:listItem w:displayText="По любому изменению" w:value="По любому изменению"/>
+                  <w:listItem w:displayText="Не выполняется" w:value="Не выполняется"/>
+                  <w:listItem w:displayText="По переднему фронту" w:value="По переднему фронту"/>
+                  <w:listItem w:displayText="По заднему фронту" w:value="По заднему фронту"/>
+                  <w:listItem w:displayText="По любому изменению" w:value="По любому изменению"/>
+                  <w:listItem w:displayText="Не выполняется" w:value="Не выполняется"/>
+                  <w:listItem w:displayText="По переднему фронту" w:value="По переднему фронту"/>
+                  <w:listItem w:displayText="По заднему фронту" w:value="По заднему фронту"/>
+                  <w:listItem w:displayText="По любому изменению" w:value="По любому изменению"/>
+                  <w:listItem w:displayText="Не выполняется" w:value="Не выполняется"/>
+                  <w:listItem w:displayText="По переднему фронту" w:value="По переднему фронту"/>
+                  <w:listItem w:displayText="По заднему фронту" w:value="По заднему фронту"/>
+                  <w:listItem w:displayText="По любому изменению" w:value="По любому изменению"/>
+                  <w:listItem w:displayText="Не выполняется" w:value="Не выполняется"/>
+                  <w:listItem w:displayText="По переднему фронту" w:value="По переднему фронту"/>
+                  <w:listItem w:displayText="По заднему фронту" w:value="По заднему фронту"/>
+                  <w:listItem w:displayText="По любому изменению" w:value="По любому изменению"/>
+                  <w:listItem w:displayText="Не выполняется" w:value="Не выполняется"/>
+                  <w:listItem w:displayText="По переднему фронту" w:value="По переднему фронту"/>
+                  <w:listItem w:displayText="По заднему фронту" w:value="По заднему фронту"/>
+                  <w:listItem w:displayText="По любому изменению" w:value="По любому изменению"/>
+                  <w:listItem w:displayText="Не выполняется" w:value="Не выполняется"/>
+                  <w:listItem w:displayText="По переднему фронту" w:value="По переднему фронту"/>
+                  <w:listItem w:displayText="По заднему фронту" w:value="По заднему фронту"/>
+                  <w:listItem w:displayText="По любому изменению" w:value="По любому изменению"/>
+                  <w:listItem w:displayText="Не выполняется" w:value="Не выполняется"/>
+                  <w:listItem w:displayText="По переднему фронту" w:value="По переднему фронту"/>
+                  <w:listItem w:displayText="По заднему фронту" w:value="По заднему фронту"/>
+                  <w:listItem w:displayText="По любому изменению" w:value="По любому изменению"/>
+                  <w:listItem w:displayText="Не выполняется" w:value="Не выполняется"/>
+                  <w:listItem w:displayText="По переднему фронту" w:value="По переднему фронту"/>
+                  <w:listItem w:displayText="По заднему фронту" w:value="По заднему фронту"/>
+                  <w:listItem w:displayText="По любому изменению" w:value="По любому изменению"/>
+                  <w:listItem w:displayText="Не выполняется" w:value="Не выполняется"/>
+                  <w:listItem w:displayText="По переднему фронту" w:value="По переднему фронту"/>
+                  <w:listItem w:displayText="По заднему фронту" w:value="По заднему фронту"/>
+                  <w:listItem w:displayText="По любому изменению" w:value="По любому изменению"/>
+                  <w:listItem w:displayText="Не выполняется" w:value="Не выполняется"/>
+                  <w:listItem w:displayText="По переднему фронту" w:value="По переднему фронту"/>
+                  <w:listItem w:displayText="По заднему фронту" w:value="По заднему фронту"/>
+                  <w:listItem w:displayText="По любому изменению" w:value="По любому изменению"/>
+                  <w:listItem w:displayText="Не выполняется" w:value="Не выполняется"/>
+                  <w:listItem w:displayText="По переднему фронту" w:value="По переднему фронту"/>
+                  <w:listItem w:displayText="По заднему фронту" w:value="По заднему фронту"/>
+                  <w:listItem w:displayText="По любому изменению" w:value="По любому изменению"/>
+                  <w:listItem w:displayText="Не выполняется" w:value="Не выполняется"/>
+                  <w:listItem w:displayText="По переднему фронту" w:value="По переднему фронту"/>
+                  <w:listItem w:displayText="По заднему фронту" w:value="По заднему фронту"/>
+                  <w:listItem w:displayText="По любому изменению" w:value="По любому изменению"/>
+                  <w:listItem w:displayText="Не выполняется" w:value="Не выполняется"/>
+                  <w:listItem w:displayText="По переднему фронту" w:value="По переднему фронту"/>
+                  <w:listItem w:displayText="По заднему фронту" w:value="По заднему фронту"/>
+                  <w:listItem w:displayText="По любому изменению" w:value="По любому изменению"/>
+                  <w:listItem w:displayText="Не выполняется" w:value="Не выполняется"/>
+                  <w:listItem w:displayText="По переднему фронту" w:value="По переднему фронту"/>
+                  <w:listItem w:displayText="По заднему фронту" w:value="По заднему фронту"/>
+                  <w:listItem w:displayText="По любому изменению" w:value="По любому изменению"/>
+                  <w:listItem w:displayText="Не выполняется" w:value="Не выполняется"/>
+                  <w:listItem w:displayText="По переднему фронту" w:value="По переднему фронту"/>
+                  <w:listItem w:displayText="По заднему фронту" w:value="По заднему фронту"/>
+                  <w:listItem w:displayText="По любому изменению" w:value="По любому изменению"/>
+                  <w:listItem w:displayText="Не выполняется" w:value="Не выполняется"/>
+                  <w:listItem w:displayText="По переднему фронту" w:value="По переднему фронту"/>
+                  <w:listItem w:displayText="По заднему фронту" w:value="По заднему фронту"/>
+                  <w:listItem w:displayText="По любому изменению" w:value="По любому изменению"/>
+                  <w:listItem w:displayText="Не выполняется" w:value="Не выполняется"/>
+                  <w:listItem w:displayText="По переднему фронту" w:value="По переднему фронту"/>
+                  <w:listItem w:displayText="По заднему фронту" w:value="По заднему фронту"/>
+                  <w:listItem w:displayText="По любому изменению" w:value="По любому изменению"/>
+                  <w:listItem w:displayText="Не выполняется" w:value="Не выполняется"/>
+                  <w:listItem w:displayText="По переднему фронту" w:value="По переднему фронту"/>
+                  <w:listItem w:displayText="По заднему фронту" w:value="По заднему фронту"/>
+                  <w:listItem w:displayText="По любому изменению" w:value="По любому изменению"/>
+                  <w:listItem w:displayText="Не выполняется" w:value="Не выполняется"/>
+                  <w:listItem w:displayText="По переднему фронту" w:value="По переднему фронту"/>
+                  <w:listItem w:displayText="По заднему фронту" w:value="По заднему фронту"/>
+                  <w:listItem w:displayText="По любому изменению" w:value="По любому изменению"/>
+                  <w:listItem w:displayText="Не выполняется" w:value="Не выполняется"/>
+                  <w:listItem w:displayText="По переднему фронту" w:value="По переднему фронту"/>
+                  <w:listItem w:displayText="По заднему фронту" w:value="По заднему фронту"/>
+                  <w:listItem w:displayText="По любому изменению" w:value="По любому изменению"/>
+                  <w:listItem w:displayText="Не выполняется" w:value="Не выполняется"/>
+                  <w:listItem w:displayText="По переднему фронту" w:value="По переднему фронту"/>
+                  <w:listItem w:displayText="По заднему фронту" w:value="По заднему фронту"/>
+                  <w:listItem w:displayText="По любому изменению" w:value="По любому изменению"/>
+                </w:dropDownList>
+                <w:showingPlcHdr/>
+                <w:placeholder>
+                  <w:docPart w:val=""/>
+                </w:placeholder>
+              </w:sdtPr>
+              <w:sdtContent>
+                <w:r>
+                  <w:rPr>
+                    <w:color w:val="808080"/>
+                    <w:sz w:val="24"/>
+                    <w:i/>
+                    <!-- курсив -->
+                    <!-- <w:b/> полужирный -->
+                    <w:spacing w:val="10"/>
+                    <!-- интервал между символами -->
+                  </w:rPr>
+                  <w:t>Выберите элемент</w:t>
+                </w:r>
+              </w:sdtContent>
+            </w:sdt>
+          </w:p>
+        </w:tc>
+        <w:tc>
+          <w:tcPr>
+            <w:tcW w:type="dxa" w:w="2304"/>
+          </w:tcPr>
+          <w:p>
+            <w:pPr>
+              <w:jc w:val="center"/>
+            </w:pPr>
+            <w:sdt>
+              <w:sdtPr>
+                <w:alias w:val=""/>
+                <w:tag w:val=""/>
+                <w:id w:val="0"/>
+                <w:dropDownList>
+                  <w:listItem w:displayText="Выберите элемент" w:value=""/>
+                  <w:listItem w:displayText="Не выполняется" w:value="Не выполняется"/>
+                  <w:listItem w:displayText="По переднему фронту" w:value="По переднему фронту"/>
+                  <w:listItem w:displayText="По заднему фронту" w:value="По заднему фронту"/>
+                  <w:listItem w:displayText="По любому изменению" w:value="По любому изменению"/>
+                  <w:listItem w:displayText="Не выполняется" w:value="Не выполняется"/>
+                  <w:listItem w:displayText="По переднему фронту" w:value="По переднему фронту"/>
+                  <w:listItem w:displayText="По заднему фронту" w:value="По заднему фронту"/>
+                  <w:listItem w:displayText="По любому изменению" w:value="По любому изменению"/>
+                  <w:listItem w:displayText="Не выполняется" w:value="Не выполняется"/>
+                  <w:listItem w:displayText="По переднему фронту" w:value="По переднему фронту"/>
+                  <w:listItem w:displayText="По заднему фронту" w:value="По заднему фронту"/>
+                  <w:listItem w:displayText="По любому изменению" w:value="По любому изменению"/>
+                  <w:listItem w:displayText="Не выполняется" w:value="Не выполняется"/>
+                  <w:listItem w:displayText="По переднему фронту" w:value="По переднему фронту"/>
+                  <w:listItem w:displayText="По заднему фронту" w:value="По заднему фронту"/>
+                  <w:listItem w:displayText="По любому изменению" w:value="По любому изменению"/>
+                  <w:listItem w:displayText="Не выполняется" w:value="Не выполняется"/>
+                  <w:listItem w:displayText="По переднему фронту" w:value="По переднему фронту"/>
+                  <w:listItem w:displayText="По заднему фронту" w:value="По заднему фронту"/>
+                  <w:listItem w:displayText="По любому изменению" w:value="По любому изменению"/>
+                  <w:listItem w:displayText="Не выполняется" w:value="Не выполняется"/>
+                  <w:listItem w:displayText="По переднему фронту" w:value="По переднему фронту"/>
+                  <w:listItem w:displayText="По заднему фронту" w:value="По заднему фронту"/>
+                  <w:listItem w:displayText="По любому изменению" w:value="По любому изменению"/>
+                  <w:listItem w:displayText="Не выполняется" w:value="Не выполняется"/>
+                  <w:listItem w:displayText="По переднему фронту" w:value="По переднему фронту"/>
+                  <w:listItem w:displayText="По заднему фронту" w:value="По заднему фронту"/>
+                  <w:listItem w:displayText="По любому изменению" w:value="По любому изменению"/>
+                  <w:listItem w:displayText="Не выполняется" w:value="Не выполняется"/>
+                  <w:listItem w:displayText="По переднему фронту" w:value="По переднему фронту"/>
+                  <w:listItem w:displayText="По заднему фронту" w:value="По заднему фронту"/>
+                  <w:listItem w:displayText="По любому изменению" w:value="По любому изменению"/>
+                  <w:listItem w:displayText="Не выполняется" w:value="Не выполняется"/>
+                  <w:listItem w:displayText="По переднему фронту" w:value="По переднему фронту"/>
+                  <w:listItem w:displayText="По заднему фронту" w:value="По заднему фронту"/>
+                  <w:listItem w:displayText="По любому изменению" w:value="По любому изменению"/>
+                  <w:listItem w:displayText="Не выполняется" w:value="Не выполняется"/>
+                  <w:listItem w:displayText="По переднему фронту" w:value="По переднему фронту"/>
+                  <w:listItem w:displayText="По заднему фронту" w:value="По заднему фронту"/>
+                  <w:listItem w:displayText="По любому изменению" w:value="По любому изменению"/>
+                  <w:listItem w:displayText="Не выполняется" w:value="Не выполняется"/>
+                  <w:listItem w:displayText="По переднему фронту" w:value="По переднему фронту"/>
+                  <w:listItem w:displayText="По заднему фронту" w:value="По заднему фронту"/>
+                  <w:listItem w:displayText="По любому изменению" w:value="По любому изменению"/>
+                  <w:listItem w:displayText="Не выполняется" w:value="Не выполняется"/>
+                  <w:listItem w:displayText="По переднему фронту" w:value="По переднему фронту"/>
+                  <w:listItem w:displayText="По заднему фронту" w:value="По заднему фронту"/>
+                  <w:listItem w:displayText="По любому изменению" w:value="По любому изменению"/>
+                  <w:listItem w:displayText="Не выполняется" w:value="Не выполняется"/>
+                  <w:listItem w:displayText="По переднему фронту" w:value="По переднему фронту"/>
+                  <w:listItem w:displayText="По заднему фронту" w:value="По заднему фронту"/>
+                  <w:listItem w:displayText="По любому изменению" w:value="По любому изменению"/>
+                  <w:listItem w:displayText="Не выполняется" w:value="Не выполняется"/>
+                  <w:listItem w:displayText="По переднему фронту" w:value="По переднему фронту"/>
+                  <w:listItem w:displayText="По заднему фронту" w:value="По заднему фронту"/>
+                  <w:listItem w:displayText="По любому изменению" w:value="По любому изменению"/>
+                  <w:listItem w:displayText="Не выполняется" w:value="Не выполняется"/>
+                  <w:listItem w:displayText="По переднему фронту" w:value="По переднему фронту"/>
+                  <w:listItem w:displayText="По заднему фронту" w:value="По заднему фронту"/>
+                  <w:listItem w:displayText="По любому изменению" w:value="По любому изменению"/>
+                  <w:listItem w:displayText="Не выполняется" w:value="Не выполняется"/>
+                  <w:listItem w:displayText="По переднему фронту" w:value="По переднему фронту"/>
+                  <w:listItem w:displayText="По заднему фронту" w:value="По заднему фронту"/>
+                  <w:listItem w:displayText="По любому изменению" w:value="По любому изменению"/>
+                  <w:listItem w:displayText="Не выполняется" w:value="Не выполняется"/>
+                  <w:listItem w:displayText="По переднему фронту" w:value="По переднему фронту"/>
+                  <w:listItem w:displayText="По заднему фронту" w:value="По заднему фронту"/>
+                  <w:listItem w:displayText="По любому изменению" w:value="По любому изменению"/>
+                  <w:listItem w:displayText="Не выполняется" w:value="Не выполняется"/>
+                  <w:listItem w:displayText="По переднему фронту" w:value="По переднему фронту"/>
+                  <w:listItem w:displayText="По заднему фронту" w:value="По заднему фронту"/>
+                  <w:listItem w:displayText="По любому изменению" w:value="По любому изменению"/>
+                  <w:listItem w:displayText="Не выполняется" w:value="Не выполняется"/>
+                  <w:listItem w:displayText="По переднему фронту" w:value="По переднему фронту"/>
+                  <w:listItem w:displayText="По заднему фронту" w:value="По заднему фронту"/>
+                  <w:listItem w:displayText="По любому изменению" w:value="По любому изменению"/>
+                  <w:listItem w:displayText="Не выполняется" w:value="Не выполняется"/>
+                  <w:listItem w:displayText="По переднему фронту" w:value="По переднему фронту"/>
+                  <w:listItem w:displayText="По заднему фронту" w:value="По заднему фронту"/>
+                  <w:listItem w:displayText="По любому изменению" w:value="По любому изменению"/>
+                  <w:listItem w:displayText="Не выполняется" w:value="Не выполняется"/>
+                  <w:listItem w:displayText="По переднему фронту" w:value="По переднему фронту"/>
+                  <w:listItem w:displayText="По заднему фронту" w:value="По заднему фронту"/>
+                  <w:listItem w:displayText="По любому изменению" w:value="По любому изменению"/>
+                  <w:listItem w:displayText="Не выполняется" w:value="Не выполняется"/>
+                  <w:listItem w:displayText="По переднему фронту" w:value="По переднему фронту"/>
+                  <w:listItem w:displayText="По заднему фронту" w:value="По заднему фронту"/>
+                  <w:listItem w:displayText="По любому изменению" w:value="По любому изменению"/>
+                  <w:listItem w:displayText="Не выполняется" w:value="Не выполняется"/>
+                  <w:listItem w:displayText="По переднему фронту" w:value="По переднему фронту"/>
+                  <w:listItem w:displayText="По заднему фронту" w:value="По заднему фронту"/>
+                  <w:listItem w:displayText="По любому изменению" w:value="По любому изменению"/>
+                  <w:listItem w:displayText="Не выполняется" w:value="Не выполняется"/>
+                  <w:listItem w:displayText="По переднему фронту" w:value="По переднему фронту"/>
+                  <w:listItem w:displayText="По заднему фронту" w:value="По заднему фронту"/>
+                  <w:listItem w:displayText="По любому изменению" w:value="По любому изменению"/>
+                  <w:listItem w:displayText="Не выполняется" w:value="Не выполняется"/>
+                  <w:listItem w:displayText="По переднему фронту" w:value="По переднему фронту"/>
+                  <w:listItem w:displayText="По заднему фронту" w:value="По заднему фронту"/>
+                  <w:listItem w:displayText="По любому изменению" w:value="По любому изменению"/>
+                  <w:listItem w:displayText="Не выполняется" w:value="Не выполняется"/>
+                  <w:listItem w:displayText="По переднему фронту" w:value="По переднему фронту"/>
+                  <w:listItem w:displayText="По заднему фронту" w:value="По заднему фронту"/>
+                  <w:listItem w:displayText="По любому изменению" w:value="По любому изменению"/>
+                  <w:listItem w:displayText="Не выполняется" w:value="Не выполняется"/>
+                  <w:listItem w:displayText="По переднему фронту" w:value="По переднему фронту"/>
+                  <w:listItem w:displayText="По заднему фронту" w:value="По заднему фронту"/>
+                  <w:listItem w:displayText="По любому изменению" w:value="По любому изменению"/>
+                  <w:listItem w:displayText="Не выполняется" w:value="Не выполняется"/>
+                  <w:listItem w:displayText="По переднему фронту" w:value="По переднему фронту"/>
+                  <w:listItem w:displayText="По заднему фронту" w:value="По заднему фронту"/>
+                  <w:listItem w:displayText="По любому изменению" w:value="По любому изменению"/>
+                  <w:listItem w:displayText="Не выполняется" w:value="Не выполняется"/>
+                  <w:listItem w:displayText="По переднему фронту" w:value="По переднему фронту"/>
+                  <w:listItem w:displayText="По заднему фронту" w:value="По заднему фронту"/>
+                  <w:listItem w:displayText="По любому изменению" w:value="По любому изменению"/>
+                  <w:listItem w:displayText="Не выполняется" w:value="Не выполняется"/>
+                  <w:listItem w:displayText="По переднему фронту" w:value="По переднему фронту"/>
+                  <w:listItem w:displayText="По заднему фронту" w:value="По заднему фронту"/>
+                  <w:listItem w:displayText="По любому изменению" w:value="По любому изменению"/>
+                  <w:listItem w:displayText="Не выполняется" w:value="Не выполняется"/>
+                  <w:listItem w:displayText="По переднему фронту" w:value="По переднему фронту"/>
+                  <w:listItem w:displayText="По заднему фронту" w:value="По заднему фронту"/>
+                  <w:listItem w:displayText="По любому изменению" w:value="По любому изменению"/>
+                  <w:listItem w:displayText="Не выполняется" w:value="Не выполняется"/>
+                  <w:listItem w:displayText="По переднему фронту" w:value="По переднему фронту"/>
+                  <w:listItem w:displayText="По заднему фронту" w:value="По заднему фронту"/>
+                  <w:listItem w:displayText="По любому изменению" w:value="По любому изменению"/>
+                  <w:listItem w:displayText="Не выполняется" w:value="Не выполняется"/>
+                  <w:listItem w:displayText="По переднему фронту" w:value="По переднему фронту"/>
+                  <w:listItem w:displayText="По заднему фронту" w:value="По заднему фронту"/>
+                  <w:listItem w:displayText="По любому изменению" w:value="По любому изменению"/>
+                  <w:listItem w:displayText="Не выполняется" w:value="Не выполняется"/>
+                  <w:listItem w:displayText="По переднему фронту" w:value="По переднему фронту"/>
+                  <w:listItem w:displayText="По заднему фронту" w:value="По заднему фронту"/>
+                  <w:listItem w:displayText="По любому изменению" w:value="По любому изменению"/>
+                  <w:listItem w:displayText="Не выполняется" w:value="Не выполняется"/>
+                  <w:listItem w:displayText="По переднему фронту" w:value="По переднему фронту"/>
+                  <w:listItem w:displayText="По заднему фронту" w:value="По заднему фронту"/>
+                  <w:listItem w:displayText="По любому изменению" w:value="По любому изменению"/>
+                  <w:listItem w:displayText="Не выполняется" w:value="Не выполняется"/>
+                  <w:listItem w:displayText="По переднему фронту" w:value="По переднему фронту"/>
+                  <w:listItem w:displayText="По заднему фронту" w:value="По заднему фронту"/>
+                  <w:listItem w:displayText="По любому изменению" w:value="По любому изменению"/>
+                  <w:listItem w:displayText="Не выполняется" w:value="Не выполняется"/>
+                  <w:listItem w:displayText="По переднему фронту" w:value="По переднему фронту"/>
+                  <w:listItem w:displayText="По заднему фронту" w:value="По заднему фронту"/>
+                  <w:listItem w:displayText="По любому изменению" w:value="По любому изменению"/>
+                  <w:listItem w:displayText="Не выполняется" w:value="Не выполняется"/>
+                  <w:listItem w:displayText="По переднему фронту" w:value="По переднему фронту"/>
+                  <w:listItem w:displayText="По заднему фронту" w:value="По заднему фронту"/>
+                  <w:listItem w:displayText="По любому изменению" w:value="По любому изменению"/>
+                  <w:listItem w:displayText="Не выполняется" w:value="Не выполняется"/>
+                  <w:listItem w:displayText="По переднему фронту" w:value="По переднему фронту"/>
+                  <w:listItem w:displayText="По заднему фронту" w:value="По заднему фронту"/>
+                  <w:listItem w:displayText="По любому изменению" w:value="По любому изменению"/>
+                  <w:listItem w:displayText="Не выполняется" w:value="Не выполняется"/>
+                  <w:listItem w:displayText="По переднему фронту" w:value="По переднему фронту"/>
+                  <w:listItem w:displayText="По заднему фронту" w:value="По заднему фронту"/>
+                  <w:listItem w:displayText="По любому изменению" w:value="По любому изменению"/>
+                  <w:listItem w:displayText="Не выполняется" w:value="Не выполняется"/>
+                  <w:listItem w:displayText="По переднему фронту" w:value="По переднему фронту"/>
+                  <w:listItem w:displayText="По заднему фронту" w:value="По заднему фронту"/>
+                  <w:listItem w:displayText="По любому изменению" w:value="По любому изменению"/>
+                  <w:listItem w:displayText="Не выполняется" w:value="Не выполняется"/>
+                  <w:listItem w:displayText="По переднему фронту" w:value="По переднему фронту"/>
+                  <w:listItem w:displayText="По заднему фронту" w:value="По заднему фронту"/>
+                  <w:listItem w:displayText="По любому изменению" w:value="По любому изменению"/>
+                  <w:listItem w:displayText="Не выполняется" w:value="Не выполняется"/>
+                  <w:listItem w:displayText="По переднему фронту" w:value="По переднему фронту"/>
+                  <w:listItem w:displayText="По заднему фронту" w:value="По заднему фронту"/>
+                  <w:listItem w:displayText="По любому изменению" w:value="По любому изменению"/>
+                  <w:listItem w:displayText="Не выполняется" w:value="Не выполняется"/>
+                  <w:listItem w:displayText="По переднему фронту" w:value="По переднему фронту"/>
+                  <w:listItem w:displayText="По заднему фронту" w:value="По заднему фронту"/>
+                  <w:listItem w:displayText="По любому изменению" w:value="По любому изменению"/>
+                  <w:listItem w:displayText="Не выполняется" w:value="Не выполняется"/>
+                  <w:listItem w:displayText="По переднему фронту" w:value="По переднему фронту"/>
+                  <w:listItem w:displayText="По заднему фронту" w:value="По заднему фронту"/>
+                  <w:listItem w:displayText="По любому изменению" w:value="По любому изменению"/>
+                  <w:listItem w:displayText="Не выполняется" w:value="Не выполняется"/>
+                  <w:listItem w:displayText="По переднему фронту" w:value="По переднему фронту"/>
+                  <w:listItem w:displayText="По заднему фронту" w:value="По заднему фронту"/>
+                  <w:listItem w:displayText="По любому изменению" w:value="По любому изменению"/>
+                  <w:listItem w:displayText="Не выполняется" w:value="Не выполняется"/>
+                  <w:listItem w:displayText="По переднему фронту" w:value="По переднему фронту"/>
+                  <w:listItem w:displayText="По заднему фронту" w:value="По заднему фронту"/>
+                  <w:listItem w:displayText="По любому изменению" w:value="По любому изменению"/>
+                  <w:listItem w:displayText="Не выполняется" w:value="Не выполняется"/>
+                  <w:listItem w:displayText="По переднему фронту" w:value="По переднему фронту"/>
+                  <w:listItem w:displayText="По заднему фронту" w:value="По заднему фронту"/>
+                  <w:listItem w:displayText="По любому изменению" w:value="По любому изменению"/>
+                  <w:listItem w:displayText="Не выполняется" w:value="Не выполняется"/>
+                  <w:listItem w:displayText="По переднему фронту" w:value="По переднему фронту"/>
+                  <w:listItem w:displayText="По заднему фронту" w:value="По заднему фронту"/>
+                  <w:listItem w:displayText="По любому изменению" w:value="По любому изменению"/>
+                  <w:listItem w:displayText="Не выполняется" w:value="Не выполняется"/>
+                  <w:listItem w:displayText="По переднему фронту" w:value="По переднему фронту"/>
+                  <w:listItem w:displayText="По заднему фронту" w:value="По заднему фронту"/>
+                  <w:listItem w:displayText="По любому изменению" w:value="По любому изменению"/>
+                </w:dropDownList>
+                <w:showingPlcHdr/>
+                <w:placeholder>
+                  <w:docPart w:val=""/>
+                </w:placeholder>
+              </w:sdtPr>
+              <w:sdtContent>
+                <w:r>
+                  <w:rPr>
+                    <w:color w:val="808080"/>
+                    <w:sz w:val="24"/>
+                    <w:i/>
+                    <!-- курсив -->
+                    <!-- <w:b/> полужирный -->
+                    <w:spacing w:val="10"/>
+                    <!-- интервал между символами -->
+                  </w:rPr>
+                  <w:t>Выберите элемент</w:t>
+                </w:r>
+              </w:sdtContent>
+            </w:sdt>
+          </w:p>
+        </w:tc>
+        <w:tc>
+          <w:tcPr>
+            <w:tcW w:type="dxa" w:w="2304"/>
+          </w:tcPr>
+          <w:p>
+            <w:pPr>
+              <w:jc w:val="center"/>
+            </w:pPr>
+            <w:sdt>
+              <w:sdtPr>
+                <w:alias w:val=""/>
+                <w:tag w:val=""/>
+                <w:id w:val="0"/>
+                <w:dropDownList>
+                  <w:listItem w:displayText="Выберите элемент" w:value=""/>
+                  <w:listItem w:displayText="Выведено" w:value="Выведено"/>
+                  <w:listItem w:displayText="Введено" w:value="Введено"/>
+                </w:dropDownList>
+                <w:showingPlcHdr/>
+                <w:placeholder>
+                  <w:docPart w:val=""/>
+                </w:placeholder>
+              </w:sdtPr>
+              <w:sdtContent>
+                <w:r>
+                  <w:rPr>
+                    <w:color w:val="808080"/>
+                    <w:sz w:val="24"/>
+                    <w:i/>
+                    <!-- курсив -->
+                    <!-- <w:b/> полужирный -->
+                    <w:spacing w:val="10"/>
+                    <!-- интервал между символами -->
+                  </w:rPr>
+                  <w:t>Выберите элемент</w:t>
+                </w:r>
+              </w:sdtContent>
+            </w:sdt>
+          </w:p>
+        </w:tc>
+      </w:tr>
+      <w:tr>
+        <w:tc>
+          <w:tcPr>
+            <w:tcW w:type="dxa" w:w="6480"/>
+          </w:tcPr>
+          <w:p>
+            <w:r>
+              <w:t xml:space="preserve">Защита автотрансформатора</w:t>
+            </w:r>
+          </w:p>
+        </w:tc>
+        <w:tc>
+          <w:tcPr>
+            <w:tcW w:type="dxa" w:w="2160"/>
+          </w:tcPr>
+          <w:p>
+            <w:r>
+              <w:t xml:space="preserve">Защита АТ</w:t>
+            </w:r>
+          </w:p>
+        </w:tc>
+        <w:tc>
+          <w:tcPr>
+            <w:tcW w:type="dxa" w:w="2304"/>
+          </w:tcPr>
+          <w:p>
+            <w:pPr>
+              <w:jc w:val="center"/>
+            </w:pPr>
+            <w:sdt>
+              <w:sdtPr>
+                <w:alias w:val=""/>
+                <w:tag w:val=""/>
+                <w:id w:val="0"/>
+                <w:dropDownList>
+                  <w:listItem w:displayText="Выберите элемент" w:value=""/>
+                  <w:listItem w:displayText="Не выполняется" w:value="Не выполняется"/>
+                  <w:listItem w:displayText="По переднему фронту" w:value="По переднему фронту"/>
+                  <w:listItem w:displayText="По заднему фронту" w:value="По заднему фронту"/>
+                  <w:listItem w:displayText="По любому изменению" w:value="По любому изменению"/>
+                  <w:listItem w:displayText="Не выполняется" w:value="Не выполняется"/>
+                  <w:listItem w:displayText="По переднему фронту" w:value="По переднему фронту"/>
+                  <w:listItem w:displayText="По заднему фронту" w:value="По заднему фронту"/>
+                  <w:listItem w:displayText="По любому изменению" w:value="По любому изменению"/>
+                  <w:listItem w:displayText="Не выполняется" w:value="Не выполняется"/>
+                  <w:listItem w:displayText="По переднему фронту" w:value="По переднему фронту"/>
+                  <w:listItem w:displayText="По заднему фронту" w:value="По заднему фронту"/>
+                  <w:listItem w:displayText="По любому изменению" w:value="По любому изменению"/>
+                  <w:listItem w:displayText="Не выполняется" w:value="Не выполняется"/>
+                  <w:listItem w:displayText="По переднему фронту" w:value="По переднему фронту"/>
+                  <w:listItem w:displayText="По заднему фронту" w:value="По заднему фронту"/>
+                  <w:listItem w:displayText="По любому изменению" w:value="По любому изменению"/>
+                  <w:listItem w:displayText="Не выполняется" w:value="Не выполняется"/>
+                  <w:listItem w:displayText="По переднему фронту" w:value="По переднему фронту"/>
+                  <w:listItem w:displayText="По заднему фронту" w:value="По заднему фронту"/>
+                  <w:listItem w:displayText="По любому изменению" w:value="По любому изменению"/>
+                  <w:listItem w:displayText="Не выполняется" w:value="Не выполняется"/>
+                  <w:listItem w:displayText="По переднему фронту" w:value="По переднему фронту"/>
+                  <w:listItem w:displayText="По заднему фронту" w:value="По заднему фронту"/>
+                  <w:listItem w:displayText="По любому изменению" w:value="По любому изменению"/>
+                  <w:listItem w:displayText="Не выполняется" w:value="Не выполняется"/>
+                  <w:listItem w:displayText="По переднему фронту" w:value="По переднему фронту"/>
+                  <w:listItem w:displayText="По заднему фронту" w:value="По заднему фронту"/>
+                  <w:listItem w:displayText="По любому изменению" w:value="По любому изменению"/>
+                  <w:listItem w:displayText="Не выполняется" w:value="Не выполняется"/>
+                  <w:listItem w:displayText="По переднему фронту" w:value="По переднему фронту"/>
+                  <w:listItem w:displayText="По заднему фронту" w:value="По заднему фронту"/>
+                  <w:listItem w:displayText="По любому изменению" w:value="По любому изменению"/>
+                  <w:listItem w:displayText="Не выполняется" w:value="Не выполняется"/>
+                  <w:listItem w:displayText="По переднему фронту" w:value="По переднему фронту"/>
+                  <w:listItem w:displayText="По заднему фронту" w:value="По заднему фронту"/>
+                  <w:listItem w:displayText="По любому изменению" w:value="По любому изменению"/>
+                  <w:listItem w:displayText="Не выполняется" w:value="Не выполняется"/>
+                  <w:listItem w:displayText="По переднему фронту" w:value="По переднему фронту"/>
+                  <w:listItem w:displayText="По заднему фронту" w:value="По заднему фронту"/>
+                  <w:listItem w:displayText="По любому изменению" w:value="По любому изменению"/>
+                  <w:listItem w:displayText="Не выполняется" w:value="Не выполняется"/>
+                  <w:listItem w:displayText="По переднему фронту" w:value="По переднему фронту"/>
+                  <w:listItem w:displayText="По заднему фронту" w:value="По заднему фронту"/>
+                  <w:listItem w:displayText="По любому изменению" w:value="По любому изменению"/>
+                  <w:listItem w:displayText="Не выполняется" w:value="Не выполняется"/>
+                  <w:listItem w:displayText="По переднему фронту" w:value="По переднему фронту"/>
+                  <w:listItem w:displayText="По заднему фронту" w:value="По заднему фронту"/>
+                  <w:listItem w:displayText="По любому изменению" w:value="По любому изменению"/>
+                  <w:listItem w:displayText="Не выполняется" w:value="Не выполняется"/>
+                  <w:listItem w:displayText="По переднему фронту" w:value="По переднему фронту"/>
+                  <w:listItem w:displayText="По заднему фронту" w:value="По заднему фронту"/>
+                  <w:listItem w:displayText="По любому изменению" w:value="По любому изменению"/>
+                  <w:listItem w:displayText="Не выполняется" w:value="Не выполняется"/>
+                  <w:listItem w:displayText="По переднему фронту" w:value="По переднему фронту"/>
+                  <w:listItem w:displayText="По заднему фронту" w:value="По заднему фронту"/>
+                  <w:listItem w:displayText="По любому изменению" w:value="По любому изменению"/>
+                  <w:listItem w:displayText="Не выполняется" w:value="Не выполняется"/>
+                  <w:listItem w:displayText="По переднему фронту" w:value="По переднему фронту"/>
+                  <w:listItem w:displayText="По заднему фронту" w:value="По заднему фронту"/>
+                  <w:listItem w:displayText="По любому изменению" w:value="По любому изменению"/>
+                  <w:listItem w:displayText="Не выполняется" w:value="Не выполняется"/>
+                  <w:listItem w:displayText="По переднему фронту" w:value="По переднему фронту"/>
+                  <w:listItem w:displayText="По заднему фронту" w:value="По заднему фронту"/>
+                  <w:listItem w:displayText="По любому изменению" w:value="По любому изменению"/>
+                  <w:listItem w:displayText="Не выполняется" w:value="Не выполняется"/>
+                  <w:listItem w:displayText="По переднему фронту" w:value="По переднему фронту"/>
+                  <w:listItem w:displayText="По заднему фронту" w:value="По заднему фронту"/>
+                  <w:listItem w:displayText="По любому изменению" w:value="По любому изменению"/>
+                  <w:listItem w:displayText="Не выполняется" w:value="Не выполняется"/>
+                  <w:listItem w:displayText="По переднему фронту" w:value="По переднему фронту"/>
+                  <w:listItem w:displayText="По заднему фронту" w:value="По заднему фронту"/>
+                  <w:listItem w:displayText="По любому изменению" w:value="По любому изменению"/>
+                  <w:listItem w:displayText="Не выполняется" w:value="Не выполняется"/>
+                  <w:listItem w:displayText="По переднему фронту" w:value="По переднему фронту"/>
+                  <w:listItem w:displayText="По заднему фронту" w:value="По заднему фронту"/>
+                  <w:listItem w:displayText="По любому изменению" w:value="По любому изменению"/>
+                  <w:listItem w:displayText="Не выполняется" w:value="Не выполняется"/>
+                  <w:listItem w:displayText="По переднему фронту" w:value="По переднему фронту"/>
+                  <w:listItem w:displayText="По заднему фронту" w:value="По заднему фронту"/>
+                  <w:listItem w:displayText="По любому изменению" w:value="По любому изменению"/>
+                  <w:listItem w:displayText="Не выполняется" w:value="Не выполняется"/>
+                  <w:listItem w:displayText="По переднему фронту" w:value="По переднему фронту"/>
+                  <w:listItem w:displayText="По заднему фронту" w:value="По заднему фронту"/>
+                  <w:listItem w:displayText="По любому изменению" w:value="По любому изменению"/>
+                  <w:listItem w:displayText="Не выполняется" w:value="Не выполняется"/>
+                  <w:listItem w:displayText="По переднему фронту" w:value="По переднему фронту"/>
+                  <w:listItem w:displayText="По заднему фронту" w:value="По заднему фронту"/>
+                  <w:listItem w:displayText="По любому изменению" w:value="По любому изменению"/>
+                  <w:listItem w:displayText="Не выполняется" w:value="Не выполняется"/>
+                  <w:listItem w:displayText="По переднему фронту" w:value="По переднему фронту"/>
+                  <w:listItem w:displayText="По заднему фронту" w:value="По заднему фронту"/>
+                  <w:listItem w:displayText="По любому изменению" w:value="По любому изменению"/>
+                  <w:listItem w:displayText="Не выполняется" w:value="Не выполняется"/>
+                  <w:listItem w:displayText="По переднему фронту" w:value="По переднему фронту"/>
+                  <w:listItem w:displayText="По заднему фронту" w:value="По заднему фронту"/>
+                  <w:listItem w:displayText="По любому изменению" w:value="По любому изменению"/>
+                  <w:listItem w:displayText="Не выполняется" w:value="Не выполняется"/>
+                  <w:listItem w:displayText="По переднему фронту" w:value="По переднему фронту"/>
+                  <w:listItem w:displayText="По заднему фронту" w:value="По заднему фронту"/>
+                  <w:listItem w:displayText="По любому изменению" w:value="По любому изменению"/>
+                  <w:listItem w:displayText="Не выполняется" w:value="Не выполняется"/>
+                  <w:listItem w:displayText="По переднему фронту" w:value="По переднему фронту"/>
+                  <w:listItem w:displayText="По заднему фронту" w:value="По заднему фронту"/>
+                  <w:listItem w:displayText="По любому изменению" w:value="По любому изменению"/>
+                  <w:listItem w:displayText="Не выполняется" w:value="Не выполняется"/>
+                  <w:listItem w:displayText="По переднему фронту" w:value="По переднему фронту"/>
+                  <w:listItem w:displayText="По заднему фронту" w:value="По заднему фронту"/>
+                  <w:listItem w:displayText="По любому изменению" w:value="По любому изменению"/>
+                  <w:listItem w:displayText="Не выполняется" w:value="Не выполняется"/>
+                  <w:listItem w:displayText="По переднему фронту" w:value="По переднему фронту"/>
+                  <w:listItem w:displayText="По заднему фронту" w:value="По заднему фронту"/>
+                  <w:listItem w:displayText="По любому изменению" w:value="По любому изменению"/>
+                  <w:listItem w:displayText="Не выполняется" w:value="Не выполняется"/>
+                  <w:listItem w:displayText="По переднему фронту" w:value="По переднему фронту"/>
+                  <w:listItem w:displayText="По заднему фронту" w:value="По заднему фронту"/>
+                  <w:listItem w:displayText="По любому изменению" w:value="По любому изменению"/>
+                  <w:listItem w:displayText="Не выполняется" w:value="Не выполняется"/>
+                  <w:listItem w:displayText="По переднему фронту" w:value="По переднему фронту"/>
+                  <w:listItem w:displayText="По заднему фронту" w:value="По заднему фронту"/>
+                  <w:listItem w:displayText="По любому изменению" w:value="По любому изменению"/>
+                  <w:listItem w:displayText="Не выполняется" w:value="Не выполняется"/>
+                  <w:listItem w:displayText="По переднему фронту" w:value="По переднему фронту"/>
+                  <w:listItem w:displayText="По заднему фронту" w:value="По заднему фронту"/>
+                  <w:listItem w:displayText="По любому изменению" w:value="По любому изменению"/>
+                  <w:listItem w:displayText="Не выполняется" w:value="Не выполняется"/>
+                  <w:listItem w:displayText="По переднему фронту" w:value="По переднему фронту"/>
+                  <w:listItem w:displayText="По заднему фронту" w:value="По заднему фронту"/>
+                  <w:listItem w:displayText="По любому изменению" w:value="По любому изменению"/>
+                  <w:listItem w:displayText="Не выполняется" w:value="Не выполняется"/>
+                  <w:listItem w:displayText="По переднему фронту" w:value="По переднему фронту"/>
+                  <w:listItem w:displayText="По заднему фронту" w:value="По заднему фронту"/>
+                  <w:listItem w:displayText="По любому изменению" w:value="По любому изменению"/>
+                  <w:listItem w:displayText="Не выполняется" w:value="Не выполняется"/>
+                  <w:listItem w:displayText="По переднему фронту" w:value="По переднему фронту"/>
+                  <w:listItem w:displayText="По заднему фронту" w:value="По заднему фронту"/>
+                  <w:listItem w:displayText="По любому изменению" w:value="По любому изменению"/>
+                  <w:listItem w:displayText="Не выполняется" w:value="Не выполняется"/>
+                  <w:listItem w:displayText="По переднему фронту" w:value="По переднему фронту"/>
+                  <w:listItem w:displayText="По заднему фронту" w:value="По заднему фронту"/>
+                  <w:listItem w:displayText="По любому изменению" w:value="По любому изменению"/>
+                  <w:listItem w:displayText="Не выполняется" w:value="Не выполняется"/>
+                  <w:listItem w:displayText="По переднему фронту" w:value="По переднему фронту"/>
+                  <w:listItem w:displayText="По заднему фронту" w:value="По заднему фронту"/>
+                  <w:listItem w:displayText="По любому изменению" w:value="По любому изменению"/>
+                  <w:listItem w:displayText="Не выполняется" w:value="Не выполняется"/>
+                  <w:listItem w:displayText="По переднему фронту" w:value="По переднему фронту"/>
+                  <w:listItem w:displayText="По заднему фронту" w:value="По заднему фронту"/>
+                  <w:listItem w:displayText="По любому изменению" w:value="По любому изменению"/>
+                  <w:listItem w:displayText="Не выполняется" w:value="Не выполняется"/>
+                  <w:listItem w:displayText="По переднему фронту" w:value="По переднему фронту"/>
+                  <w:listItem w:displayText="По заднему фронту" w:value="По заднему фронту"/>
+                  <w:listItem w:displayText="По любому изменению" w:value="По любому изменению"/>
+                  <w:listItem w:displayText="Не выполняется" w:value="Не выполняется"/>
+                  <w:listItem w:displayText="По переднему фронту" w:value="По переднему фронту"/>
+                  <w:listItem w:displayText="По заднему фронту" w:value="По заднему фронту"/>
+                  <w:listItem w:displayText="По любому изменению" w:value="По любому изменению"/>
+                  <w:listItem w:displayText="Не выполняется" w:value="Не выполняется"/>
+                  <w:listItem w:displayText="По переднему фронту" w:value="По переднему фронту"/>
+                  <w:listItem w:displayText="По заднему фронту" w:value="По заднему фронту"/>
+                  <w:listItem w:displayText="По любому изменению" w:value="По любому изменению"/>
+                  <w:listItem w:displayText="Не выполняется" w:value="Не выполняется"/>
+                  <w:listItem w:displayText="По переднему фронту" w:value="По переднему фронту"/>
+                  <w:listItem w:displayText="По заднему фронту" w:value="По заднему фронту"/>
+                  <w:listItem w:displayText="По любому изменению" w:value="По любому изменению"/>
+                  <w:listItem w:displayText="Не выполняется" w:value="Не выполняется"/>
+                  <w:listItem w:displayText="По переднему фронту" w:value="По переднему фронту"/>
+                  <w:listItem w:displayText="По заднему фронту" w:value="По заднему фронту"/>
+                  <w:listItem w:displayText="По любому изменению" w:value="По любому изменению"/>
+                  <w:listItem w:displayText="Не выполняется" w:value="Не выполняется"/>
+                  <w:listItem w:displayText="По переднему фронту" w:value="По переднему фронту"/>
+                  <w:listItem w:displayText="По заднему фронту" w:value="По заднему фронту"/>
+                  <w:listItem w:displayText="По любому изменению" w:value="По любому изменению"/>
+                  <w:listItem w:displayText="Не выполняется" w:value="Не выполняется"/>
+                  <w:listItem w:displayText="По переднему фронту" w:value="По переднему фронту"/>
+                  <w:listItem w:displayText="По заднему фронту" w:value="По заднему фронту"/>
+                  <w:listItem w:displayText="По любому изменению" w:value="По любому изменению"/>
+                  <w:listItem w:displayText="Не выполняется" w:value="Не выполняется"/>
+                  <w:listItem w:displayText="По переднему фронту" w:value="По переднему фронту"/>
+                  <w:listItem w:displayText="По заднему фронту" w:value="По заднему фронту"/>
+                  <w:listItem w:displayText="По любому изменению" w:value="По любому изменению"/>
+                  <w:listItem w:displayText="Не выполняется" w:value="Не выполняется"/>
+                  <w:listItem w:displayText="По переднему фронту" w:value="По переднему фронту"/>
+                  <w:listItem w:displayText="По заднему фронту" w:value="По заднему фронту"/>
+                  <w:listItem w:displayText="По любому изменению" w:value="По любому изменению"/>
+                  <w:listItem w:displayText="Не выполняется" w:value="Не выполняется"/>
+                  <w:listItem w:displayText="По переднему фронту" w:value="По переднему фронту"/>
+                  <w:listItem w:displayText="По заднему фронту" w:value="По заднему фронту"/>
+                  <w:listItem w:displayText="По любому изменению" w:value="По любому изменению"/>
+                  <w:listItem w:displayText="Не выполняется" w:value="Не выполняется"/>
+                  <w:listItem w:displayText="По переднему фронту" w:value="По переднему фронту"/>
+                  <w:listItem w:displayText="По заднему фронту" w:value="По заднему фронту"/>
+                  <w:listItem w:displayText="По любому изменению" w:value="По любому изменению"/>
+                  <w:listItem w:displayText="Не выполняется" w:value="Не выполняется"/>
+                  <w:listItem w:displayText="По переднему фронту" w:value="По переднему фронту"/>
+                  <w:listItem w:displayText="По заднему фронту" w:value="По заднему фронту"/>
+                  <w:listItem w:displayText="По любому изменению" w:value="По любому изменению"/>
+                  <w:listItem w:displayText="Не выполняется" w:value="Не выполняется"/>
+                  <w:listItem w:displayText="По переднему фронту" w:value="По переднему фронту"/>
+                  <w:listItem w:displayText="По заднему фронту" w:value="По заднему фронту"/>
+                  <w:listItem w:displayText="По любому изменению" w:value="По любому изменению"/>
+                </w:dropDownList>
+                <w:showingPlcHdr/>
+                <w:placeholder>
+                  <w:docPart w:val=""/>
+                </w:placeholder>
+              </w:sdtPr>
+              <w:sdtContent>
+                <w:r>
+                  <w:rPr>
+                    <w:color w:val="808080"/>
+                    <w:sz w:val="24"/>
+                    <w:i/>
+                    <!-- курсив -->
+                    <!-- <w:b/> полужирный -->
+                    <w:spacing w:val="10"/>
+                    <!-- интервал между символами -->
+                  </w:rPr>
+                  <w:t>Выберите элемент</w:t>
+                </w:r>
+              </w:sdtContent>
+            </w:sdt>
+          </w:p>
+        </w:tc>
+        <w:tc>
+          <w:tcPr>
+            <w:tcW w:type="dxa" w:w="2304"/>
+          </w:tcPr>
+          <w:p>
+            <w:pPr>
+              <w:jc w:val="center"/>
+            </w:pPr>
+            <w:sdt>
+              <w:sdtPr>
+                <w:alias w:val=""/>
+                <w:tag w:val=""/>
+                <w:id w:val="0"/>
+                <w:dropDownList>
+                  <w:listItem w:displayText="Выберите элемент" w:value=""/>
+                  <w:listItem w:displayText="Не выполняется" w:value="Не выполняется"/>
+                  <w:listItem w:displayText="По переднему фронту" w:value="По переднему фронту"/>
+                  <w:listItem w:displayText="По заднему фронту" w:value="По заднему фронту"/>
+                  <w:listItem w:displayText="По любому изменению" w:value="По любому изменению"/>
+                  <w:listItem w:displayText="Не выполняется" w:value="Не выполняется"/>
+                  <w:listItem w:displayText="По переднему фронту" w:value="По переднему фронту"/>
+                  <w:listItem w:displayText="По заднему фронту" w:value="По заднему фронту"/>
+                  <w:listItem w:displayText="По любому изменению" w:value="По любому изменению"/>
+                  <w:listItem w:displayText="Не выполняется" w:value="Не выполняется"/>
+                  <w:listItem w:displayText="По переднему фронту" w:value="По переднему фронту"/>
+                  <w:listItem w:displayText="По заднему фронту" w:value="По заднему фронту"/>
+                  <w:listItem w:displayText="По любому изменению" w:value="По любому изменению"/>
+                  <w:listItem w:displayText="Не выполняется" w:value="Не выполняется"/>
+                  <w:listItem w:displayText="По переднему фронту" w:value="По переднему фронту"/>
+                  <w:listItem w:displayText="По заднему фронту" w:value="По заднему фронту"/>
+                  <w:listItem w:displayText="По любому изменению" w:value="По любому изменению"/>
+                  <w:listItem w:displayText="Не выполняется" w:value="Не выполняется"/>
+                  <w:listItem w:displayText="По переднему фронту" w:value="По переднему фронту"/>
+                  <w:listItem w:displayText="По заднему фронту" w:value="По заднему фронту"/>
+                  <w:listItem w:displayText="По любому изменению" w:value="По любому изменению"/>
+                  <w:listItem w:displayText="Не выполняется" w:value="Не выполняется"/>
+                  <w:listItem w:displayText="По переднему фронту" w:value="По переднему фронту"/>
+                  <w:listItem w:displayText="По заднему фронту" w:value="По заднему фронту"/>
+                  <w:listItem w:displayText="По любому изменению" w:value="По любому изменению"/>
+                  <w:listItem w:displayText="Не выполняется" w:value="Не выполняется"/>
+                  <w:listItem w:displayText="По переднему фронту" w:value="По переднему фронту"/>
+                  <w:listItem w:displayText="По заднему фронту" w:value="По заднему фронту"/>
+                  <w:listItem w:displayText="По любому изменению" w:value="По любому изменению"/>
+                  <w:listItem w:displayText="Не выполняется" w:value="Не выполняется"/>
+                  <w:listItem w:displayText="По переднему фронту" w:value="По переднему фронту"/>
+                  <w:listItem w:displayText="По заднему фронту" w:value="По заднему фронту"/>
+                  <w:listItem w:displayText="По любому изменению" w:value="По любому изменению"/>
+                  <w:listItem w:displayText="Не выполняется" w:value="Не выполняется"/>
+                  <w:listItem w:displayText="По переднему фронту" w:value="По переднему фронту"/>
+                  <w:listItem w:displayText="По заднему фронту" w:value="По заднему фронту"/>
+                  <w:listItem w:displayText="По любому изменению" w:value="По любому изменению"/>
+                  <w:listItem w:displayText="Не выполняется" w:value="Не выполняется"/>
+                  <w:listItem w:displayText="По переднему фронту" w:value="По переднему фронту"/>
+                  <w:listItem w:displayText="По заднему фронту" w:value="По заднему фронту"/>
+                  <w:listItem w:displayText="По любому изменению" w:value="По любому изменению"/>
+                  <w:listItem w:displayText="Не выполняется" w:value="Не выполняется"/>
+                  <w:listItem w:displayText="По переднему фронту" w:value="По переднему фронту"/>
+                  <w:listItem w:displayText="По заднему фронту" w:value="По заднему фронту"/>
+                  <w:listItem w:displayText="По любому изменению" w:value="По любому изменению"/>
+                  <w:listItem w:displayText="Не выполняется" w:value="Не выполняется"/>
+                  <w:listItem w:displayText="По переднему фронту" w:value="По переднему фронту"/>
+                  <w:listItem w:displayText="По заднему фронту" w:value="По заднему фронту"/>
+                  <w:listItem w:displayText="По любому изменению" w:value="По любому изменению"/>
+                  <w:listItem w:displayText="Не выполняется" w:value="Не выполняется"/>
+                  <w:listItem w:displayText="По переднему фронту" w:value="По переднему фронту"/>
+                  <w:listItem w:displayText="По заднему фронту" w:value="По заднему фронту"/>
+                  <w:listItem w:displayText="По любому изменению" w:value="По любому изменению"/>
+                  <w:listItem w:displayText="Не выполняется" w:value="Не выполняется"/>
+                  <w:listItem w:displayText="По переднему фронту" w:value="По переднему фронту"/>
+                  <w:listItem w:displayText="По заднему фронту" w:value="По заднему фронту"/>
+                  <w:listItem w:displayText="По любому изменению" w:value="По любому изменению"/>
+                  <w:listItem w:displayText="Не выполняется" w:value="Не выполняется"/>
+                  <w:listItem w:displayText="По переднему фронту" w:value="По переднему фронту"/>
+                  <w:listItem w:displayText="По заднему фронту" w:value="По заднему фронту"/>
+                  <w:listItem w:displayText="По любому изменению" w:value="По любому изменению"/>
+                  <w:listItem w:displayText="Не выполняется" w:value="Не выполняется"/>
+                  <w:listItem w:displayText="По переднему фронту" w:value="По переднему фронту"/>
+                  <w:listItem w:displayText="По заднему фронту" w:value="По заднему фронту"/>
+                  <w:listItem w:displayText="По любому изменению" w:value="По любому изменению"/>
+                  <w:listItem w:displayText="Не выполняется" w:value="Не выполняется"/>
+                  <w:listItem w:displayText="По переднему фронту" w:value="По переднему фронту"/>
+                  <w:listItem w:displayText="По заднему фронту" w:value="По заднему фронту"/>
+                  <w:listItem w:displayText="По любому изменению" w:value="По любому изменению"/>
+                  <w:listItem w:displayText="Не выполняется" w:value="Не выполняется"/>
+                  <w:listItem w:displayText="По переднему фронту" w:value="По переднему фронту"/>
+                  <w:listItem w:displayText="По заднему фронту" w:value="По заднему фронту"/>
+                  <w:listItem w:displayText="По любому изменению" w:value="По любому изменению"/>
+                  <w:listItem w:displayText="Не выполняется" w:value="Не выполняется"/>
+                  <w:listItem w:displayText="По переднему фронту" w:value="По переднему фронту"/>
+                  <w:listItem w:displayText="По заднему фронту" w:value="По заднему фронту"/>
+                  <w:listItem w:displayText="По любому изменению" w:value="По любому изменению"/>
+                  <w:listItem w:displayText="Не выполняется" w:value="Не выполняется"/>
+                  <w:listItem w:displayText="По переднему фронту" w:value="По переднему фронту"/>
+                  <w:listItem w:displayText="По заднему фронту" w:value="По заднему фронту"/>
+                  <w:listItem w:displayText="По любому изменению" w:value="По любому изменению"/>
+                  <w:listItem w:displayText="Не выполняется" w:value="Не выполняется"/>
+                  <w:listItem w:displayText="По переднему фронту" w:value="По переднему фронту"/>
+                  <w:listItem w:displayText="По заднему фронту" w:value="По заднему фронту"/>
+                  <w:listItem w:displayText="По любому изменению" w:value="По любому изменению"/>
+                  <w:listItem w:displayText="Не выполняется" w:value="Не выполняется"/>
+                  <w:listItem w:displayText="По переднему фронту" w:value="По переднему фронту"/>
+                  <w:listItem w:displayText="По заднему фронту" w:value="По заднему фронту"/>
+                  <w:listItem w:displayText="По любому изменению" w:value="По любому изменению"/>
+                  <w:listItem w:displayText="Не выполняется" w:value="Не выполняется"/>
+                  <w:listItem w:displayText="По переднему фронту" w:value="По переднему фронту"/>
+                  <w:listItem w:displayText="По заднему фронту" w:value="По заднему фронту"/>
+                  <w:listItem w:displayText="По любому изменению" w:value="По любому изменению"/>
+                  <w:listItem w:displayText="Не выполняется" w:value="Не выполняется"/>
+                  <w:listItem w:displayText="По переднему фронту" w:value="По переднему фронту"/>
+                  <w:listItem w:displayText="По заднему фронту" w:value="По заднему фронту"/>
+                  <w:listItem w:displayText="По любому изменению" w:value="По любому изменению"/>
+                  <w:listItem w:displayText="Не выполняется" w:value="Не выполняется"/>
+                  <w:listItem w:displayText="По переднему фронту" w:value="По переднему фронту"/>
+                  <w:listItem w:displayText="По заднему фронту" w:value="По заднему фронту"/>
+                  <w:listItem w:displayText="По любому изменению" w:value="По любому изменению"/>
+                  <w:listItem w:displayText="Не выполняется" w:value="Не выполняется"/>
+                  <w:listItem w:displayText="По переднему фронту" w:value="По переднему фронту"/>
+                  <w:listItem w:displayText="По заднему фронту" w:value="По заднему фронту"/>
+                  <w:listItem w:displayText="По любому изменению" w:value="По любому изменению"/>
+                  <w:listItem w:displayText="Не выполняется" w:value="Не выполняется"/>
+                  <w:listItem w:displayText="По переднему фронту" w:value="По переднему фронту"/>
+                  <w:listItem w:displayText="По заднему фронту" w:value="По заднему фронту"/>
+                  <w:listItem w:displayText="По любому изменению" w:value="По любому изменению"/>
+                  <w:listItem w:displayText="Не выполняется" w:value="Не выполняется"/>
+                  <w:listItem w:displayText="По переднему фронту" w:value="По переднему фронту"/>
+                  <w:listItem w:displayText="По заднему фронту" w:value="По заднему фронту"/>
+                  <w:listItem w:displayText="По любому изменению" w:value="По любому изменению"/>
+                  <w:listItem w:displayText="Не выполняется" w:value="Не выполняется"/>
+                  <w:listItem w:displayText="По переднему фронту" w:value="По переднему фронту"/>
+                  <w:listItem w:displayText="По заднему фронту" w:value="По заднему фронту"/>
+                  <w:listItem w:displayText="По любому изменению" w:value="По любому изменению"/>
+                  <w:listItem w:displayText="Не выполняется" w:value="Не выполняется"/>
+                  <w:listItem w:displayText="По переднему фронту" w:value="По переднему фронту"/>
+                  <w:listItem w:displayText="По заднему фронту" w:value="По заднему фронту"/>
+                  <w:listItem w:displayText="По любому изменению" w:value="По любому изменению"/>
+                  <w:listItem w:displayText="Не выполняется" w:value="Не выполняется"/>
+                  <w:listItem w:displayText="По переднему фронту" w:value="По переднему фронту"/>
+                  <w:listItem w:displayText="По заднему фронту" w:value="По заднему фронту"/>
+                  <w:listItem w:displayText="По любому изменению" w:value="По любому изменению"/>
+                  <w:listItem w:displayText="Не выполняется" w:value="Не выполняется"/>
+                  <w:listItem w:displayText="По переднему фронту" w:value="По переднему фронту"/>
+                  <w:listItem w:displayText="По заднему фронту" w:value="По заднему фронту"/>
+                  <w:listItem w:displayText="По любому изменению" w:value="По любому изменению"/>
+                  <w:listItem w:displayText="Не выполняется" w:value="Не выполняется"/>
+                  <w:listItem w:displayText="По переднему фронту" w:value="По переднему фронту"/>
+                  <w:listItem w:displayText="По заднему фронту" w:value="По заднему фронту"/>
+                  <w:listItem w:displayText="По любому изменению" w:value="По любому изменению"/>
+                  <w:listItem w:displayText="Не выполняется" w:value="Не выполняется"/>
+                  <w:listItem w:displayText="По переднему фронту" w:value="По переднему фронту"/>
+                  <w:listItem w:displayText="По заднему фронту" w:value="По заднему фронту"/>
+                  <w:listItem w:displayText="По любому изменению" w:value="По любому изменению"/>
+                  <w:listItem w:displayText="Не выполняется" w:value="Не выполняется"/>
+                  <w:listItem w:displayText="По переднему фронту" w:value="По переднему фронту"/>
+                  <w:listItem w:displayText="По заднему фронту" w:value="По заднему фронту"/>
+                  <w:listItem w:displayText="По любому изменению" w:value="По любому изменению"/>
+                  <w:listItem w:displayText="Не выполняется" w:value="Не выполняется"/>
+                  <w:listItem w:displayText="По переднему фронту" w:value="По переднему фронту"/>
+                  <w:listItem w:displayText="По заднему фронту" w:value="По заднему фронту"/>
+                  <w:listItem w:displayText="По любому изменению" w:value="По любому изменению"/>
+                  <w:listItem w:displayText="Не выполняется" w:value="Не выполняется"/>
+                  <w:listItem w:displayText="По переднему фронту" w:value="По переднему фронту"/>
+                  <w:listItem w:displayText="По заднему фронту" w:value="По заднему фронту"/>
+                  <w:listItem w:displayText="По любому изменению" w:value="По любому изменению"/>
+                  <w:listItem w:displayText="Не выполняется" w:value="Не выполняется"/>
+                  <w:listItem w:displayText="По переднему фронту" w:value="По переднему фронту"/>
+                  <w:listItem w:displayText="По заднему фронту" w:value="По заднему фронту"/>
+                  <w:listItem w:displayText="По любому изменению" w:value="По любому изменению"/>
+                  <w:listItem w:displayText="Не выполняется" w:value="Не выполняется"/>
+                  <w:listItem w:displayText="По переднему фронту" w:value="По переднему фронту"/>
+                  <w:listItem w:displayText="По заднему фронту" w:value="По заднему фронту"/>
+                  <w:listItem w:displayText="По любому изменению" w:value="По любому изменению"/>
+                  <w:listItem w:displayText="Не выполняется" w:value="Не выполняется"/>
+                  <w:listItem w:displayText="По переднему фронту" w:value="По переднему фронту"/>
+                  <w:listItem w:displayText="По заднему фронту" w:value="По заднему фронту"/>
+                  <w:listItem w:displayText="По любому изменению" w:value="По любому изменению"/>
+                  <w:listItem w:displayText="Не выполняется" w:value="Не выполняется"/>
+                  <w:listItem w:displayText="По переднему фронту" w:value="По переднему фронту"/>
+                  <w:listItem w:displayText="По заднему фронту" w:value="По заднему фронту"/>
+                  <w:listItem w:displayText="По любому изменению" w:value="По любому изменению"/>
+                  <w:listItem w:displayText="Не выполняется" w:value="Не выполняется"/>
+                  <w:listItem w:displayText="По переднему фронту" w:value="По переднему фронту"/>
+                  <w:listItem w:displayText="По заднему фронту" w:value="По заднему фронту"/>
+                  <w:listItem w:displayText="По любому изменению" w:value="По любому изменению"/>
+                  <w:listItem w:displayText="Не выполняется" w:value="Не выполняется"/>
+                  <w:listItem w:displayText="По переднему фронту" w:value="По переднему фронту"/>
+                  <w:listItem w:displayText="По заднему фронту" w:value="По заднему фронту"/>
+                  <w:listItem w:displayText="По любому изменению" w:value="По любому изменению"/>
+                  <w:listItem w:displayText="Не выполняется" w:value="Не выполняется"/>
+                  <w:listItem w:displayText="По переднему фронту" w:value="По переднему фронту"/>
+                  <w:listItem w:displayText="По заднему фронту" w:value="По заднему фронту"/>
+                  <w:listItem w:displayText="По любому изменению" w:value="По любому изменению"/>
+                  <w:listItem w:displayText="Не выполняется" w:value="Не выполняется"/>
+                  <w:listItem w:displayText="По переднему фронту" w:value="По переднему фронту"/>
+                  <w:listItem w:displayText="По заднему фронту" w:value="По заднему фронту"/>
+                  <w:listItem w:displayText="По любому изменению" w:value="По любому изменению"/>
+                  <w:listItem w:displayText="Не выполняется" w:value="Не выполняется"/>
+                  <w:listItem w:displayText="По переднему фронту" w:value="По переднему фронту"/>
+                  <w:listItem w:displayText="По заднему фронту" w:value="По заднему фронту"/>
+                  <w:listItem w:displayText="По любому изменению" w:value="По любому изменению"/>
+                  <w:listItem w:displayText="Не выполняется" w:value="Не выполняется"/>
+                  <w:listItem w:displayText="По переднему фронту" w:value="По переднему фронту"/>
+                  <w:listItem w:displayText="По заднему фронту" w:value="По заднему фронту"/>
+                  <w:listItem w:displayText="По любому изменению" w:value="По любому изменению"/>
+                  <w:listItem w:displayText="Не выполняется" w:value="Не выполняется"/>
+                  <w:listItem w:displayText="По переднему фронту" w:value="По переднему фронту"/>
+                  <w:listItem w:displayText="По заднему фронту" w:value="По заднему фронту"/>
+                  <w:listItem w:displayText="По любому изменению" w:value="По любому изменению"/>
+                  <w:listItem w:displayText="Не выполняется" w:value="Не выполняется"/>
+                  <w:listItem w:displayText="По переднему фронту" w:value="По переднему фронту"/>
+                  <w:listItem w:displayText="По заднему фронту" w:value="По заднему фронту"/>
+                  <w:listItem w:displayText="По любому изменению" w:value="По любому изменению"/>
+                  <w:listItem w:displayText="Не выполняется" w:value="Не выполняется"/>
+                  <w:listItem w:displayText="По переднему фронту" w:value="По переднему фронту"/>
+                  <w:listItem w:displayText="По заднему фронту" w:value="По заднему фронту"/>
+                  <w:listItem w:displayText="По любому изменению" w:value="По любому изменению"/>
+                </w:dropDownList>
+                <w:showingPlcHdr/>
+                <w:placeholder>
+                  <w:docPart w:val=""/>
+                </w:placeholder>
+              </w:sdtPr>
+              <w:sdtContent>
+                <w:r>
+                  <w:rPr>
+                    <w:color w:val="808080"/>
+                    <w:sz w:val="24"/>
+                    <w:i/>
+                    <!-- курсив -->
+                    <!-- <w:b/> полужирный -->
+                    <w:spacing w:val="10"/>
+                    <!-- интервал между символами -->
+                  </w:rPr>
+                  <w:t>Выберите элемент</w:t>
+                </w:r>
+              </w:sdtContent>
+            </w:sdt>
+          </w:p>
+        </w:tc>
+        <w:tc>
+          <w:tcPr>
+            <w:tcW w:type="dxa" w:w="2304"/>
+          </w:tcPr>
+          <w:p>
+            <w:pPr>
+              <w:jc w:val="center"/>
+            </w:pPr>
+            <w:sdt>
+              <w:sdtPr>
+                <w:alias w:val=""/>
+                <w:tag w:val=""/>
+                <w:id w:val="0"/>
+                <w:dropDownList>
+                  <w:listItem w:displayText="Выберите элемент" w:value=""/>
+                  <w:listItem w:displayText="Выведено" w:value="Выведено"/>
+                  <w:listItem w:displayText="Введено" w:value="Введено"/>
+                </w:dropDownList>
+                <w:showingPlcHdr/>
+                <w:placeholder>
+                  <w:docPart w:val=""/>
+                </w:placeholder>
+              </w:sdtPr>
+              <w:sdtContent>
+                <w:r>
+                  <w:rPr>
+                    <w:color w:val="808080"/>
+                    <w:sz w:val="24"/>
+                    <w:i/>
+                    <!-- курсив -->
+                    <!-- <w:b/> полужирный -->
+                    <w:spacing w:val="10"/>
+                    <!-- интервал между символами -->
+                  </w:rPr>
+                  <w:t>Выберите элемент</w:t>
+                </w:r>
+              </w:sdtContent>
+            </w:sdt>
+          </w:p>
+        </w:tc>
+      </w:tr>
+    </w:tbl>
+    <w:p>
+      <w:pPr>
+        <w:pStyle w:val="TAGS"/>
+      </w:pPr>
+      <w:r>
+        <w:t xml:space="preserve"/>
+      </w:r>
+    </w:p>
+    <w:p>
+      <w:pPr>
+        <w:pStyle w:val="a7"/>
+      </w:pPr>
+      <w:r>
+        <w:t xml:space="preserve">Сигналы ФСУ</w:t>
+      </w:r>
+    </w:p>
+    <w:tbl>
+      <w:tblPr>
+        <w:tblStyle w:val="65"/>
+        <w:tblW w:type="auto" w:w="0"/>
+        <w:tblLook w:firstColumn="1" w:firstRow="1" w:lastColumn="0" w:lastRow="0" w:noHBand="0" w:noVBand="1" w:val="04A0"/>
+        <w:tblLayout w:type="fixed"/>
+      </w:tblPr>
+      <w:tblGrid>
+        <w:gridCol w:w="3107"/>
+        <w:gridCol w:w="3107"/>
+        <w:gridCol w:w="3107"/>
+        <w:gridCol w:w="3107"/>
+        <w:gridCol w:w="3107"/>
+      </w:tblGrid>
+      <w:tr>
+        <w:trPr>
+          <w:tblHeader w:val="true"/>
+        </w:trPr>
+        <w:tc>
+          <w:tcPr>
+            <w:tcW w:type="dxa" w:w="2160"/>
+            <w:gridSpan w:val="2"/>
+            <w:vAlign w:val="center"/>
+          </w:tcPr>
+          <w:p>
+            <w:pPr>
+              <w:pStyle w:val="affa"/>
+              <w:jc w:val="center"/>
+            </w:pPr>
+            <w:r>
+              <w:t>Параметр</w:t>
+            </w:r>
+          </w:p>
+        </w:tc>
+        <w:tc>
+          <w:tcPr>
+            <w:tcW w:type="dxa" w:w="2304"/>
+            <w:vMerge w:val="restart"/>
+            <w:vAlign w:val="center"/>
+          </w:tcPr>
+          <w:p>
+            <w:pPr>
+              <w:pStyle w:val="affa"/>
+              <w:jc w:val="center"/>
+            </w:pPr>
+            <w:r>
+              <w:t>Журнал событий регистрация (Не выполняется /По переднему фронту/ По заднему фронту/ По любому изменению)</w:t>
+            </w:r>
+          </w:p>
+        </w:tc>
+        <w:tc>
+          <w:tcPr>
+            <w:tcW w:type="dxa" w:w="2304"/>
+            <w:vMerge w:val="restart"/>
+            <w:vAlign w:val="center"/>
+          </w:tcPr>
+          <w:p>
+            <w:pPr>
+              <w:pStyle w:val="affa"/>
+              <w:jc w:val="center"/>
+            </w:pPr>
+            <w:r>
+              <w:t>Осциллограф Пуск (Не выполняется/ По переднему фронту/ По заднему фронту/ По любому изменению)</w:t>
+            </w:r>
+          </w:p>
+        </w:tc>
+        <w:tc>
+          <w:tcPr>
+            <w:tcW w:type="dxa" w:w="2304"/>
+            <w:vMerge w:val="restart"/>
+            <w:vAlign w:val="center"/>
+          </w:tcPr>
+          <w:p>
+            <w:pPr>
+              <w:pStyle w:val="affa"/>
+              <w:jc w:val="center"/>
+            </w:pPr>
+            <w:r>
+              <w:t>Осциллограф регистрация (Выведено/ Введено)</w:t>
+            </w:r>
+          </w:p>
+        </w:tc>
+      </w:tr>
+      <w:tr>
+        <w:trPr>
+          <w:tblHeader w:val="true"/>
+        </w:trPr>
+        <w:tc>
+          <w:tcPr>
+            <w:tcW w:type="dxa" w:w="6480"/>
+          </w:tcPr>
+          <w:p>
+            <w:pPr>
+              <w:jc w:val="center"/>
+            </w:pPr>
+            <w:r>
+              <w:t>Наименование</w:t>
+            </w:r>
+          </w:p>
+        </w:tc>
+        <w:tc>
+          <w:tcPr>
+            <w:tcW w:type="dxa" w:w="2160"/>
+          </w:tcPr>
+          <w:p>
+            <w:pPr>
+              <w:jc w:val="center"/>
+            </w:pPr>
+            <w:r>
+              <w:t>Обозначение ФСУ</w:t>
+            </w:r>
+          </w:p>
+        </w:tc>
+        <w:tc>
+          <w:tcPr>
+            <w:tcW w:type="dxa" w:w="3107"/>
+            <w:vMerge/>
+          </w:tcPr>
+          <w:p/>
+        </w:tc>
+        <w:tc>
+          <w:tcPr>
+            <w:tcW w:type="dxa" w:w="3107"/>
+            <w:vMerge/>
+          </w:tcPr>
+          <w:p/>
+        </w:tc>
+        <w:tc>
+          <w:tcPr>
+            <w:tcW w:type="dxa" w:w="3107"/>
+            <w:vMerge/>
+          </w:tcPr>
+          <w:p/>
+        </w:tc>
+      </w:tr>
+      <w:tr>
+        <w:tc>
+          <w:tcPr>
+            <w:tcW w:type="dxa" w:w="6480"/>
+          </w:tcPr>
+          <w:p>
+            <w:r>
+              <w:t xml:space="preserve">УРОВ смежной секции</w:t>
+            </w:r>
+          </w:p>
+        </w:tc>
+        <w:tc>
+          <w:tcPr>
+            <w:tcW w:type="dxa" w:w="2160"/>
+          </w:tcPr>
+          <w:p>
+            <w:r>
+              <w:t xml:space="preserve">УРОВ СС</w:t>
+            </w:r>
+          </w:p>
+        </w:tc>
+        <w:tc>
+          <w:tcPr>
+            <w:tcW w:type="dxa" w:w="2304"/>
+          </w:tcPr>
+          <w:p>
+            <w:pPr>
+              <w:jc w:val="center"/>
+            </w:pPr>
+            <w:sdt>
+              <w:sdtPr>
+                <w:alias w:val=""/>
+                <w:tag w:val=""/>
+                <w:id w:val="0"/>
+                <w:dropDownList>
+                  <w:listItem w:displayText="Выберите элемент" w:value=""/>
+                  <w:listItem w:displayText="Не выполняется" w:value="Не выполняется"/>
+                  <w:listItem w:displayText="По переднему фронту" w:value="По переднему фронту"/>
+                  <w:listItem w:displayText="По заднему фронту" w:value="По заднему фронту"/>
+                  <w:listItem w:displayText="По любому изменению" w:value="По любому изменению"/>
+                  <w:listItem w:displayText="Не выполняется" w:value="Не выполняется"/>
+                  <w:listItem w:displayText="По переднему фронту" w:value="По переднему фронту"/>
+                  <w:listItem w:displayText="По заднему фронту" w:value="По заднему фронту"/>
+                  <w:listItem w:displayText="По любому изменению" w:value="По любому изменению"/>
+                  <w:listItem w:displayText="Не выполняется" w:value="Не выполняется"/>
+                  <w:listItem w:displayText="По переднему фронту" w:value="По переднему фронту"/>
+                  <w:listItem w:displayText="По заднему фронту" w:value="По заднему фронту"/>
+                  <w:listItem w:displayText="По любому изменению" w:value="По любому изменению"/>
+                  <w:listItem w:displayText="Не выполняется" w:value="Не выполняется"/>
+                  <w:listItem w:displayText="По переднему фронту" w:value="По переднему фронту"/>
+                  <w:listItem w:displayText="По заднему фронту" w:value="По заднему фронту"/>
+                  <w:listItem w:displayText="По любому изменению" w:value="По любому изменению"/>
+                  <w:listItem w:displayText="Не выполняется" w:value="Не выполняется"/>
+                  <w:listItem w:displayText="По переднему фронту" w:value="По переднему фронту"/>
+                  <w:listItem w:displayText="По заднему фронту" w:value="По заднему фронту"/>
+                  <w:listItem w:displayText="По любому изменению" w:value="По любому изменению"/>
+                  <w:listItem w:displayText="Не выполняется" w:value="Не выполняется"/>
+                  <w:listItem w:displayText="По переднему фронту" w:value="По переднему фронту"/>
+                  <w:listItem w:displayText="По заднему фронту" w:value="По заднему фронту"/>
+                  <w:listItem w:displayText="По любому изменению" w:value="По любому изменению"/>
+                  <w:listItem w:displayText="Не выполняется" w:value="Не выполняется"/>
+                  <w:listItem w:displayText="По переднему фронту" w:value="По переднему фронту"/>
+                  <w:listItem w:displayText="По заднему фронту" w:value="По заднему фронту"/>
+                  <w:listItem w:displayText="По любому изменению" w:value="По любому изменению"/>
+                  <w:listItem w:displayText="Не выполняется" w:value="Не выполняется"/>
+                  <w:listItem w:displayText="По переднему фронту" w:value="По переднему фронту"/>
+                  <w:listItem w:displayText="По заднему фронту" w:value="По заднему фронту"/>
+                  <w:listItem w:displayText="По любому изменению" w:value="По любому изменению"/>
+                  <w:listItem w:displayText="Не выполняется" w:value="Не выполняется"/>
+                  <w:listItem w:displayText="По переднему фронту" w:value="По переднему фронту"/>
+                  <w:listItem w:displayText="По заднему фронту" w:value="По заднему фронту"/>
+                  <w:listItem w:displayText="По любому изменению" w:value="По любому изменению"/>
+                  <w:listItem w:displayText="Не выполняется" w:value="Не выполняется"/>
+                  <w:listItem w:displayText="По переднему фронту" w:value="По переднему фронту"/>
+                  <w:listItem w:displayText="По заднему фронту" w:value="По заднему фронту"/>
+                  <w:listItem w:displayText="По любому изменению" w:value="По любому изменению"/>
+                  <w:listItem w:displayText="Не выполняется" w:value="Не выполняется"/>
+                  <w:listItem w:displayText="По переднему фронту" w:value="По переднему фронту"/>
+                  <w:listItem w:displayText="По заднему фронту" w:value="По заднему фронту"/>
+                  <w:listItem w:displayText="По любому изменению" w:value="По любому изменению"/>
+                  <w:listItem w:displayText="Не выполняется" w:value="Не выполняется"/>
+                  <w:listItem w:displayText="По переднему фронту" w:value="По переднему фронту"/>
+                  <w:listItem w:displayText="По заднему фронту" w:value="По заднему фронту"/>
+                  <w:listItem w:displayText="По любому изменению" w:value="По любому изменению"/>
+                  <w:listItem w:displayText="Не выполняется" w:value="Не выполняется"/>
+                  <w:listItem w:displayText="По переднему фронту" w:value="По переднему фронту"/>
+                  <w:listItem w:displayText="По заднему фронту" w:value="По заднему фронту"/>
+                  <w:listItem w:displayText="По любому изменению" w:value="По любому изменению"/>
+                  <w:listItem w:displayText="Не выполняется" w:value="Не выполняется"/>
+                  <w:listItem w:displayText="По переднему фронту" w:value="По переднему фронту"/>
+                  <w:listItem w:displayText="По заднему фронту" w:value="По заднему фронту"/>
+                  <w:listItem w:displayText="По любому изменению" w:value="По любому изменению"/>
+                  <w:listItem w:displayText="Не выполняется" w:value="Не выполняется"/>
+                  <w:listItem w:displayText="По переднему фронту" w:value="По переднему фронту"/>
+                  <w:listItem w:displayText="По заднему фронту" w:value="По заднему фронту"/>
+                  <w:listItem w:displayText="По любому изменению" w:value="По любому изменению"/>
+                  <w:listItem w:displayText="Не выполняется" w:value="Не выполняется"/>
+                  <w:listItem w:displayText="По переднему фронту" w:value="По переднему фронту"/>
+                  <w:listItem w:displayText="По заднему фронту" w:value="По заднему фронту"/>
+                  <w:listItem w:displayText="По любому изменению" w:value="По любому изменению"/>
+                  <w:listItem w:displayText="Не выполняется" w:value="Не выполняется"/>
+                  <w:listItem w:displayText="По переднему фронту" w:value="По переднему фронту"/>
+                  <w:listItem w:displayText="По заднему фронту" w:value="По заднему фронту"/>
+                  <w:listItem w:displayText="По любому изменению" w:value="По любому изменению"/>
+                  <w:listItem w:displayText="Не выполняется" w:value="Не выполняется"/>
+                  <w:listItem w:displayText="По переднему фронту" w:value="По переднему фронту"/>
+                  <w:listItem w:displayText="По заднему фронту" w:value="По заднему фронту"/>
+                  <w:listItem w:displayText="По любому изменению" w:value="По любому изменению"/>
+                  <w:listItem w:displayText="Не выполняется" w:value="Не выполняется"/>
+                  <w:listItem w:displayText="По переднему фронту" w:value="По переднему фронту"/>
+                  <w:listItem w:displayText="По заднему фронту" w:value="По заднему фронту"/>
+                  <w:listItem w:displayText="По любому изменению" w:value="По любому изменению"/>
+                  <w:listItem w:displayText="Не выполняется" w:value="Не выполняется"/>
+                  <w:listItem w:displayText="По переднему фронту" w:value="По переднему фронту"/>
+                  <w:listItem w:displayText="По заднему фронту" w:value="По заднему фронту"/>
+                  <w:listItem w:displayText="По любому изменению" w:value="По любому изменению"/>
+                  <w:listItem w:displayText="Не выполняется" w:value="Не выполняется"/>
+                  <w:listItem w:displayText="По переднему фронту" w:value="По переднему фронту"/>
+                  <w:listItem w:displayText="По заднему фронту" w:value="По заднему фронту"/>
+                  <w:listItem w:displayText="По любому изменению" w:value="По любому изменению"/>
+                  <w:listItem w:displayText="Не выполняется" w:value="Не выполняется"/>
+                  <w:listItem w:displayText="По переднему фронту" w:value="По переднему фронту"/>
+                  <w:listItem w:displayText="По заднему фронту" w:value="По заднему фронту"/>
+                  <w:listItem w:displayText="По любому изменению" w:value="По любому изменению"/>
+                  <w:listItem w:displayText="Не выполняется" w:value="Не выполняется"/>
+                  <w:listItem w:displayText="По переднему фронту" w:value="По переднему фронту"/>
+                  <w:listItem w:displayText="По заднему фронту" w:value="По заднему фронту"/>
+                  <w:listItem w:displayText="По любому изменению" w:value="По любому изменению"/>
+                  <w:listItem w:displayText="Не выполняется" w:value="Не выполняется"/>
+                  <w:listItem w:displayText="По переднему фронту" w:value="По переднему фронту"/>
+                  <w:listItem w:displayText="По заднему фронту" w:value="По заднему фронту"/>
+                  <w:listItem w:displayText="По любому изменению" w:value="По любому изменению"/>
+                  <w:listItem w:displayText="Не выполняется" w:value="Не выполняется"/>
+                  <w:listItem w:displayText="По переднему фронту" w:value="По переднему фронту"/>
+                  <w:listItem w:displayText="По заднему фронту" w:value="По заднему фронту"/>
+                  <w:listItem w:displayText="По любому изменению" w:value="По любому изменению"/>
+                  <w:listItem w:displayText="Не выполняется" w:value="Не выполняется"/>
+                  <w:listItem w:displayText="По переднему фронту" w:value="По переднему фронту"/>
+                  <w:listItem w:displayText="По заднему фронту" w:value="По заднему фронту"/>
+                  <w:listItem w:displayText="По любому изменению" w:value="По любому изменению"/>
+                  <w:listItem w:displayText="Не выполняется" w:value="Не выполняется"/>
+                  <w:listItem w:displayText="По переднему фронту" w:value="По переднему фронту"/>
+                  <w:listItem w:displayText="По заднему фронту" w:value="По заднему фронту"/>
+                  <w:listItem w:displayText="По любому изменению" w:value="По любому изменению"/>
+                  <w:listItem w:displayText="Не выполняется" w:value="Не выполняется"/>
+                  <w:listItem w:displayText="По переднему фронту" w:value="По переднему фронту"/>
+                  <w:listItem w:displayText="По заднему фронту" w:value="По заднему фронту"/>
+                  <w:listItem w:displayText="По любому изменению" w:value="По любому изменению"/>
+                  <w:listItem w:displayText="Не выполняется" w:value="Не выполняется"/>
+                  <w:listItem w:displayText="По переднему фронту" w:value="По переднему фронту"/>
+                  <w:listItem w:displayText="По заднему фронту" w:value="По заднему фронту"/>
+                  <w:listItem w:displayText="По любому изменению" w:value="По любому изменению"/>
+                  <w:listItem w:displayText="Не выполняется" w:value="Не выполняется"/>
+                  <w:listItem w:displayText="По переднему фронту" w:value="По переднему фронту"/>
+                  <w:listItem w:displayText="По заднему фронту" w:value="По заднему фронту"/>
+                  <w:listItem w:displayText="По любому изменению" w:value="По любому изменению"/>
+                  <w:listItem w:displayText="Не выполняется" w:value="Не выполняется"/>
+                  <w:listItem w:displayText="По переднему фронту" w:value="По переднему фронту"/>
+                  <w:listItem w:displayText="По заднему фронту" w:value="По заднему фронту"/>
+                  <w:listItem w:displayText="По любому изменению" w:value="По любому изменению"/>
+                  <w:listItem w:displayText="Не выполняется" w:value="Не выполняется"/>
+                  <w:listItem w:displayText="По переднему фронту" w:value="По переднему фронту"/>
+                  <w:listItem w:displayText="По заднему фронту" w:value="По заднему фронту"/>
+                  <w:listItem w:displayText="По любому изменению" w:value="По любому изменению"/>
+                  <w:listItem w:displayText="Не выполняется" w:value="Не выполняется"/>
+                  <w:listItem w:displayText="По переднему фронту" w:value="По переднему фронту"/>
+                  <w:listItem w:displayText="По заднему фронту" w:value="По заднему фронту"/>
+                  <w:listItem w:displayText="По любому изменению" w:value="По любому изменению"/>
+                  <w:listItem w:displayText="Не выполняется" w:value="Не выполняется"/>
+                  <w:listItem w:displayText="По переднему фронту" w:value="По переднему фронту"/>
+                  <w:listItem w:displayText="По заднему фронту" w:value="По заднему фронту"/>
+                  <w:listItem w:displayText="По любому изменению" w:value="По любому изменению"/>
+                  <w:listItem w:displayText="Не выполняется" w:value="Не выполняется"/>
+                  <w:listItem w:displayText="По переднему фронту" w:value="По переднему фронту"/>
+                  <w:listItem w:displayText="По заднему фронту" w:value="По заднему фронту"/>
+                  <w:listItem w:displayText="По любому изменению" w:value="По любому изменению"/>
+                  <w:listItem w:displayText="Не выполняется" w:value="Не выполняется"/>
+                  <w:listItem w:displayText="По переднему фронту" w:value="По переднему фронту"/>
+                  <w:listItem w:displayText="По заднему фронту" w:value="По заднему фронту"/>
+                  <w:listItem w:displayText="По любому изменению" w:value="По любому изменению"/>
+                  <w:listItem w:displayText="Не выполняется" w:value="Не выполняется"/>
+                  <w:listItem w:displayText="По переднему фронту" w:value="По переднему фронту"/>
+                  <w:listItem w:displayText="По заднему фронту" w:value="По заднему фронту"/>
+                  <w:listItem w:displayText="По любому изменению" w:value="По любому изменению"/>
+                  <w:listItem w:displayText="Не выполняется" w:value="Не выполняется"/>
+                  <w:listItem w:displayText="По переднему фронту" w:value="По переднему фронту"/>
+                  <w:listItem w:displayText="По заднему фронту" w:value="По заднему фронту"/>
+                  <w:listItem w:displayText="По любому изменению" w:value="По любому изменению"/>
+                  <w:listItem w:displayText="Не выполняется" w:value="Не выполняется"/>
+                  <w:listItem w:displayText="По переднему фронту" w:value="По переднему фронту"/>
+                  <w:listItem w:displayText="По заднему фронту" w:value="По заднему фронту"/>
+                  <w:listItem w:displayText="По любому изменению" w:value="По любому изменению"/>
+                  <w:listItem w:displayText="Не выполняется" w:value="Не выполняется"/>
+                  <w:listItem w:displayText="По переднему фронту" w:value="По переднему фронту"/>
+                  <w:listItem w:displayText="По заднему фронту" w:value="По заднему фронту"/>
+                  <w:listItem w:displayText="По любому изменению" w:value="По любому изменению"/>
+                  <w:listItem w:displayText="Не выполняется" w:value="Не выполняется"/>
+                  <w:listItem w:displayText="По переднему фронту" w:value="По переднему фронту"/>
+                  <w:listItem w:displayText="По заднему фронту" w:value="По заднему фронту"/>
+                  <w:listItem w:displayText="По любому изменению" w:value="По любому изменению"/>
+                  <w:listItem w:displayText="Не выполняется" w:value="Не выполняется"/>
+                  <w:listItem w:displayText="По переднему фронту" w:value="По переднему фронту"/>
+                  <w:listItem w:displayText="По заднему фронту" w:value="По заднему фронту"/>
+                  <w:listItem w:displayText="По любому изменению" w:value="По любому изменению"/>
+                  <w:listItem w:displayText="Не выполняется" w:value="Не выполняется"/>
+                  <w:listItem w:displayText="По переднему фронту" w:value="По переднему фронту"/>
+                  <w:listItem w:displayText="По заднему фронту" w:value="По заднему фронту"/>
+                  <w:listItem w:displayText="По любому изменению" w:value="По любому изменению"/>
+                  <w:listItem w:displayText="Не выполняется" w:value="Не выполняется"/>
+                  <w:listItem w:displayText="По переднему фронту" w:value="По переднему фронту"/>
+                  <w:listItem w:displayText="По заднему фронту" w:value="По заднему фронту"/>
+                  <w:listItem w:displayText="По любому изменению" w:value="По любому изменению"/>
+                  <w:listItem w:displayText="Не выполняется" w:value="Не выполняется"/>
+                  <w:listItem w:displayText="По переднему фронту" w:value="По переднему фронту"/>
+                  <w:listItem w:displayText="По заднему фронту" w:value="По заднему фронту"/>
+                  <w:listItem w:displayText="По любому изменению" w:value="По любому изменению"/>
+                  <w:listItem w:displayText="Не выполняется" w:value="Не выполняется"/>
+                  <w:listItem w:displayText="По переднему фронту" w:value="По переднему фронту"/>
+                  <w:listItem w:displayText="По заднему фронту" w:value="По заднему фронту"/>
+                  <w:listItem w:displayText="По любому изменению" w:value="По любому изменению"/>
+                  <w:listItem w:displayText="Не выполняется" w:value="Не выполняется"/>
+                  <w:listItem w:displayText="По переднему фронту" w:value="По переднему фронту"/>
+                  <w:listItem w:displayText="По заднему фронту" w:value="По заднему фронту"/>
+                  <w:listItem w:displayText="По любому изменению" w:value="По любому изменению"/>
+                  <w:listItem w:displayText="Не выполняется" w:value="Не выполняется"/>
+                  <w:listItem w:displayText="По переднему фронту" w:value="По переднему фронту"/>
+                  <w:listItem w:displayText="По заднему фронту" w:value="По заднему фронту"/>
+                  <w:listItem w:displayText="По любому изменению" w:value="По любому изменению"/>
+                  <w:listItem w:displayText="Не выполняется" w:value="Не выполняется"/>
+                  <w:listItem w:displayText="По переднему фронту" w:value="По переднему фронту"/>
+                  <w:listItem w:displayText="По заднему фронту" w:value="По заднему фронту"/>
+                  <w:listItem w:displayText="По любому изменению" w:value="По любому изменению"/>
+                  <w:listItem w:displayText="Не выполняется" w:value="Не выполняется"/>
+                  <w:listItem w:displayText="По переднему фронту" w:value="По переднему фронту"/>
+                  <w:listItem w:displayText="По заднему фронту" w:value="По заднему фронту"/>
+                  <w:listItem w:displayText="По любому изменению" w:value="По любому изменению"/>
+                </w:dropDownList>
+                <w:showingPlcHdr/>
+                <w:placeholder>
+                  <w:docPart w:val=""/>
+                </w:placeholder>
+              </w:sdtPr>
+              <w:sdtContent>
+                <w:r>
+                  <w:rPr>
+                    <w:color w:val="808080"/>
+                    <w:sz w:val="24"/>
+                    <w:i/>
+                    <!-- курсив -->
+                    <!-- <w:b/> полужирный -->
+                    <w:spacing w:val="10"/>
+                    <!-- интервал между символами -->
+                  </w:rPr>
+                  <w:t>Выберите элемент</w:t>
+                </w:r>
+              </w:sdtContent>
+            </w:sdt>
+          </w:p>
+        </w:tc>
+        <w:tc>
+          <w:tcPr>
+            <w:tcW w:type="dxa" w:w="2304"/>
+          </w:tcPr>
+          <w:p>
+            <w:pPr>
+              <w:jc w:val="center"/>
+            </w:pPr>
+            <w:sdt>
+              <w:sdtPr>
+                <w:alias w:val=""/>
+                <w:tag w:val=""/>
+                <w:id w:val="0"/>
+                <w:dropDownList>
+                  <w:listItem w:displayText="Выберите элемент" w:value=""/>
+                  <w:listItem w:displayText="Не выполняется" w:value="Не выполняется"/>
+                  <w:listItem w:displayText="По переднему фронту" w:value="По переднему фронту"/>
+                  <w:listItem w:displayText="По заднему фронту" w:value="По заднему фронту"/>
+                  <w:listItem w:displayText="По любому изменению" w:value="По любому изменению"/>
+                  <w:listItem w:displayText="Не выполняется" w:value="Не выполняется"/>
+                  <w:listItem w:displayText="По переднему фронту" w:value="По переднему фронту"/>
+                  <w:listItem w:displayText="По заднему фронту" w:value="По заднему фронту"/>
+                  <w:listItem w:displayText="По любому изменению" w:value="По любому изменению"/>
+                  <w:listItem w:displayText="Не выполняется" w:value="Не выполняется"/>
+                  <w:listItem w:displayText="По переднему фронту" w:value="По переднему фронту"/>
+                  <w:listItem w:displayText="По заднему фронту" w:value="По заднему фронту"/>
+                  <w:listItem w:displayText="По любому изменению" w:value="По любому изменению"/>
+                  <w:listItem w:displayText="Не выполняется" w:value="Не выполняется"/>
+                  <w:listItem w:displayText="По переднему фронту" w:value="По переднему фронту"/>
+                  <w:listItem w:displayText="По заднему фронту" w:value="По заднему фронту"/>
+                  <w:listItem w:displayText="По любому изменению" w:value="По любому изменению"/>
+                  <w:listItem w:displayText="Не выполняется" w:value="Не выполняется"/>
+                  <w:listItem w:displayText="По переднему фронту" w:value="По переднему фронту"/>
+                  <w:listItem w:displayText="По заднему фронту" w:value="По заднему фронту"/>
+                  <w:listItem w:displayText="По любому изменению" w:value="По любому изменению"/>
+                  <w:listItem w:displayText="Не выполняется" w:value="Не выполняется"/>
+                  <w:listItem w:displayText="По переднему фронту" w:value="По переднему фронту"/>
+                  <w:listItem w:displayText="По заднему фронту" w:value="По заднему фронту"/>
+                  <w:listItem w:displayText="По любому изменению" w:value="По любому изменению"/>
+                  <w:listItem w:displayText="Не выполняется" w:value="Не выполняется"/>
+                  <w:listItem w:displayText="По переднему фронту" w:value="По переднему фронту"/>
+                  <w:listItem w:displayText="По заднему фронту" w:value="По заднему фронту"/>
+                  <w:listItem w:displayText="По любому изменению" w:value="По любому изменению"/>
+                  <w:listItem w:displayText="Не выполняется" w:value="Не выполняется"/>
+                  <w:listItem w:displayText="По переднему фронту" w:value="По переднему фронту"/>
+                  <w:listItem w:displayText="По заднему фронту" w:value="По заднему фронту"/>
+                  <w:listItem w:displayText="По любому изменению" w:value="По любому изменению"/>
+                  <w:listItem w:displayText="Не выполняется" w:value="Не выполняется"/>
+                  <w:listItem w:displayText="По переднему фронту" w:value="По переднему фронту"/>
+                  <w:listItem w:displayText="По заднему фронту" w:value="По заднему фронту"/>
+                  <w:listItem w:displayText="По любому изменению" w:value="По любому изменению"/>
+                  <w:listItem w:displayText="Не выполняется" w:value="Не выполняется"/>
+                  <w:listItem w:displayText="По переднему фронту" w:value="По переднему фронту"/>
+                  <w:listItem w:displayText="По заднему фронту" w:value="По заднему фронту"/>
+                  <w:listItem w:displayText="По любому изменению" w:value="По любому изменению"/>
+                  <w:listItem w:displayText="Не выполняется" w:value="Не выполняется"/>
+                  <w:listItem w:displayText="По переднему фронту" w:value="По переднему фронту"/>
+                  <w:listItem w:displayText="По заднему фронту" w:value="По заднему фронту"/>
+                  <w:listItem w:displayText="По любому изменению" w:value="По любому изменению"/>
+                  <w:listItem w:displayText="Не выполняется" w:value="Не выполняется"/>
+                  <w:listItem w:displayText="По переднему фронту" w:value="По переднему фронту"/>
+                  <w:listItem w:displayText="По заднему фронту" w:value="По заднему фронту"/>
+                  <w:listItem w:displayText="По любому изменению" w:value="По любому изменению"/>
+                  <w:listItem w:displayText="Не выполняется" w:value="Не выполняется"/>
+                  <w:listItem w:displayText="По переднему фронту" w:value="По переднему фронту"/>
+                  <w:listItem w:displayText="По заднему фронту" w:value="По заднему фронту"/>
+                  <w:listItem w:displayText="По любому изменению" w:value="По любому изменению"/>
+                  <w:listItem w:displayText="Не выполняется" w:value="Не выполняется"/>
+                  <w:listItem w:displayText="По переднему фронту" w:value="По переднему фронту"/>
+                  <w:listItem w:displayText="По заднему фронту" w:value="По заднему фронту"/>
+                  <w:listItem w:displayText="По любому изменению" w:value="По любому изменению"/>
+                  <w:listItem w:displayText="Не выполняется" w:value="Не выполняется"/>
+                  <w:listItem w:displayText="По переднему фронту" w:value="По переднему фронту"/>
+                  <w:listItem w:displayText="По заднему фронту" w:value="По заднему фронту"/>
+                  <w:listItem w:displayText="По любому изменению" w:value="По любому изменению"/>
+                  <w:listItem w:displayText="Не выполняется" w:value="Не выполняется"/>
+                  <w:listItem w:displayText="По переднему фронту" w:value="По переднему фронту"/>
+                  <w:listItem w:displayText="По заднему фронту" w:value="По заднему фронту"/>
+                  <w:listItem w:displayText="По любому изменению" w:value="По любому изменению"/>
+                  <w:listItem w:displayText="Не выполняется" w:value="Не выполняется"/>
+                  <w:listItem w:displayText="По переднему фронту" w:value="По переднему фронту"/>
+                  <w:listItem w:displayText="По заднему фронту" w:value="По заднему фронту"/>
+                  <w:listItem w:displayText="По любому изменению" w:value="По любому изменению"/>
+                  <w:listItem w:displayText="Не выполняется" w:value="Не выполняется"/>
+                  <w:listItem w:displayText="По переднему фронту" w:value="По переднему фронту"/>
+                  <w:listItem w:displayText="По заднему фронту" w:value="По заднему фронту"/>
+                  <w:listItem w:displayText="По любому изменению" w:value="По любому изменению"/>
+                  <w:listItem w:displayText="Не выполняется" w:value="Не выполняется"/>
+                  <w:listItem w:displayText="По переднему фронту" w:value="По переднему фронту"/>
+                  <w:listItem w:displayText="По заднему фронту" w:value="По заднему фронту"/>
+                  <w:listItem w:displayText="По любому изменению" w:value="По любому изменению"/>
+                  <w:listItem w:displayText="Не выполняется" w:value="Не выполняется"/>
+                  <w:listItem w:displayText="По переднему фронту" w:value="По переднему фронту"/>
+                  <w:listItem w:displayText="По заднему фронту" w:value="По заднему фронту"/>
+                  <w:listItem w:displayText="По любому изменению" w:value="По любому изменению"/>
+                  <w:listItem w:displayText="Не выполняется" w:value="Не выполняется"/>
+                  <w:listItem w:displayText="По переднему фронту" w:value="По переднему фронту"/>
+                  <w:listItem w:displayText="По заднему фронту" w:value="По заднему фронту"/>
+                  <w:listItem w:displayText="По любому изменению" w:value="По любому изменению"/>
+                  <w:listItem w:displayText="Не выполняется" w:value="Не выполняется"/>
+                  <w:listItem w:displayText="По переднему фронту" w:value="По переднему фронту"/>
+                  <w:listItem w:displayText="По заднему фронту" w:value="По заднему фронту"/>
+                  <w:listItem w:displayText="По любому изменению" w:value="По любому изменению"/>
+                  <w:listItem w:displayText="Не выполняется" w:value="Не выполняется"/>
+                  <w:listItem w:displayText="По переднему фронту" w:value="По переднему фронту"/>
+                  <w:listItem w:displayText="По заднему фронту" w:value="По заднему фронту"/>
+                  <w:listItem w:displayText="По любому изменению" w:value="По любому изменению"/>
+                  <w:listItem w:displayText="Не выполняется" w:value="Не выполняется"/>
+                  <w:listItem w:displayText="По переднему фронту" w:value="По переднему фронту"/>
+                  <w:listItem w:displayText="По заднему фронту" w:value="По заднему фронту"/>
+                  <w:listItem w:displayText="По любому изменению" w:value="По любому изменению"/>
+                  <w:listItem w:displayText="Не выполняется" w:value="Не выполняется"/>
+                  <w:listItem w:displayText="По переднему фронту" w:value="По переднему фронту"/>
+                  <w:listItem w:displayText="По заднему фронту" w:value="По заднему фронту"/>
+                  <w:listItem w:displayText="По любому изменению" w:value="По любому изменению"/>
+                  <w:listItem w:displayText="Не выполняется" w:value="Не выполняется"/>
+                  <w:listItem w:displayText="По переднему фронту" w:value="По переднему фронту"/>
+                  <w:listItem w:displayText="По заднему фронту" w:value="По заднему фронту"/>
+                  <w:listItem w:displayText="По любому изменению" w:value="По любому изменению"/>
+                  <w:listItem w:displayText="Не выполняется" w:value="Не выполняется"/>
+                  <w:listItem w:displayText="По переднему фронту" w:value="По переднему фронту"/>
+                  <w:listItem w:displayText="По заднему фронту" w:value="По заднему фронту"/>
+                  <w:listItem w:displayText="По любому изменению" w:value="По любому изменению"/>
+                  <w:listItem w:displayText="Не выполняется" w:value="Не выполняется"/>
+                  <w:listItem w:displayText="По переднему фронту" w:value="По переднему фронту"/>
+                  <w:listItem w:displayText="По заднему фронту" w:value="По заднему фронту"/>
+                  <w:listItem w:displayText="По любому изменению" w:value="По любому изменению"/>
+                  <w:listItem w:displayText="Не выполняется" w:value="Не выполняется"/>
+                  <w:listItem w:displayText="По переднему фронту" w:value="По переднему фронту"/>
+                  <w:listItem w:displayText="По заднему фронту" w:value="По заднему фронту"/>
+                  <w:listItem w:displayText="По любому изменению" w:value="По любому изменению"/>
+                  <w:listItem w:displayText="Не выполняется" w:value="Не выполняется"/>
+                  <w:listItem w:displayText="По переднему фронту" w:value="По переднему фронту"/>
+                  <w:listItem w:displayText="По заднему фронту" w:value="По заднему фронту"/>
+                  <w:listItem w:displayText="По любому изменению" w:value="По любому изменению"/>
+                  <w:listItem w:displayText="Не выполняется" w:value="Не выполняется"/>
+                  <w:listItem w:displayText="По переднему фронту" w:value="По переднему фронту"/>
+                  <w:listItem w:displayText="По заднему фронту" w:value="По заднему фронту"/>
+                  <w:listItem w:displayText="По любому изменению" w:value="По любому изменению"/>
+                  <w:listItem w:displayText="Не выполняется" w:value="Не выполняется"/>
+                  <w:listItem w:displayText="По переднему фронту" w:value="По переднему фронту"/>
+                  <w:listItem w:displayText="По заднему фронту" w:value="По заднему фронту"/>
+                  <w:listItem w:displayText="По любому изменению" w:value="По любому изменению"/>
+                  <w:listItem w:displayText="Не выполняется" w:value="Не выполняется"/>
+                  <w:listItem w:displayText="По переднему фронту" w:value="По переднему фронту"/>
+                  <w:listItem w:displayText="По заднему фронту" w:value="По заднему фронту"/>
+                  <w:listItem w:displayText="По любому изменению" w:value="По любому изменению"/>
+                  <w:listItem w:displayText="Не выполняется" w:value="Не выполняется"/>
+                  <w:listItem w:displayText="По переднему фронту" w:value="По переднему фронту"/>
+                  <w:listItem w:displayText="По заднему фронту" w:value="По заднему фронту"/>
+                  <w:listItem w:displayText="По любому изменению" w:value="По любому изменению"/>
+                  <w:listItem w:displayText="Не выполняется" w:value="Не выполняется"/>
+                  <w:listItem w:displayText="По переднему фронту" w:value="По переднему фронту"/>
+                  <w:listItem w:displayText="По заднему фронту" w:value="По заднему фронту"/>
+                  <w:listItem w:displayText="По любому изменению" w:value="По любому изменению"/>
+                  <w:listItem w:displayText="Не выполняется" w:value="Не выполняется"/>
+                  <w:listItem w:displayText="По переднему фронту" w:value="По переднему фронту"/>
+                  <w:listItem w:displayText="По заднему фронту" w:value="По заднему фронту"/>
+                  <w:listItem w:displayText="По любому изменению" w:value="По любому изменению"/>
+                  <w:listItem w:displayText="Не выполняется" w:value="Не выполняется"/>
+                  <w:listItem w:displayText="По переднему фронту" w:value="По переднему фронту"/>
+                  <w:listItem w:displayText="По заднему фронту" w:value="По заднему фронту"/>
+                  <w:listItem w:displayText="По любому изменению" w:value="По любому изменению"/>
+                  <w:listItem w:displayText="Не выполняется" w:value="Не выполняется"/>
+                  <w:listItem w:displayText="По переднему фронту" w:value="По переднему фронту"/>
+                  <w:listItem w:displayText="По заднему фронту" w:value="По заднему фронту"/>
+                  <w:listItem w:displayText="По любому изменению" w:value="По любому изменению"/>
+                  <w:listItem w:displayText="Не выполняется" w:value="Не выполняется"/>
+                  <w:listItem w:displayText="По переднему фронту" w:value="По переднему фронту"/>
+                  <w:listItem w:displayText="По заднему фронту" w:value="По заднему фронту"/>
+                  <w:listItem w:displayText="По любому изменению" w:value="По любому изменению"/>
+                  <w:listItem w:displayText="Не выполняется" w:value="Не выполняется"/>
+                  <w:listItem w:displayText="По переднему фронту" w:value="По переднему фронту"/>
+                  <w:listItem w:displayText="По заднему фронту" w:value="По заднему фронту"/>
+                  <w:listItem w:displayText="По любому изменению" w:value="По любому изменению"/>
+                  <w:listItem w:displayText="Не выполняется" w:value="Не выполняется"/>
+                  <w:listItem w:displayText="По переднему фронту" w:value="По переднему фронту"/>
+                  <w:listItem w:displayText="По заднему фронту" w:value="По заднему фронту"/>
+                  <w:listItem w:displayText="По любому изменению" w:value="По любому изменению"/>
+                  <w:listItem w:displayText="Не выполняется" w:value="Не выполняется"/>
+                  <w:listItem w:displayText="По переднему фронту" w:value="По переднему фронту"/>
+                  <w:listItem w:displayText="По заднему фронту" w:value="По заднему фронту"/>
+                  <w:listItem w:displayText="По любому изменению" w:value="По любому изменению"/>
+                  <w:listItem w:displayText="Не выполняется" w:value="Не выполняется"/>
+                  <w:listItem w:displayText="По переднему фронту" w:value="По переднему фронту"/>
+                  <w:listItem w:displayText="По заднему фронту" w:value="По заднему фронту"/>
+                  <w:listItem w:displayText="По любому изменению" w:value="По любому изменению"/>
+                  <w:listItem w:displayText="Не выполняется" w:value="Не выполняется"/>
+                  <w:listItem w:displayText="По переднему фронту" w:value="По переднему фронту"/>
+                  <w:listItem w:displayText="По заднему фронту" w:value="По заднему фронту"/>
+                  <w:listItem w:displayText="По любому изменению" w:value="По любому изменению"/>
+                  <w:listItem w:displayText="Не выполняется" w:value="Не выполняется"/>
+                  <w:listItem w:displayText="По переднему фронту" w:value="По переднему фронту"/>
+                  <w:listItem w:displayText="По заднему фронту" w:value="По заднему фронту"/>
+                  <w:listItem w:displayText="По любому изменению" w:value="По любому изменению"/>
+                  <w:listItem w:displayText="Не выполняется" w:value="Не выполняется"/>
+                  <w:listItem w:displayText="По переднему фронту" w:value="По переднему фронту"/>
+                  <w:listItem w:displayText="По заднему фронту" w:value="По заднему фронту"/>
+                  <w:listItem w:displayText="По любому изменению" w:value="По любому изменению"/>
+                  <w:listItem w:displayText="Не выполняется" w:value="Не выполняется"/>
+                  <w:listItem w:displayText="По переднему фронту" w:value="По переднему фронту"/>
+                  <w:listItem w:displayText="По заднему фронту" w:value="По заднему фронту"/>
+                  <w:listItem w:displayText="По любому изменению" w:value="По любому изменению"/>
+                  <w:listItem w:displayText="Не выполняется" w:value="Не выполняется"/>
+                  <w:listItem w:displayText="По переднему фронту" w:value="По переднему фронту"/>
+                  <w:listItem w:displayText="По заднему фронту" w:value="По заднему фронту"/>
+                  <w:listItem w:displayText="По любому изменению" w:value="По любому изменению"/>
+                  <w:listItem w:displayText="Не выполняется" w:value="Не выполняется"/>
+                  <w:listItem w:displayText="По переднему фронту" w:value="По переднему фронту"/>
+                  <w:listItem w:displayText="По заднему фронту" w:value="По заднему фронту"/>
+                  <w:listItem w:displayText="По любому изменению" w:value="По любому изменению"/>
+                  <w:listItem w:displayText="Не выполняется" w:value="Не выполняется"/>
+                  <w:listItem w:displayText="По переднему фронту" w:value="По переднему фронту"/>
+                  <w:listItem w:displayText="По заднему фронту" w:value="По заднему фронту"/>
+                  <w:listItem w:displayText="По любому изменению" w:value="По любому изменению"/>
+                </w:dropDownList>
+                <w:showingPlcHdr/>
+                <w:placeholder>
+                  <w:docPart w:val=""/>
+                </w:placeholder>
+              </w:sdtPr>
+              <w:sdtContent>
+                <w:r>
+                  <w:rPr>
+                    <w:color w:val="808080"/>
+                    <w:sz w:val="24"/>
+                    <w:i/>
+                    <!-- курсив -->
+                    <!-- <w:b/> полужирный -->
+                    <w:spacing w:val="10"/>
+                    <!-- интервал между символами -->
+                  </w:rPr>
+                  <w:t>Выберите элемент</w:t>
+                </w:r>
+              </w:sdtContent>
+            </w:sdt>
+          </w:p>
+        </w:tc>
+        <w:tc>
+          <w:tcPr>
+            <w:tcW w:type="dxa" w:w="2304"/>
+          </w:tcPr>
+          <w:p>
+            <w:pPr>
+              <w:jc w:val="center"/>
+            </w:pPr>
+            <w:sdt>
+              <w:sdtPr>
+                <w:alias w:val=""/>
+                <w:tag w:val=""/>
+                <w:id w:val="0"/>
+                <w:dropDownList>
+                  <w:listItem w:displayText="Выберите элемент" w:value=""/>
+                  <w:listItem w:displayText="Выведено" w:value="Выведено"/>
+                  <w:listItem w:displayText="Введено" w:value="Введено"/>
+                </w:dropDownList>
+                <w:showingPlcHdr/>
+                <w:placeholder>
+                  <w:docPart w:val=""/>
+                </w:placeholder>
+              </w:sdtPr>
+              <w:sdtContent>
+                <w:r>
+                  <w:rPr>
+                    <w:color w:val="808080"/>
+                    <w:sz w:val="24"/>
+                    <w:i/>
+                    <!-- курсив -->
+                    <!-- <w:b/> полужирный -->
+                    <w:spacing w:val="10"/>
+                    <!-- интервал между символами -->
+                  </w:rPr>
+                  <w:t>Выберите элемент</w:t>
+                </w:r>
+              </w:sdtContent>
+            </w:sdt>
+          </w:p>
+        </w:tc>
+      </w:tr>
+      <w:tr>
+        <w:tc>
+          <w:tcPr>
+            <w:tcW w:type="dxa" w:w="6480"/>
+          </w:tcPr>
+          <w:p>
+            <w:r>
+              <w:t xml:space="preserve">Защита автотрансформатора</w:t>
+            </w:r>
+          </w:p>
+        </w:tc>
+        <w:tc>
+          <w:tcPr>
+            <w:tcW w:type="dxa" w:w="2160"/>
+          </w:tcPr>
+          <w:p>
+            <w:r>
+              <w:t xml:space="preserve">Защита АТ</w:t>
+            </w:r>
+          </w:p>
+        </w:tc>
+        <w:tc>
+          <w:tcPr>
+            <w:tcW w:type="dxa" w:w="2304"/>
+          </w:tcPr>
+          <w:p>
+            <w:pPr>
+              <w:jc w:val="center"/>
+            </w:pPr>
+            <w:sdt>
+              <w:sdtPr>
+                <w:alias w:val=""/>
+                <w:tag w:val=""/>
+                <w:id w:val="0"/>
+                <w:dropDownList>
+                  <w:listItem w:displayText="Выберите элемент" w:value=""/>
+                  <w:listItem w:displayText="Не выполняется" w:value="Не выполняется"/>
+                  <w:listItem w:displayText="По переднему фронту" w:value="По переднему фронту"/>
+                  <w:listItem w:displayText="По заднему фронту" w:value="По заднему фронту"/>
+                  <w:listItem w:displayText="По любому изменению" w:value="По любому изменению"/>
+                  <w:listItem w:displayText="Не выполняется" w:value="Не выполняется"/>
+                  <w:listItem w:displayText="По переднему фронту" w:value="По переднему фронту"/>
+                  <w:listItem w:displayText="По заднему фронту" w:value="По заднему фронту"/>
+                  <w:listItem w:displayText="По любому изменению" w:value="По любому изменению"/>
+                  <w:listItem w:displayText="Не выполняется" w:value="Не выполняется"/>
+                  <w:listItem w:displayText="По переднему фронту" w:value="По переднему фронту"/>
+                  <w:listItem w:displayText="По заднему фронту" w:value="По заднему фронту"/>
+                  <w:listItem w:displayText="По любому изменению" w:value="По любому изменению"/>
+                  <w:listItem w:displayText="Не выполняется" w:value="Не выполняется"/>
+                  <w:listItem w:displayText="По переднему фронту" w:value="По переднему фронту"/>
+                  <w:listItem w:displayText="По заднему фронту" w:value="По заднему фронту"/>
+                  <w:listItem w:displayText="По любому изменению" w:value="По любому изменению"/>
+                  <w:listItem w:displayText="Не выполняется" w:value="Не выполняется"/>
+                  <w:listItem w:displayText="По переднему фронту" w:value="По переднему фронту"/>
+                  <w:listItem w:displayText="По заднему фронту" w:value="По заднему фронту"/>
+                  <w:listItem w:displayText="По любому изменению" w:value="По любому изменению"/>
+                  <w:listItem w:displayText="Не выполняется" w:value="Не выполняется"/>
+                  <w:listItem w:displayText="По переднему фронту" w:value="По переднему фронту"/>
+                  <w:listItem w:displayText="По заднему фронту" w:value="По заднему фронту"/>
+                  <w:listItem w:displayText="По любому изменению" w:value="По любому изменению"/>
+                  <w:listItem w:displayText="Не выполняется" w:value="Не выполняется"/>
+                  <w:listItem w:displayText="По переднему фронту" w:value="По переднему фронту"/>
+                  <w:listItem w:displayText="По заднему фронту" w:value="По заднему фронту"/>
+                  <w:listItem w:displayText="По любому изменению" w:value="По любому изменению"/>
+                  <w:listItem w:displayText="Не выполняется" w:value="Не выполняется"/>
+                  <w:listItem w:displayText="По переднему фронту" w:value="По переднему фронту"/>
+                  <w:listItem w:displayText="По заднему фронту" w:value="По заднему фронту"/>
+                  <w:listItem w:displayText="По любому изменению" w:value="По любому изменению"/>
+                  <w:listItem w:displayText="Не выполняется" w:value="Не выполняется"/>
+                  <w:listItem w:displayText="По переднему фронту" w:value="По переднему фронту"/>
+                  <w:listItem w:displayText="По заднему фронту" w:value="По заднему фронту"/>
+                  <w:listItem w:displayText="По любому изменению" w:value="По любому изменению"/>
+                  <w:listItem w:displayText="Не выполняется" w:value="Не выполняется"/>
+                  <w:listItem w:displayText="По переднему фронту" w:value="По переднему фронту"/>
+                  <w:listItem w:displayText="По заднему фронту" w:value="По заднему фронту"/>
+                  <w:listItem w:displayText="По любому изменению" w:value="По любому изменению"/>
+                  <w:listItem w:displayText="Не выполняется" w:value="Не выполняется"/>
+                  <w:listItem w:displayText="По переднему фронту" w:value="По переднему фронту"/>
+                  <w:listItem w:displayText="По заднему фронту" w:value="По заднему фронту"/>
+                  <w:listItem w:displayText="По любому изменению" w:value="По любому изменению"/>
+                  <w:listItem w:displayText="Не выполняется" w:value="Не выполняется"/>
+                  <w:listItem w:displayText="По переднему фронту" w:value="По переднему фронту"/>
+                  <w:listItem w:displayText="По заднему фронту" w:value="По заднему фронту"/>
+                  <w:listItem w:displayText="По любому изменению" w:value="По любому изменению"/>
+                  <w:listItem w:displayText="Не выполняется" w:value="Не выполняется"/>
+                  <w:listItem w:displayText="По переднему фронту" w:value="По переднему фронту"/>
+                  <w:listItem w:displayText="По заднему фронту" w:value="По заднему фронту"/>
+                  <w:listItem w:displayText="По любому изменению" w:value="По любому изменению"/>
+                  <w:listItem w:displayText="Не выполняется" w:value="Не выполняется"/>
+                  <w:listItem w:displayText="По переднему фронту" w:value="По переднему фронту"/>
+                  <w:listItem w:displayText="По заднему фронту" w:value="По заднему фронту"/>
+                  <w:listItem w:displayText="По любому изменению" w:value="По любому изменению"/>
+                  <w:listItem w:displayText="Не выполняется" w:value="Не выполняется"/>
+                  <w:listItem w:displayText="По переднему фронту" w:value="По переднему фронту"/>
+                  <w:listItem w:displayText="По заднему фронту" w:value="По заднему фронту"/>
+                  <w:listItem w:displayText="По любому изменению" w:value="По любому изменению"/>
+                  <w:listItem w:displayText="Не выполняется" w:value="Не выполняется"/>
+                  <w:listItem w:displayText="По переднему фронту" w:value="По переднему фронту"/>
+                  <w:listItem w:displayText="По заднему фронту" w:value="По заднему фронту"/>
+                  <w:listItem w:displayText="По любому изменению" w:value="По любому изменению"/>
+                  <w:listItem w:displayText="Не выполняется" w:value="Не выполняется"/>
+                  <w:listItem w:displayText="По переднему фронту" w:value="По переднему фронту"/>
+                  <w:listItem w:displayText="По заднему фронту" w:value="По заднему фронту"/>
+                  <w:listItem w:displayText="По любому изменению" w:value="По любому изменению"/>
+                  <w:listItem w:displayText="Не выполняется" w:value="Не выполняется"/>
+                  <w:listItem w:displayText="По переднему фронту" w:value="По переднему фронту"/>
+                  <w:listItem w:displayText="По заднему фронту" w:value="По заднему фронту"/>
+                  <w:listItem w:displayText="По любому изменению" w:value="По любому изменению"/>
+                  <w:listItem w:displayText="Не выполняется" w:value="Не выполняется"/>
+                  <w:listItem w:displayText="По переднему фронту" w:value="По переднему фронту"/>
+                  <w:listItem w:displayText="По заднему фронту" w:value="По заднему фронту"/>
+                  <w:listItem w:displayText="По любому изменению" w:value="По любому изменению"/>
+                  <w:listItem w:displayText="Не выполняется" w:value="Не выполняется"/>
+                  <w:listItem w:displayText="По переднему фронту" w:value="По переднему фронту"/>
+                  <w:listItem w:displayText="По заднему фронту" w:value="По заднему фронту"/>
+                  <w:listItem w:displayText="По любому изменению" w:value="По любому изменению"/>
+                  <w:listItem w:displayText="Не выполняется" w:value="Не выполняется"/>
+                  <w:listItem w:displayText="По переднему фронту" w:value="По переднему фронту"/>
+                  <w:listItem w:displayText="По заднему фронту" w:value="По заднему фронту"/>
+                  <w:listItem w:displayText="По любому изменению" w:value="По любому изменению"/>
+                  <w:listItem w:displayText="Не выполняется" w:value="Не выполняется"/>
+                  <w:listItem w:displayText="По переднему фронту" w:value="По переднему фронту"/>
+                  <w:listItem w:displayText="По заднему фронту" w:value="По заднему фронту"/>
+                  <w:listItem w:displayText="По любому изменению" w:value="По любому изменению"/>
+                  <w:listItem w:displayText="Не выполняется" w:value="Не выполняется"/>
+                  <w:listItem w:displayText="По переднему фронту" w:value="По переднему фронту"/>
+                  <w:listItem w:displayText="По заднему фронту" w:value="По заднему фронту"/>
+                  <w:listItem w:displayText="По любому изменению" w:value="По любому изменению"/>
+                  <w:listItem w:displayText="Не выполняется" w:value="Не выполняется"/>
+                  <w:listItem w:displayText="По переднему фронту" w:value="По переднему фронту"/>
+                  <w:listItem w:displayText="По заднему фронту" w:value="По заднему фронту"/>
+                  <w:listItem w:displayText="По любому изменению" w:value="По любому изменению"/>
+                  <w:listItem w:displayText="Не выполняется" w:value="Не выполняется"/>
+                  <w:listItem w:displayText="По переднему фронту" w:value="По переднему фронту"/>
+                  <w:listItem w:displayText="По заднему фронту" w:value="По заднему фронту"/>
+                  <w:listItem w:displayText="По любому изменению" w:value="По любому изменению"/>
+                  <w:listItem w:displayText="Не выполняется" w:value="Не выполняется"/>
+                  <w:listItem w:displayText="По переднему фронту" w:value="По переднему фронту"/>
+                  <w:listItem w:displayText="По заднему фронту" w:value="По заднему фронту"/>
+                  <w:listItem w:displayText="По любому изменению" w:value="По любому изменению"/>
+                  <w:listItem w:displayText="Не выполняется" w:value="Не выполняется"/>
+                  <w:listItem w:displayText="По переднему фронту" w:value="По переднему фронту"/>
+                  <w:listItem w:displayText="По заднему фронту" w:value="По заднему фронту"/>
+                  <w:listItem w:displayText="По любому изменению" w:value="По любому изменению"/>
+                  <w:listItem w:displayText="Не выполняется" w:value="Не выполняется"/>
+                  <w:listItem w:displayText="По переднему фронту" w:value="По переднему фронту"/>
+                  <w:listItem w:displayText="По заднему фронту" w:value="По заднему фронту"/>
+                  <w:listItem w:displayText="По любому изменению" w:value="По любому изменению"/>
+                  <w:listItem w:displayText="Не выполняется" w:value="Не выполняется"/>
+                  <w:listItem w:displayText="По переднему фронту" w:value="По переднему фронту"/>
+                  <w:listItem w:displayText="По заднему фронту" w:value="По заднему фронту"/>
+                  <w:listItem w:displayText="По любому изменению" w:value="По любому изменению"/>
+                  <w:listItem w:displayText="Не выполняется" w:value="Не выполняется"/>
+                  <w:listItem w:displayText="По переднему фронту" w:value="По переднему фронту"/>
+                  <w:listItem w:displayText="По заднему фронту" w:value="По заднему фронту"/>
+                  <w:listItem w:displayText="По любому изменению" w:value="По любому изменению"/>
+                  <w:listItem w:displayText="Не выполняется" w:value="Не выполняется"/>
+                  <w:listItem w:displayText="По переднему фронту" w:value="По переднему фронту"/>
+                  <w:listItem w:displayText="По заднему фронту" w:value="По заднему фронту"/>
+                  <w:listItem w:displayText="По любому изменению" w:value="По любому изменению"/>
+                  <w:listItem w:displayText="Не выполняется" w:value="Не выполняется"/>
+                  <w:listItem w:displayText="По переднему фронту" w:value="По переднему фронту"/>
+                  <w:listItem w:displayText="По заднему фронту" w:value="По заднему фронту"/>
+                  <w:listItem w:displayText="По любому изменению" w:value="По любому изменению"/>
+                  <w:listItem w:displayText="Не выполняется" w:value="Не выполняется"/>
+                  <w:listItem w:displayText="По переднему фронту" w:value="По переднему фронту"/>
+                  <w:listItem w:displayText="По заднему фронту" w:value="По заднему фронту"/>
+                  <w:listItem w:displayText="По любому изменению" w:value="По любому изменению"/>
+                  <w:listItem w:displayText="Не выполняется" w:value="Не выполняется"/>
+                  <w:listItem w:displayText="По переднему фронту" w:value="По переднему фронту"/>
+                  <w:listItem w:displayText="По заднему фронту" w:value="По заднему фронту"/>
+                  <w:listItem w:displayText="По любому изменению" w:value="По любому изменению"/>
+                  <w:listItem w:displayText="Не выполняется" w:value="Не выполняется"/>
+                  <w:listItem w:displayText="По переднему фронту" w:value="По переднему фронту"/>
+                  <w:listItem w:displayText="По заднему фронту" w:value="По заднему фронту"/>
+                  <w:listItem w:displayText="По любому изменению" w:value="По любому изменению"/>
+                  <w:listItem w:displayText="Не выполняется" w:value="Не выполняется"/>
+                  <w:listItem w:displayText="По переднему фронту" w:value="По переднему фронту"/>
+                  <w:listItem w:displayText="По заднему фронту" w:value="По заднему фронту"/>
+                  <w:listItem w:displayText="По любому изменению" w:value="По любому изменению"/>
+                  <w:listItem w:displayText="Не выполняется" w:value="Не выполняется"/>
+                  <w:listItem w:displayText="По переднему фронту" w:value="По переднему фронту"/>
+                  <w:listItem w:displayText="По заднему фронту" w:value="По заднему фронту"/>
+                  <w:listItem w:displayText="По любому изменению" w:value="По любому изменению"/>
+                  <w:listItem w:displayText="Не выполняется" w:value="Не выполняется"/>
+                  <w:listItem w:displayText="По переднему фронту" w:value="По переднему фронту"/>
+                  <w:listItem w:displayText="По заднему фронту" w:value="По заднему фронту"/>
+                  <w:listItem w:displayText="По любому изменению" w:value="По любому изменению"/>
+                  <w:listItem w:displayText="Не выполняется" w:value="Не выполняется"/>
+                  <w:listItem w:displayText="По переднему фронту" w:value="По переднему фронту"/>
+                  <w:listItem w:displayText="По заднему фронту" w:value="По заднему фронту"/>
+                  <w:listItem w:displayText="По любому изменению" w:value="По любому изменению"/>
+                  <w:listItem w:displayText="Не выполняется" w:value="Не выполняется"/>
+                  <w:listItem w:displayText="По переднему фронту" w:value="По переднему фронту"/>
+                  <w:listItem w:displayText="По заднему фронту" w:value="По заднему фронту"/>
+                  <w:listItem w:displayText="По любому изменению" w:value="По любому изменению"/>
+                  <w:listItem w:displayText="Не выполняется" w:value="Не выполняется"/>
+                  <w:listItem w:displayText="По переднему фронту" w:value="По переднему фронту"/>
+                  <w:listItem w:displayText="По заднему фронту" w:value="По заднему фронту"/>
+                  <w:listItem w:displayText="По любому изменению" w:value="По любому изменению"/>
+                  <w:listItem w:displayText="Не выполняется" w:value="Не выполняется"/>
+                  <w:listItem w:displayText="По переднему фронту" w:value="По переднему фронту"/>
+                  <w:listItem w:displayText="По заднему фронту" w:value="По заднему фронту"/>
+                  <w:listItem w:displayText="По любому изменению" w:value="По любому изменению"/>
+                  <w:listItem w:displayText="Не выполняется" w:value="Не выполняется"/>
+                  <w:listItem w:displayText="По переднему фронту" w:value="По переднему фронту"/>
+                  <w:listItem w:displayText="По заднему фронту" w:value="По заднему фронту"/>
+                  <w:listItem w:displayText="По любому изменению" w:value="По любому изменению"/>
+                  <w:listItem w:displayText="Не выполняется" w:value="Не выполняется"/>
+                  <w:listItem w:displayText="По переднему фронту" w:value="По переднему фронту"/>
+                  <w:listItem w:displayText="По заднему фронту" w:value="По заднему фронту"/>
+                  <w:listItem w:displayText="По любому изменению" w:value="По любому изменению"/>
+                  <w:listItem w:displayText="Не выполняется" w:value="Не выполняется"/>
+                  <w:listItem w:displayText="По переднему фронту" w:value="По переднему фронту"/>
+                  <w:listItem w:displayText="По заднему фронту" w:value="По заднему фронту"/>
+                  <w:listItem w:displayText="По любому изменению" w:value="По любому изменению"/>
+                  <w:listItem w:displayText="Не выполняется" w:value="Не выполняется"/>
+                  <w:listItem w:displayText="По переднему фронту" w:value="По переднему фронту"/>
+                  <w:listItem w:displayText="По заднему фронту" w:value="По заднему фронту"/>
+                  <w:listItem w:displayText="По любому изменению" w:value="По любому изменению"/>
+                  <w:listItem w:displayText="Не выполняется" w:value="Не выполняется"/>
+                  <w:listItem w:displayText="По переднему фронту" w:value="По переднему фронту"/>
+                  <w:listItem w:displayText="По заднему фронту" w:value="По заднему фронту"/>
+                  <w:listItem w:displayText="По любому изменению" w:value="По любому изменению"/>
+                  <w:listItem w:displayText="Не выполняется" w:value="Не выполняется"/>
+                  <w:listItem w:displayText="По переднему фронту" w:value="По переднему фронту"/>
+                  <w:listItem w:displayText="По заднему фронту" w:value="По заднему фронту"/>
+                  <w:listItem w:displayText="По любому изменению" w:value="По любому изменению"/>
+                  <w:listItem w:displayText="Не выполняется" w:value="Не выполняется"/>
+                  <w:listItem w:displayText="По переднему фронту" w:value="По переднему фронту"/>
+                  <w:listItem w:displayText="По заднему фронту" w:value="По заднему фронту"/>
+                  <w:listItem w:displayText="По любому изменению" w:value="По любому изменению"/>
+                  <w:listItem w:displayText="Не выполняется" w:value="Не выполняется"/>
+                  <w:listItem w:displayText="По переднему фронту" w:value="По переднему фронту"/>
+                  <w:listItem w:displayText="По заднему фронту" w:value="По заднему фронту"/>
+                  <w:listItem w:displayText="По любому изменению" w:value="По любому изменению"/>
+                </w:dropDownList>
+                <w:showingPlcHdr/>
+                <w:placeholder>
+                  <w:docPart w:val=""/>
+                </w:placeholder>
+              </w:sdtPr>
+              <w:sdtContent>
+                <w:r>
+                  <w:rPr>
+                    <w:color w:val="808080"/>
+                    <w:sz w:val="24"/>
+                    <w:i/>
+                    <!-- курсив -->
+                    <!-- <w:b/> полужирный -->
+                    <w:spacing w:val="10"/>
+                    <!-- интервал между символами -->
+                  </w:rPr>
+                  <w:t>Выберите элемент</w:t>
+                </w:r>
+              </w:sdtContent>
+            </w:sdt>
+          </w:p>
+        </w:tc>
+        <w:tc>
+          <w:tcPr>
+            <w:tcW w:type="dxa" w:w="2304"/>
+          </w:tcPr>
+          <w:p>
+            <w:pPr>
+              <w:jc w:val="center"/>
+            </w:pPr>
+            <w:sdt>
+              <w:sdtPr>
+                <w:alias w:val=""/>
+                <w:tag w:val=""/>
+                <w:id w:val="0"/>
+                <w:dropDownList>
+                  <w:listItem w:displayText="Выберите элемент" w:value=""/>
+                  <w:listItem w:displayText="Не выполняется" w:value="Не выполняется"/>
+                  <w:listItem w:displayText="По переднему фронту" w:value="По переднему фронту"/>
+                  <w:listItem w:displayText="По заднему фронту" w:value="По заднему фронту"/>
+                  <w:listItem w:displayText="По любому изменению" w:value="По любому изменению"/>
+                  <w:listItem w:displayText="Не выполняется" w:value="Не выполняется"/>
+                  <w:listItem w:displayText="По переднему фронту" w:value="По переднему фронту"/>
+                  <w:listItem w:displayText="По заднему фронту" w:value="По заднему фронту"/>
+                  <w:listItem w:displayText="По любому изменению" w:value="По любому изменению"/>
+                  <w:listItem w:displayText="Не выполняется" w:value="Не выполняется"/>
+                  <w:listItem w:displayText="По переднему фронту" w:value="По переднему фронту"/>
+                  <w:listItem w:displayText="По заднему фронту" w:value="По заднему фронту"/>
+                  <w:listItem w:displayText="По любому изменению" w:value="По любому изменению"/>
+                  <w:listItem w:displayText="Не выполняется" w:value="Не выполняется"/>
+                  <w:listItem w:displayText="По переднему фронту" w:value="По переднему фронту"/>
+                  <w:listItem w:displayText="По заднему фронту" w:value="По заднему фронту"/>
+                  <w:listItem w:displayText="По любому изменению" w:value="По любому изменению"/>
+                  <w:listItem w:displayText="Не выполняется" w:value="Не выполняется"/>
+                  <w:listItem w:displayText="По переднему фронту" w:value="По переднему фронту"/>
+                  <w:listItem w:displayText="По заднему фронту" w:value="По заднему фронту"/>
+                  <w:listItem w:displayText="По любому изменению" w:value="По любому изменению"/>
+                  <w:listItem w:displayText="Не выполняется" w:value="Не выполняется"/>
+                  <w:listItem w:displayText="По переднему фронту" w:value="По переднему фронту"/>
+                  <w:listItem w:displayText="По заднему фронту" w:value="По заднему фронту"/>
+                  <w:listItem w:displayText="По любому изменению" w:value="По любому изменению"/>
+                  <w:listItem w:displayText="Не выполняется" w:value="Не выполняется"/>
+                  <w:listItem w:displayText="По переднему фронту" w:value="По переднему фронту"/>
+                  <w:listItem w:displayText="По заднему фронту" w:value="По заднему фронту"/>
+                  <w:listItem w:displayText="По любому изменению" w:value="По любому изменению"/>
+                  <w:listItem w:displayText="Не выполняется" w:value="Не выполняется"/>
+                  <w:listItem w:displayText="По переднему фронту" w:value="По переднему фронту"/>
+                  <w:listItem w:displayText="По заднему фронту" w:value="По заднему фронту"/>
+                  <w:listItem w:displayText="По любому изменению" w:value="По любому изменению"/>
+                  <w:listItem w:displayText="Не выполняется" w:value="Не выполняется"/>
+                  <w:listItem w:displayText="По переднему фронту" w:value="По переднему фронту"/>
+                  <w:listItem w:displayText="По заднему фронту" w:value="По заднему фронту"/>
+                  <w:listItem w:displayText="По любому изменению" w:value="По любому изменению"/>
+                  <w:listItem w:displayText="Не выполняется" w:value="Не выполняется"/>
+                  <w:listItem w:displayText="По переднему фронту" w:value="По переднему фронту"/>
+                  <w:listItem w:displayText="По заднему фронту" w:value="По заднему фронту"/>
+                  <w:listItem w:displayText="По любому изменению" w:value="По любому изменению"/>
+                  <w:listItem w:displayText="Не выполняется" w:value="Не выполняется"/>
+                  <w:listItem w:displayText="По переднему фронту" w:value="По переднему фронту"/>
+                  <w:listItem w:displayText="По заднему фронту" w:value="По заднему фронту"/>
+                  <w:listItem w:displayText="По любому изменению" w:value="По любому изменению"/>
+                  <w:listItem w:displayText="Не выполняется" w:value="Не выполняется"/>
+                  <w:listItem w:displayText="По переднему фронту" w:value="По переднему фронту"/>
+                  <w:listItem w:displayText="По заднему фронту" w:value="По заднему фронту"/>
+                  <w:listItem w:displayText="По любому изменению" w:value="По любому изменению"/>
+                  <w:listItem w:displayText="Не выполняется" w:value="Не выполняется"/>
+                  <w:listItem w:displayText="По переднему фронту" w:value="По переднему фронту"/>
+                  <w:listItem w:displayText="По заднему фронту" w:value="По заднему фронту"/>
+                  <w:listItem w:displayText="По любому изменению" w:value="По любому изменению"/>
+                  <w:listItem w:displayText="Не выполняется" w:value="Не выполняется"/>
+                  <w:listItem w:displayText="По переднему фронту" w:value="По переднему фронту"/>
+                  <w:listItem w:displayText="По заднему фронту" w:value="По заднему фронту"/>
+                  <w:listItem w:displayText="По любому изменению" w:value="По любому изменению"/>
+                  <w:listItem w:displayText="Не выполняется" w:value="Не выполняется"/>
+                  <w:listItem w:displayText="По переднему фронту" w:value="По переднему фронту"/>
+                  <w:listItem w:displayText="По заднему фронту" w:value="По заднему фронту"/>
+                  <w:listItem w:displayText="По любому изменению" w:value="По любому изменению"/>
+                  <w:listItem w:displayText="Не выполняется" w:value="Не выполняется"/>
+                  <w:listItem w:displayText="По переднему фронту" w:value="По переднему фронту"/>
+                  <w:listItem w:displayText="По заднему фронту" w:value="По заднему фронту"/>
+                  <w:listItem w:displayText="По любому изменению" w:value="По любому изменению"/>
+                  <w:listItem w:displayText="Не выполняется" w:value="Не выполняется"/>
+                  <w:listItem w:displayText="По переднему фронту" w:value="По переднему фронту"/>
+                  <w:listItem w:displayText="По заднему фронту" w:value="По заднему фронту"/>
+                  <w:listItem w:displayText="По любому изменению" w:value="По любому изменению"/>
+                  <w:listItem w:displayText="Не выполняется" w:value="Не выполняется"/>
+                  <w:listItem w:displayText="По переднему фронту" w:value="По переднему фронту"/>
+                  <w:listItem w:displayText="По заднему фронту" w:value="По заднему фронту"/>
+                  <w:listItem w:displayText="По любому изменению" w:value="По любому изменению"/>
+                  <w:listItem w:displayText="Не выполняется" w:value="Не выполняется"/>
+                  <w:listItem w:displayText="По переднему фронту" w:value="По переднему фронту"/>
+                  <w:listItem w:displayText="По заднему фронту" w:value="По заднему фронту"/>
+                  <w:listItem w:displayText="По любому изменению" w:value="По любому изменению"/>
+                  <w:listItem w:displayText="Не выполняется" w:value="Не выполняется"/>
+                  <w:listItem w:displayText="По переднему фронту" w:value="По переднему фронту"/>
+                  <w:listItem w:displayText="По заднему фронту" w:value="По заднему фронту"/>
+                  <w:listItem w:displayText="По любому изменению" w:value="По любому изменению"/>
+                  <w:listItem w:displayText="Не выполняется" w:value="Не выполняется"/>
+                  <w:listItem w:displayText="По переднему фронту" w:value="По переднему фронту"/>
+                  <w:listItem w:displayText="По заднему фронту" w:value="По заднему фронту"/>
+                  <w:listItem w:displayText="По любому изменению" w:value="По любому изменению"/>
+                  <w:listItem w:displayText="Не выполняется" w:value="Не выполняется"/>
+                  <w:listItem w:displayText="По переднему фронту" w:value="По переднему фронту"/>
+                  <w:listItem w:displayText="По заднему фронту" w:value="По заднему фронту"/>
+                  <w:listItem w:displayText="По любому изменению" w:value="По любому изменению"/>
+                  <w:listItem w:displayText="Не выполняется" w:value="Не выполняется"/>
+                  <w:listItem w:displayText="По переднему фронту" w:value="По переднему фронту"/>
+                  <w:listItem w:displayText="По заднему фронту" w:value="По заднему фронту"/>
+                  <w:listItem w:displayText="По любому изменению" w:value="По любому изменению"/>
+                  <w:listItem w:displayText="Не выполняется" w:value="Не выполняется"/>
+                  <w:listItem w:displayText="По переднему фронту" w:value="По переднему фронту"/>
+                  <w:listItem w:displayText="По заднему фронту" w:value="По заднему фронту"/>
+                  <w:listItem w:displayText="По любому изменению" w:value="По любому изменению"/>
+                  <w:listItem w:displayText="Не выполняется" w:value="Не выполняется"/>
+                  <w:listItem w:displayText="По переднему фронту" w:value="По переднему фронту"/>
+                  <w:listItem w:displayText="По заднему фронту" w:value="По заднему фронту"/>
+                  <w:listItem w:displayText="По любому изменению" w:value="По любому изменению"/>
+                  <w:listItem w:displayText="Не выполняется" w:value="Не выполняется"/>
+                  <w:listItem w:displayText="По переднему фронту" w:value="По переднему фронту"/>
+                  <w:listItem w:displayText="По заднему фронту" w:value="По заднему фронту"/>
+                  <w:listItem w:displayText="По любому изменению" w:value="По любому изменению"/>
+                  <w:listItem w:displayText="Не выполняется" w:value="Не выполняется"/>
+                  <w:listItem w:displayText="По переднему фронту" w:value="По переднему фронту"/>
+                  <w:listItem w:displayText="По заднему фронту" w:value="По заднему фронту"/>
+                  <w:listItem w:displayText="По любому изменению" w:value="По любому изменению"/>
+                  <w:listItem w:displayText="Не выполняется" w:value="Не выполняется"/>
+                  <w:listItem w:displayText="По переднему фронту" w:value="По переднему фронту"/>
+                  <w:listItem w:displayText="По заднему фронту" w:value="По заднему фронту"/>
+                  <w:listItem w:displayText="По любому изменению" w:value="По любому изменению"/>
+                  <w:listItem w:displayText="Не выполняется" w:value="Не выполняется"/>
+                  <w:listItem w:displayText="По переднему фронту" w:value="По переднему фронту"/>
+                  <w:listItem w:displayText="По заднему фронту" w:value="По заднему фронту"/>
+                  <w:listItem w:displayText="По любому изменению" w:value="По любому изменению"/>
+                  <w:listItem w:displayText="Не выполняется" w:value="Не выполняется"/>
+                  <w:listItem w:displayText="По переднему фронту" w:value="По переднему фронту"/>
+                  <w:listItem w:displayText="По заднему фронту" w:value="По заднему фронту"/>
+                  <w:listItem w:displayText="По любому изменению" w:value="По любому изменению"/>
+                  <w:listItem w:displayText="Не выполняется" w:value="Не выполняется"/>
+                  <w:listItem w:displayText="По переднему фронту" w:value="По переднему фронту"/>
+                  <w:listItem w:displayText="По заднему фронту" w:value="По заднему фронту"/>
+                  <w:listItem w:displayText="По любому изменению" w:value="По любому изменению"/>
+                  <w:listItem w:displayText="Не выполняется" w:value="Не выполняется"/>
+                  <w:listItem w:displayText="По переднему фронту" w:value="По переднему фронту"/>
+                  <w:listItem w:displayText="По заднему фронту" w:value="По заднему фронту"/>
+                  <w:listItem w:displayText="По любому изменению" w:value="По любому изменению"/>
+                  <w:listItem w:displayText="Не выполняется" w:value="Не выполняется"/>
+                  <w:listItem w:displayText="По переднему фронту" w:value="По переднему фронту"/>
+                  <w:listItem w:displayText="По заднему фронту" w:value="По заднему фронту"/>
+                  <w:listItem w:displayText="По любому изменению" w:value="По любому изменению"/>
+                  <w:listItem w:displayText="Не выполняется" w:value="Не выполняется"/>
+                  <w:listItem w:displayText="По переднему фронту" w:value="По переднему фронту"/>
+                  <w:listItem w:displayText="По заднему фронту" w:value="По заднему фронту"/>
+                  <w:listItem w:displayText="По любому изменению" w:value="По любому изменению"/>
+                  <w:listItem w:displayText="Не выполняется" w:value="Не выполняется"/>
+                  <w:listItem w:displayText="По переднему фронту" w:value="По переднему фронту"/>
+                  <w:listItem w:displayText="По заднему фронту" w:value="По заднему фронту"/>
+                  <w:listItem w:displayText="По любому изменению" w:value="По любому изменению"/>
+                  <w:listItem w:displayText="Не выполняется" w:value="Не выполняется"/>
+                  <w:listItem w:displayText="По переднему фронту" w:value="По переднему фронту"/>
+                  <w:listItem w:displayText="По заднему фронту" w:value="По заднему фронту"/>
+                  <w:listItem w:displayText="По любому изменению" w:value="По любому изменению"/>
+                  <w:listItem w:displayText="Не выполняется" w:value="Не выполняется"/>
+                  <w:listItem w:displayText="По переднему фронту" w:value="По переднему фронту"/>
+                  <w:listItem w:displayText="По заднему фронту" w:value="По заднему фронту"/>
+                  <w:listItem w:displayText="По любому изменению" w:value="По любому изменению"/>
+                  <w:listItem w:displayText="Не выполняется" w:value="Не выполняется"/>
+                  <w:listItem w:displayText="По переднему фронту" w:value="По переднему фронту"/>
+                  <w:listItem w:displayText="По заднему фронту" w:value="По заднему фронту"/>
+                  <w:listItem w:displayText="По любому изменению" w:value="По любому изменению"/>
+                  <w:listItem w:displayText="Не выполняется" w:value="Не выполняется"/>
+                  <w:listItem w:displayText="По переднему фронту" w:value="По переднему фронту"/>
+                  <w:listItem w:displayText="По заднему фронту" w:value="По заднему фронту"/>
+                  <w:listItem w:displayText="По любому изменению" w:value="По любому изменению"/>
+                  <w:listItem w:displayText="Не выполняется" w:value="Не выполняется"/>
+                  <w:listItem w:displayText="По переднему фронту" w:value="По переднему фронту"/>
+                  <w:listItem w:displayText="По заднему фронту" w:value="По заднему фронту"/>
+                  <w:listItem w:displayText="По любому изменению" w:value="По любому изменению"/>
+                  <w:listItem w:displayText="Не выполняется" w:value="Не выполняется"/>
+                  <w:listItem w:displayText="По переднему фронту" w:value="По переднему фронту"/>
+                  <w:listItem w:displayText="По заднему фронту" w:value="По заднему фронту"/>
+                  <w:listItem w:displayText="По любому изменению" w:value="По любому изменению"/>
+                  <w:listItem w:displayText="Не выполняется" w:value="Не выполняется"/>
+                  <w:listItem w:displayText="По переднему фронту" w:value="По переднему фронту"/>
+                  <w:listItem w:displayText="По заднему фронту" w:value="По заднему фронту"/>
+                  <w:listItem w:displayText="По любому изменению" w:value="По любому изменению"/>
+                  <w:listItem w:displayText="Не выполняется" w:value="Не выполняется"/>
+                  <w:listItem w:displayText="По переднему фронту" w:value="По переднему фронту"/>
+                  <w:listItem w:displayText="По заднему фронту" w:value="По заднему фронту"/>
+                  <w:listItem w:displayText="По любому изменению" w:value="По любому изменению"/>
+                  <w:listItem w:displayText="Не выполняется" w:value="Не выполняется"/>
+                  <w:listItem w:displayText="По переднему фронту" w:value="По переднему фронту"/>
+                  <w:listItem w:displayText="По заднему фронту" w:value="По заднему фронту"/>
+                  <w:listItem w:displayText="По любому изменению" w:value="По любому изменению"/>
+                  <w:listItem w:displayText="Не выполняется" w:value="Не выполняется"/>
+                  <w:listItem w:displayText="По переднему фронту" w:value="По переднему фронту"/>
+                  <w:listItem w:displayText="По заднему фронту" w:value="По заднему фронту"/>
+                  <w:listItem w:displayText="По любому изменению" w:value="По любому изменению"/>
+                  <w:listItem w:displayText="Не выполняется" w:value="Не выполняется"/>
+                  <w:listItem w:displayText="По переднему фронту" w:value="По переднему фронту"/>
+                  <w:listItem w:displayText="По заднему фронту" w:value="По заднему фронту"/>
+                  <w:listItem w:displayText="По любому изменению" w:value="По любому изменению"/>
+                  <w:listItem w:displayText="Не выполняется" w:value="Не выполняется"/>
+                  <w:listItem w:displayText="По переднему фронту" w:value="По переднему фронту"/>
+                  <w:listItem w:displayText="По заднему фронту" w:value="По заднему фронту"/>
+                  <w:listItem w:displayText="По любому изменению" w:value="По любому изменению"/>
+                  <w:listItem w:displayText="Не выполняется" w:value="Не выполняется"/>
+                  <w:listItem w:displayText="По переднему фронту" w:value="По переднему фронту"/>
+                  <w:listItem w:displayText="По заднему фронту" w:value="По заднему фронту"/>
+                  <w:listItem w:displayText="По любому изменению" w:value="По любому изменению"/>
+                  <w:listItem w:displayText="Не выполняется" w:value="Не выполняется"/>
+                  <w:listItem w:displayText="По переднему фронту" w:value="По переднему фронту"/>
+                  <w:listItem w:displayText="По заднему фронту" w:value="По заднему фронту"/>
+                  <w:listItem w:displayText="По любому изменению" w:value="По любому изменению"/>
+                  <w:listItem w:displayText="Не выполняется" w:value="Не выполняется"/>
+                  <w:listItem w:displayText="По переднему фронту" w:value="По переднему фронту"/>
+                  <w:listItem w:displayText="По заднему фронту" w:value="По заднему фронту"/>
+                  <w:listItem w:displayText="По любому изменению" w:value="По любому изменению"/>
+                </w:dropDownList>
+                <w:showingPlcHdr/>
+                <w:placeholder>
+                  <w:docPart w:val=""/>
+                </w:placeholder>
+              </w:sdtPr>
+              <w:sdtContent>
+                <w:r>
+                  <w:rPr>
+                    <w:color w:val="808080"/>
+                    <w:sz w:val="24"/>
+                    <w:i/>
+                    <!-- курсив -->
+                    <!-- <w:b/> полужирный -->
+                    <w:spacing w:val="10"/>
+                    <!-- интервал между символами -->
+                  </w:rPr>
+                  <w:t>Выберите элемент</w:t>
+                </w:r>
+              </w:sdtContent>
+            </w:sdt>
+          </w:p>
+        </w:tc>
+        <w:tc>
+          <w:tcPr>
+            <w:tcW w:type="dxa" w:w="2304"/>
+          </w:tcPr>
+          <w:p>
+            <w:pPr>
+              <w:jc w:val="center"/>
+            </w:pPr>
+            <w:sdt>
+              <w:sdtPr>
+                <w:alias w:val=""/>
+                <w:tag w:val=""/>
+                <w:id w:val="0"/>
+                <w:dropDownList>
+                  <w:listItem w:displayText="Выберите элемент" w:value=""/>
+                  <w:listItem w:displayText="Выведено" w:value="Выведено"/>
+                  <w:listItem w:displayText="Введено" w:value="Введено"/>
+                </w:dropDownList>
+                <w:showingPlcHdr/>
+                <w:placeholder>
+                  <w:docPart w:val=""/>
+                </w:placeholder>
+              </w:sdtPr>
+              <w:sdtContent>
+                <w:r>
+                  <w:rPr>
+                    <w:color w:val="808080"/>
+                    <w:sz w:val="24"/>
+                    <w:i/>
+                    <!-- курсив -->
+                    <!-- <w:b/> полужирный -->
+                    <w:spacing w:val="10"/>
+                    <!-- интервал между символами -->
+                  </w:rPr>
+                  <w:t>Выберите элемент</w:t>
+                </w:r>
+              </w:sdtContent>
+            </w:sdt>
+          </w:p>
+        </w:tc>
+      </w:tr>
+      <w:tr>
+        <w:tc>
+          <w:tcPr>
+            <w:tcW w:type="dxa" w:w="6480"/>
+          </w:tcPr>
+          <w:p>
+            <w:r>
+              <w:t xml:space="preserve">Защита автотрансформатора</w:t>
+            </w:r>
+          </w:p>
+        </w:tc>
+        <w:tc>
+          <w:tcPr>
+            <w:tcW w:type="dxa" w:w="2160"/>
+          </w:tcPr>
+          <w:p>
+            <w:r>
+              <w:t xml:space="preserve">Защита АТ</w:t>
+            </w:r>
+          </w:p>
+        </w:tc>
+        <w:tc>
+          <w:tcPr>
+            <w:tcW w:type="dxa" w:w="2304"/>
+          </w:tcPr>
+          <w:p>
+            <w:pPr>
+              <w:jc w:val="center"/>
+            </w:pPr>
+            <w:sdt>
+              <w:sdtPr>
+                <w:alias w:val=""/>
+                <w:tag w:val=""/>
+                <w:id w:val="0"/>
+                <w:dropDownList>
+                  <w:listItem w:displayText="Выберите элемент" w:value=""/>
+                  <w:listItem w:displayText="Не выполняется" w:value="Не выполняется"/>
+                  <w:listItem w:displayText="По переднему фронту" w:value="По переднему фронту"/>
+                  <w:listItem w:displayText="По заднему фронту" w:value="По заднему фронту"/>
+                  <w:listItem w:displayText="По любому изменению" w:value="По любому изменению"/>
+                  <w:listItem w:displayText="Не выполняется" w:value="Не выполняется"/>
+                  <w:listItem w:displayText="По переднему фронту" w:value="По переднему фронту"/>
+                  <w:listItem w:displayText="По заднему фронту" w:value="По заднему фронту"/>
+                  <w:listItem w:displayText="По любому изменению" w:value="По любому изменению"/>
+                  <w:listItem w:displayText="Не выполняется" w:value="Не выполняется"/>
+                  <w:listItem w:displayText="По переднему фронту" w:value="По переднему фронту"/>
+                  <w:listItem w:displayText="По заднему фронту" w:value="По заднему фронту"/>
+                  <w:listItem w:displayText="По любому изменению" w:value="По любому изменению"/>
+                  <w:listItem w:displayText="Не выполняется" w:value="Не выполняется"/>
+                  <w:listItem w:displayText="По переднему фронту" w:value="По переднему фронту"/>
+                  <w:listItem w:displayText="По заднему фронту" w:value="По заднему фронту"/>
+                  <w:listItem w:displayText="По любому изменению" w:value="По любому изменению"/>
+                  <w:listItem w:displayText="Не выполняется" w:value="Не выполняется"/>
+                  <w:listItem w:displayText="По переднему фронту" w:value="По переднему фронту"/>
+                  <w:listItem w:displayText="По заднему фронту" w:value="По заднему фронту"/>
+                  <w:listItem w:displayText="По любому изменению" w:value="По любому изменению"/>
+                  <w:listItem w:displayText="Не выполняется" w:value="Не выполняется"/>
+                  <w:listItem w:displayText="По переднему фронту" w:value="По переднему фронту"/>
+                  <w:listItem w:displayText="По заднему фронту" w:value="По заднему фронту"/>
+                  <w:listItem w:displayText="По любому изменению" w:value="По любому изменению"/>
+                  <w:listItem w:displayText="Не выполняется" w:value="Не выполняется"/>
+                  <w:listItem w:displayText="По переднему фронту" w:value="По переднему фронту"/>
+                  <w:listItem w:displayText="По заднему фронту" w:value="По заднему фронту"/>
+                  <w:listItem w:displayText="По любому изменению" w:value="По любому изменению"/>
+                  <w:listItem w:displayText="Не выполняется" w:value="Не выполняется"/>
+                  <w:listItem w:displayText="По переднему фронту" w:value="По переднему фронту"/>
+                  <w:listItem w:displayText="По заднему фронту" w:value="По заднему фронту"/>
+                  <w:listItem w:displayText="По любому изменению" w:value="По любому изменению"/>
+                  <w:listItem w:displayText="Не выполняется" w:value="Не выполняется"/>
+                  <w:listItem w:displayText="По переднему фронту" w:value="По переднему фронту"/>
+                  <w:listItem w:displayText="По заднему фронту" w:value="По заднему фронту"/>
+                  <w:listItem w:displayText="По любому изменению" w:value="По любому изменению"/>
+                  <w:listItem w:displayText="Не выполняется" w:value="Не выполняется"/>
+                  <w:listItem w:displayText="По переднему фронту" w:value="По переднему фронту"/>
+                  <w:listItem w:displayText="По заднему фронту" w:value="По заднему фронту"/>
+                  <w:listItem w:displayText="По любому изменению" w:value="По любому изменению"/>
+                  <w:listItem w:displayText="Не выполняется" w:value="Не выполняется"/>
+                  <w:listItem w:displayText="По переднему фронту" w:value="По переднему фронту"/>
+                  <w:listItem w:displayText="По заднему фронту" w:value="По заднему фронту"/>
+                  <w:listItem w:displayText="По любому изменению" w:value="По любому изменению"/>
+                  <w:listItem w:displayText="Не выполняется" w:value="Не выполняется"/>
+                  <w:listItem w:displayText="По переднему фронту" w:value="По переднему фронту"/>
+                  <w:listItem w:displayText="По заднему фронту" w:value="По заднему фронту"/>
+                  <w:listItem w:displayText="По любому изменению" w:value="По любому изменению"/>
+                  <w:listItem w:displayText="Не выполняется" w:value="Не выполняется"/>
+                  <w:listItem w:displayText="По переднему фронту" w:value="По переднему фронту"/>
+                  <w:listItem w:displayText="По заднему фронту" w:value="По заднему фронту"/>
+                  <w:listItem w:displayText="По любому изменению" w:value="По любому изменению"/>
+                  <w:listItem w:displayText="Не выполняется" w:value="Не выполняется"/>
+                  <w:listItem w:displayText="По переднему фронту" w:value="По переднему фронту"/>
+                  <w:listItem w:displayText="По заднему фронту" w:value="По заднему фронту"/>
+                  <w:listItem w:displayText="По любому изменению" w:value="По любому изменению"/>
+                  <w:listItem w:displayText="Не выполняется" w:value="Не выполняется"/>
+                  <w:listItem w:displayText="По переднему фронту" w:value="По переднему фронту"/>
+                  <w:listItem w:displayText="По заднему фронту" w:value="По заднему фронту"/>
+                  <w:listItem w:displayText="По любому изменению" w:value="По любому изменению"/>
+                  <w:listItem w:displayText="Не выполняется" w:value="Не выполняется"/>
+                  <w:listItem w:displayText="По переднему фронту" w:value="По переднему фронту"/>
+                  <w:listItem w:displayText="По заднему фронту" w:value="По заднему фронту"/>
+                  <w:listItem w:displayText="По любому изменению" w:value="По любому изменению"/>
+                  <w:listItem w:displayText="Не выполняется" w:value="Не выполняется"/>
+                  <w:listItem w:displayText="По переднему фронту" w:value="По переднему фронту"/>
+                  <w:listItem w:displayText="По заднему фронту" w:value="По заднему фронту"/>
+                  <w:listItem w:displayText="По любому изменению" w:value="По любому изменению"/>
+                  <w:listItem w:displayText="Не выполняется" w:value="Не выполняется"/>
+                  <w:listItem w:displayText="По переднему фронту" w:value="По переднему фронту"/>
+                  <w:listItem w:displayText="По заднему фронту" w:value="По заднему фронту"/>
+                  <w:listItem w:displayText="По любому изменению" w:value="По любому изменению"/>
+                  <w:listItem w:displayText="Не выполняется" w:value="Не выполняется"/>
+                  <w:listItem w:displayText="По переднему фронту" w:value="По переднему фронту"/>
+                  <w:listItem w:displayText="По заднему фронту" w:value="По заднему фронту"/>
+                  <w:listItem w:displayText="По любому изменению" w:value="По любому изменению"/>
+                  <w:listItem w:displayText="Не выполняется" w:value="Не выполняется"/>
+                  <w:listItem w:displayText="По переднему фронту" w:value="По переднему фронту"/>
+                  <w:listItem w:displayText="По заднему фронту" w:value="По заднему фронту"/>
+                  <w:listItem w:displayText="По любому изменению" w:value="По любому изменению"/>
+                  <w:listItem w:displayText="Не выполняется" w:value="Не выполняется"/>
+                  <w:listItem w:displayText="По переднему фронту" w:value="По переднему фронту"/>
+                  <w:listItem w:displayText="По заднему фронту" w:value="По заднему фронту"/>
+                  <w:listItem w:displayText="По любому изменению" w:value="По любому изменению"/>
+                  <w:listItem w:displayText="Не выполняется" w:value="Не выполняется"/>
+                  <w:listItem w:displayText="По переднему фронту" w:value="По переднему фронту"/>
+                  <w:listItem w:displayText="По заднему фронту" w:value="По заднему фронту"/>
+                  <w:listItem w:displayText="По любому изменению" w:value="По любому изменению"/>
+                  <w:listItem w:displayText="Не выполняется" w:value="Не выполняется"/>
+                  <w:listItem w:displayText="По переднему фронту" w:value="По переднему фронту"/>
+                  <w:listItem w:displayText="По заднему фронту" w:value="По заднему фронту"/>
+                  <w:listItem w:displayText="По любому изменению" w:value="По любому изменению"/>
+                  <w:listItem w:displayText="Не выполняется" w:value="Не выполняется"/>
+                  <w:listItem w:displayText="По переднему фронту" w:value="По переднему фронту"/>
+                  <w:listItem w:displayText="По заднему фронту" w:value="По заднему фронту"/>
+                  <w:listItem w:displayText="По любому изменению" w:value="По любому изменению"/>
+                  <w:listItem w:displayText="Не выполняется" w:value="Не выполняется"/>
+                  <w:listItem w:displayText="По переднему фронту" w:value="По переднему фронту"/>
+                  <w:listItem w:displayText="По заднему фронту" w:value="По заднему фронту"/>
+                  <w:listItem w:displayText="По любому изменению" w:value="По любому изменению"/>
+                  <w:listItem w:displayText="Не выполняется" w:value="Не выполняется"/>
+                  <w:listItem w:displayText="По переднему фронту" w:value="По переднему фронту"/>
+                  <w:listItem w:displayText="По заднему фронту" w:value="По заднему фронту"/>
+                  <w:listItem w:displayText="По любому изменению" w:value="По любому изменению"/>
+                  <w:listItem w:displayText="Не выполняется" w:value="Не выполняется"/>
+                  <w:listItem w:displayText="По переднему фронту" w:value="По переднему фронту"/>
+                  <w:listItem w:displayText="По заднему фронту" w:value="По заднему фронту"/>
+                  <w:listItem w:displayText="По любому изменению" w:value="По любому изменению"/>
+                  <w:listItem w:displayText="Не выполняется" w:value="Не выполняется"/>
+                  <w:listItem w:displayText="По переднему фронту" w:value="По переднему фронту"/>
+                  <w:listItem w:displayText="По заднему фронту" w:value="По заднему фронту"/>
+                  <w:listItem w:displayText="По любому изменению" w:value="По любому изменению"/>
+                  <w:listItem w:displayText="Не выполняется" w:value="Не выполняется"/>
+                  <w:listItem w:displayText="По переднему фронту" w:value="По переднему фронту"/>
+                  <w:listItem w:displayText="По заднему фронту" w:value="По заднему фронту"/>
+                  <w:listItem w:displayText="По любому изменению" w:value="По любому изменению"/>
+                  <w:listItem w:displayText="Не выполняется" w:value="Не выполняется"/>
+                  <w:listItem w:displayText="По переднему фронту" w:value="По переднему фронту"/>
+                  <w:listItem w:displayText="По заднему фронту" w:value="По заднему фронту"/>
+                  <w:listItem w:displayText="По любому изменению" w:value="По любому изменению"/>
+                  <w:listItem w:displayText="Не выполняется" w:value="Не выполняется"/>
+                  <w:listItem w:displayText="По переднему фронту" w:value="По переднему фронту"/>
+                  <w:listItem w:displayText="По заднему фронту" w:value="По заднему фронту"/>
+                  <w:listItem w:displayText="По любому изменению" w:value="По любому изменению"/>
+                  <w:listItem w:displayText="Не выполняется" w:value="Не выполняется"/>
+                  <w:listItem w:displayText="По переднему фронту" w:value="По переднему фронту"/>
+                  <w:listItem w:displayText="По заднему фронту" w:value="По заднему фронту"/>
+                  <w:listItem w:displayText="По любому изменению" w:value="По любому изменению"/>
+                  <w:listItem w:displayText="Не выполняется" w:value="Не выполняется"/>
+                  <w:listItem w:displayText="По переднему фронту" w:value="По переднему фронту"/>
+                  <w:listItem w:displayText="По заднему фронту" w:value="По заднему фронту"/>
+                  <w:listItem w:displayText="По любому изменению" w:value="По любому изменению"/>
+                  <w:listItem w:displayText="Не выполняется" w:value="Не выполняется"/>
+                  <w:listItem w:displayText="По переднему фронту" w:value="По переднему фронту"/>
+                  <w:listItem w:displayText="По заднему фронту" w:value="По заднему фронту"/>
+                  <w:listItem w:displayText="По любому изменению" w:value="По любому изменению"/>
+                  <w:listItem w:displayText="Не выполняется" w:value="Не выполняется"/>
+                  <w:listItem w:displayText="По переднему фронту" w:value="По переднему фронту"/>
+                  <w:listItem w:displayText="По заднему фронту" w:value="По заднему фронту"/>
+                  <w:listItem w:displayText="По любому изменению" w:value="По любому изменению"/>
+                  <w:listItem w:displayText="Не выполняется" w:value="Не выполняется"/>
+                  <w:listItem w:displayText="По переднему фронту" w:value="По переднему фронту"/>
+                  <w:listItem w:displayText="По заднему фронту" w:value="По заднему фронту"/>
+                  <w:listItem w:displayText="По любому изменению" w:value="По любому изменению"/>
+                  <w:listItem w:displayText="Не выполняется" w:value="Не выполняется"/>
+                  <w:listItem w:displayText="По переднему фронту" w:value="По переднему фронту"/>
+                  <w:listItem w:displayText="По заднему фронту" w:value="По заднему фронту"/>
+                  <w:listItem w:displayText="По любому изменению" w:value="По любому изменению"/>
+                  <w:listItem w:displayText="Не выполняется" w:value="Не выполняется"/>
+                  <w:listItem w:displayText="По переднему фронту" w:value="По переднему фронту"/>
+                  <w:listItem w:displayText="По заднему фронту" w:value="По заднему фронту"/>
+                  <w:listItem w:displayText="По любому изменению" w:value="По любому изменению"/>
+                  <w:listItem w:displayText="Не выполняется" w:value="Не выполняется"/>
+                  <w:listItem w:displayText="По переднему фронту" w:value="По переднему фронту"/>
+                  <w:listItem w:displayText="По заднему фронту" w:value="По заднему фронту"/>
+                  <w:listItem w:displayText="По любому изменению" w:value="По любому изменению"/>
+                  <w:listItem w:displayText="Не выполняется" w:value="Не выполняется"/>
+                  <w:listItem w:displayText="По переднему фронту" w:value="По переднему фронту"/>
+                  <w:listItem w:displayText="По заднему фронту" w:value="По заднему фронту"/>
+                  <w:listItem w:displayText="По любому изменению" w:value="По любому изменению"/>
+                  <w:listItem w:displayText="Не выполняется" w:value="Не выполняется"/>
+                  <w:listItem w:displayText="По переднему фронту" w:value="По переднему фронту"/>
+                  <w:listItem w:displayText="По заднему фронту" w:value="По заднему фронту"/>
+                  <w:listItem w:displayText="По любому изменению" w:value="По любому изменению"/>
+                  <w:listItem w:displayText="Не выполняется" w:value="Не выполняется"/>
+                  <w:listItem w:displayText="По переднему фронту" w:value="По переднему фронту"/>
+                  <w:listItem w:displayText="По заднему фронту" w:value="По заднему фронту"/>
+                  <w:listItem w:displayText="По любому изменению" w:value="По любому изменению"/>
+                  <w:listItem w:displayText="Не выполняется" w:value="Не выполняется"/>
+                  <w:listItem w:displayText="По переднему фронту" w:value="По переднему фронту"/>
+                  <w:listItem w:displayText="По заднему фронту" w:value="По заднему фронту"/>
+                  <w:listItem w:displayText="По любому изменению" w:value="По любому изменению"/>
+                  <w:listItem w:displayText="Не выполняется" w:value="Не выполняется"/>
+                  <w:listItem w:displayText="По переднему фронту" w:value="По переднему фронту"/>
+                  <w:listItem w:displayText="По заднему фронту" w:value="По заднему фронту"/>
+                  <w:listItem w:displayText="По любому изменению" w:value="По любому изменению"/>
+                  <w:listItem w:displayText="Не выполняется" w:value="Не выполняется"/>
+                  <w:listItem w:displayText="По переднему фронту" w:value="По переднему фронту"/>
+                  <w:listItem w:displayText="По заднему фронту" w:value="По заднему фронту"/>
+                  <w:listItem w:displayText="По любому изменению" w:value="По любому изменению"/>
+                  <w:listItem w:displayText="Не выполняется" w:value="Не выполняется"/>
+                  <w:listItem w:displayText="По переднему фронту" w:value="По переднему фронту"/>
+                  <w:listItem w:displayText="По заднему фронту" w:value="По заднему фронту"/>
+                  <w:listItem w:displayText="По любому изменению" w:value="По любому изменению"/>
+                  <w:listItem w:displayText="Не выполняется" w:value="Не выполняется"/>
+                  <w:listItem w:displayText="По переднему фронту" w:value="По переднему фронту"/>
+                  <w:listItem w:displayText="По заднему фронту" w:value="По заднему фронту"/>
+                  <w:listItem w:displayText="По любому изменению" w:value="По любому изменению"/>
+                  <w:listItem w:displayText="Не выполняется" w:value="Не выполняется"/>
+                  <w:listItem w:displayText="По переднему фронту" w:value="По переднему фронту"/>
+                  <w:listItem w:displayText="По заднему фронту" w:value="По заднему фронту"/>
+                  <w:listItem w:displayText="По любому изменению" w:value="По любому изменению"/>
+                  <w:listItem w:displayText="Не выполняется" w:value="Не выполняется"/>
+                  <w:listItem w:displayText="По переднему фронту" w:value="По переднему фронту"/>
+                  <w:listItem w:displayText="По заднему фронту" w:value="По заднему фронту"/>
+                  <w:listItem w:displayText="По любому изменению" w:value="По любому изменению"/>
+                  <w:listItem w:displayText="Не выполняется" w:value="Не выполняется"/>
+                  <w:listItem w:displayText="По переднему фронту" w:value="По переднему фронту"/>
+                  <w:listItem w:displayText="По заднему фронту" w:value="По заднему фронту"/>
+                  <w:listItem w:displayText="По любому изменению" w:value="По любому изменению"/>
+                </w:dropDownList>
+                <w:showingPlcHdr/>
+                <w:placeholder>
+                  <w:docPart w:val=""/>
+                </w:placeholder>
+              </w:sdtPr>
+              <w:sdtContent>
+                <w:r>
+                  <w:rPr>
+                    <w:color w:val="808080"/>
+                    <w:sz w:val="24"/>
+                    <w:i/>
+                    <!-- курсив -->
+                    <!-- <w:b/> полужирный -->
+                    <w:spacing w:val="10"/>
+                    <!-- интервал между символами -->
+                  </w:rPr>
+                  <w:t>Выберите элемент</w:t>
+                </w:r>
+              </w:sdtContent>
+            </w:sdt>
+          </w:p>
+        </w:tc>
+        <w:tc>
+          <w:tcPr>
+            <w:tcW w:type="dxa" w:w="2304"/>
+          </w:tcPr>
+          <w:p>
+            <w:pPr>
+              <w:jc w:val="center"/>
+            </w:pPr>
+            <w:sdt>
+              <w:sdtPr>
+                <w:alias w:val=""/>
+                <w:tag w:val=""/>
+                <w:id w:val="0"/>
+                <w:dropDownList>
+                  <w:listItem w:displayText="Выберите элемент" w:value=""/>
+                  <w:listItem w:displayText="Не выполняется" w:value="Не выполняется"/>
+                  <w:listItem w:displayText="По переднему фронту" w:value="По переднему фронту"/>
+                  <w:listItem w:displayText="По заднему фронту" w:value="По заднему фронту"/>
+                  <w:listItem w:displayText="По любому изменению" w:value="По любому изменению"/>
+                  <w:listItem w:displayText="Не выполняется" w:value="Не выполняется"/>
+                  <w:listItem w:displayText="По переднему фронту" w:value="По переднему фронту"/>
+                  <w:listItem w:displayText="По заднему фронту" w:value="По заднему фронту"/>
+                  <w:listItem w:displayText="По любому изменению" w:value="По любому изменению"/>
+                  <w:listItem w:displayText="Не выполняется" w:value="Не выполняется"/>
+                  <w:listItem w:displayText="По переднему фронту" w:value="По переднему фронту"/>
+                  <w:listItem w:displayText="По заднему фронту" w:value="По заднему фронту"/>
+                  <w:listItem w:displayText="По любому изменению" w:value="По любому изменению"/>
+                  <w:listItem w:displayText="Не выполняется" w:value="Не выполняется"/>
+                  <w:listItem w:displayText="По переднему фронту" w:value="По переднему фронту"/>
+                  <w:listItem w:displayText="По заднему фронту" w:value="По заднему фронту"/>
+                  <w:listItem w:displayText="По любому изменению" w:value="По любому изменению"/>
+                  <w:listItem w:displayText="Не выполняется" w:value="Не выполняется"/>
+                  <w:listItem w:displayText="По переднему фронту" w:value="По переднему фронту"/>
+                  <w:listItem w:displayText="По заднему фронту" w:value="По заднему фронту"/>
+                  <w:listItem w:displayText="По любому изменению" w:value="По любому изменению"/>
+                  <w:listItem w:displayText="Не выполняется" w:value="Не выполняется"/>
+                  <w:listItem w:displayText="По переднему фронту" w:value="По переднему фронту"/>
+                  <w:listItem w:displayText="По заднему фронту" w:value="По заднему фронту"/>
+                  <w:listItem w:displayText="По любому изменению" w:value="По любому изменению"/>
+                  <w:listItem w:displayText="Не выполняется" w:value="Не выполняется"/>
+                  <w:listItem w:displayText="По переднему фронту" w:value="По переднему фронту"/>
+                  <w:listItem w:displayText="По заднему фронту" w:value="По заднему фронту"/>
+                  <w:listItem w:displayText="По любому изменению" w:value="По любому изменению"/>
+                  <w:listItem w:displayText="Не выполняется" w:value="Не выполняется"/>
+                  <w:listItem w:displayText="По переднему фронту" w:value="По переднему фронту"/>
+                  <w:listItem w:displayText="По заднему фронту" w:value="По заднему фронту"/>
+                  <w:listItem w:displayText="По любому изменению" w:value="По любому изменению"/>
+                  <w:listItem w:displayText="Не выполняется" w:value="Не выполняется"/>
+                  <w:listItem w:displayText="По переднему фронту" w:value="По переднему фронту"/>
+                  <w:listItem w:displayText="По заднему фронту" w:value="По заднему фронту"/>
+                  <w:listItem w:displayText="По любому изменению" w:value="По любому изменению"/>
+                  <w:listItem w:displayText="Не выполняется" w:value="Не выполняется"/>
+                  <w:listItem w:displayText="По переднему фронту" w:value="По переднему фронту"/>
+                  <w:listItem w:displayText="По заднему фронту" w:value="По заднему фронту"/>
+                  <w:listItem w:displayText="По любому изменению" w:value="По любому изменению"/>
+                  <w:listItem w:displayText="Не выполняется" w:value="Не выполняется"/>
+                  <w:listItem w:displayText="По переднему фронту" w:value="По переднему фронту"/>
+                  <w:listItem w:displayText="По заднему фронту" w:value="По заднему фронту"/>
+                  <w:listItem w:displayText="По любому изменению" w:value="По любому изменению"/>
+                  <w:listItem w:displayText="Не выполняется" w:value="Не выполняется"/>
+                  <w:listItem w:displayText="По переднему фронту" w:value="По переднему фронту"/>
+                  <w:listItem w:displayText="По заднему фронту" w:value="По заднему фронту"/>
+                  <w:listItem w:displayText="По любому изменению" w:value="По любому изменению"/>
+                  <w:listItem w:displayText="Не выполняется" w:value="Не выполняется"/>
+                  <w:listItem w:displayText="По переднему фронту" w:value="По переднему фронту"/>
+                  <w:listItem w:displayText="По заднему фронту" w:value="По заднему фронту"/>
+                  <w:listItem w:displayText="По любому изменению" w:value="По любому изменению"/>
+                  <w:listItem w:displayText="Не выполняется" w:value="Не выполняется"/>
+                  <w:listItem w:displayText="По переднему фронту" w:value="По переднему фронту"/>
+                  <w:listItem w:displayText="По заднему фронту" w:value="По заднему фронту"/>
+                  <w:listItem w:displayText="По любому изменению" w:value="По любому изменению"/>
+                  <w:listItem w:displayText="Не выполняется" w:value="Не выполняется"/>
+                  <w:listItem w:displayText="По переднему фронту" w:value="По переднему фронту"/>
+                  <w:listItem w:displayText="По заднему фронту" w:value="По заднему фронту"/>
+                  <w:listItem w:displayText="По любому изменению" w:value="По любому изменению"/>
+                  <w:listItem w:displayText="Не выполняется" w:value="Не выполняется"/>
+                  <w:listItem w:displayText="По переднему фронту" w:value="По переднему фронту"/>
+                  <w:listItem w:displayText="По заднему фронту" w:value="По заднему фронту"/>
+                  <w:listItem w:displayText="По любому изменению" w:value="По любому изменению"/>
+                  <w:listItem w:displayText="Не выполняется" w:value="Не выполняется"/>
+                  <w:listItem w:displayText="По переднему фронту" w:value="По переднему фронту"/>
+                  <w:listItem w:displayText="По заднему фронту" w:value="По заднему фронту"/>
+                  <w:listItem w:displayText="По любому изменению" w:value="По любому изменению"/>
+                  <w:listItem w:displayText="Не выполняется" w:value="Не выполняется"/>
+                  <w:listItem w:displayText="По переднему фронту" w:value="По переднему фронту"/>
+                  <w:listItem w:displayText="По заднему фронту" w:value="По заднему фронту"/>
+                  <w:listItem w:displayText="По любому изменению" w:value="По любому изменению"/>
+                  <w:listItem w:displayText="Не выполняется" w:value="Не выполняется"/>
+                  <w:listItem w:displayText="По переднему фронту" w:value="По переднему фронту"/>
+                  <w:listItem w:displayText="По заднему фронту" w:value="По заднему фронту"/>
+                  <w:listItem w:displayText="По любому изменению" w:value="По любому изменению"/>
+                  <w:listItem w:displayText="Не выполняется" w:value="Не выполняется"/>
+                  <w:listItem w:displayText="По переднему фронту" w:value="По переднему фронту"/>
+                  <w:listItem w:displayText="По заднему фронту" w:value="По заднему фронту"/>
+                  <w:listItem w:displayText="По любому изменению" w:value="По любому изменению"/>
+                  <w:listItem w:displayText="Не выполняется" w:value="Не выполняется"/>
+                  <w:listItem w:displayText="По переднему фронту" w:value="По переднему фронту"/>
+                  <w:listItem w:displayText="По заднему фронту" w:value="По заднему фронту"/>
+                  <w:listItem w:displayText="По любому изменению" w:value="По любому изменению"/>
+                  <w:listItem w:displayText="Не выполняется" w:value="Не выполняется"/>
+                  <w:listItem w:displayText="По переднему фронту" w:value="По переднему фронту"/>
+                  <w:listItem w:displayText="По заднему фронту" w:value="По заднему фронту"/>
+                  <w:listItem w:displayText="По любому изменению" w:value="По любому изменению"/>
+                  <w:listItem w:displayText="Не выполняется" w:value="Не выполняется"/>
+                  <w:listItem w:displayText="По переднему фронту" w:value="По переднему фронту"/>
+                  <w:listItem w:displayText="По заднему фронту" w:value="По заднему фронту"/>
+                  <w:listItem w:displayText="По любому изменению" w:value="По любому изменению"/>
+                  <w:listItem w:displayText="Не выполняется" w:value="Не выполняется"/>
+                  <w:listItem w:displayText="По переднему фронту" w:value="По переднему фронту"/>
+                  <w:listItem w:displayText="По заднему фронту" w:value="По заднему фронту"/>
+                  <w:listItem w:displayText="По любому изменению" w:value="По любому изменению"/>
+                  <w:listItem w:displayText="Не выполняется" w:value="Не выполняется"/>
+                  <w:listItem w:displayText="По переднему фронту" w:value="По переднему фронту"/>
+                  <w:listItem w:displayText="По заднему фронту" w:value="По заднему фронту"/>
+                  <w:listItem w:displayText="По любому изменению" w:value="По любому изменению"/>
+                  <w:listItem w:displayText="Не выполняется" w:value="Не выполняется"/>
+                  <w:listItem w:displayText="По переднему фронту" w:value="По переднему фронту"/>
+                  <w:listItem w:displayText="По заднему фронту" w:value="По заднему фронту"/>
+                  <w:listItem w:displayText="По любому изменению" w:value="По любому изменению"/>
+                  <w:listItem w:displayText="Не выполняется" w:value="Не выполняется"/>
+                  <w:listItem w:displayText="По переднему фронту" w:value="По переднему фронту"/>
+                  <w:listItem w:displayText="По заднему фронту" w:value="По заднему фронту"/>
+                  <w:listItem w:displayText="По любому изменению" w:value="По любому изменению"/>
+                  <w:listItem w:displayText="Не выполняется" w:value="Не выполняется"/>
+                  <w:listItem w:displayText="По переднему фронту" w:value="По переднему фронту"/>
+                  <w:listItem w:displayText="По заднему фронту" w:value="По заднему фронту"/>
+                  <w:listItem w:displayText="По любому изменению" w:value="По любому изменению"/>
+                  <w:listItem w:displayText="Не выполняется" w:value="Не выполняется"/>
+                  <w:listItem w:displayText="По переднему фронту" w:value="По переднему фронту"/>
+                  <w:listItem w:displayText="По заднему фронту" w:value="По заднему фронту"/>
+                  <w:listItem w:displayText="По любому изменению" w:value="По любому изменению"/>
+                  <w:listItem w:displayText="Не выполняется" w:value="Не выполняется"/>
+                  <w:listItem w:displayText="По переднему фронту" w:value="По переднему фронту"/>
+                  <w:listItem w:displayText="По заднему фронту" w:value="По заднему фронту"/>
+                  <w:listItem w:displayText="По любому изменению" w:value="По любому изменению"/>
+                  <w:listItem w:displayText="Не выполняется" w:value="Не выполняется"/>
+                  <w:listItem w:displayText="По переднему фронту" w:value="По переднему фронту"/>
+                  <w:listItem w:displayText="По заднему фронту" w:value="По заднему фронту"/>
+                  <w:listItem w:displayText="По любому изменению" w:value="По любому изменению"/>
+                  <w:listItem w:displayText="Не выполняется" w:value="Не выполняется"/>
+                  <w:listItem w:displayText="По переднему фронту" w:value="По переднему фронту"/>
+                  <w:listItem w:displayText="По заднему фронту" w:value="По заднему фронту"/>
+                  <w:listItem w:displayText="По любому изменению" w:value="По любому изменению"/>
+                  <w:listItem w:displayText="Не выполняется" w:value="Не выполняется"/>
+                  <w:listItem w:displayText="По переднему фронту" w:value="По переднему фронту"/>
+                  <w:listItem w:displayText="По заднему фронту" w:value="По заднему фронту"/>
+                  <w:listItem w:displayText="По любому изменению" w:value="По любому изменению"/>
+                  <w:listItem w:displayText="Не выполняется" w:value="Не выполняется"/>
+                  <w:listItem w:displayText="По переднему фронту" w:value="По переднему фронту"/>
+                  <w:listItem w:displayText="По заднему фронту" w:value="По заднему фронту"/>
+                  <w:listItem w:displayText="По любому изменению" w:value="По любому изменению"/>
+                  <w:listItem w:displayText="Не выполняется" w:value="Не выполняется"/>
+                  <w:listItem w:displayText="По переднему фронту" w:value="По переднему фронту"/>
+                  <w:listItem w:displayText="По заднему фронту" w:value="По заднему фронту"/>
+                  <w:listItem w:displayText="По любому изменению" w:value="По любому изменению"/>
+                  <w:listItem w:displayText="Не выполняется" w:value="Не выполняется"/>
+                  <w:listItem w:displayText="По переднему фронту" w:value="По переднему фронту"/>
+                  <w:listItem w:displayText="По заднему фронту" w:value="По заднему фронту"/>
+                  <w:listItem w:displayText="По любому изменению" w:value="По любому изменению"/>
+                  <w:listItem w:displayText="Не выполняется" w:value="Не выполняется"/>
+                  <w:listItem w:displayText="По переднему фронту" w:value="По переднему фронту"/>
+                  <w:listItem w:displayText="По заднему фронту" w:value="По заднему фронту"/>
+                  <w:listItem w:displayText="По любому изменению" w:value="По любому изменению"/>
+                  <w:listItem w:displayText="Не выполняется" w:value="Не выполняется"/>
+                  <w:listItem w:displayText="По переднему фронту" w:value="По переднему фронту"/>
+                  <w:listItem w:displayText="По заднему фронту" w:value="По заднему фронту"/>
+                  <w:listItem w:displayText="По любому изменению" w:value="По любому изменению"/>
+                  <w:listItem w:displayText="Не выполняется" w:value="Не выполняется"/>
+                  <w:listItem w:displayText="По переднему фронту" w:value="По переднему фронту"/>
+                  <w:listItem w:displayText="По заднему фронту" w:value="По заднему фронту"/>
+                  <w:listItem w:displayText="По любому изменению" w:value="По любому изменению"/>
+                  <w:listItem w:displayText="Не выполняется" w:value="Не выполняется"/>
+                  <w:listItem w:displayText="По переднему фронту" w:value="По переднему фронту"/>
+                  <w:listItem w:displayText="По заднему фронту" w:value="По заднему фронту"/>
+                  <w:listItem w:displayText="По любому изменению" w:value="По любому изменению"/>
+                  <w:listItem w:displayText="Не выполняется" w:value="Не выполняется"/>
+                  <w:listItem w:displayText="По переднему фронту" w:value="По переднему фронту"/>
+                  <w:listItem w:displayText="По заднему фронту" w:value="По заднему фронту"/>
+                  <w:listItem w:displayText="По любому изменению" w:value="По любому изменению"/>
+                  <w:listItem w:displayText="Не выполняется" w:value="Не выполняется"/>
+                  <w:listItem w:displayText="По переднему фронту" w:value="По переднему фронту"/>
+                  <w:listItem w:displayText="По заднему фронту" w:value="По заднему фронту"/>
+                  <w:listItem w:displayText="По любому изменению" w:value="По любому изменению"/>
+                  <w:listItem w:displayText="Не выполняется" w:value="Не выполняется"/>
+                  <w:listItem w:displayText="По переднему фронту" w:value="По переднему фронту"/>
+                  <w:listItem w:displayText="По заднему фронту" w:value="По заднему фронту"/>
+                  <w:listItem w:displayText="По любому изменению" w:value="По любому изменению"/>
+                  <w:listItem w:displayText="Не выполняется" w:value="Не выполняется"/>
+                  <w:listItem w:displayText="По переднему фронту" w:value="По переднему фронту"/>
+                  <w:listItem w:displayText="По заднему фронту" w:value="По заднему фронту"/>
+                  <w:listItem w:displayText="По любому изменению" w:value="По любому изменению"/>
+                  <w:listItem w:displayText="Не выполняется" w:value="Не выполняется"/>
+                  <w:listItem w:displayText="По переднему фронту" w:value="По переднему фронту"/>
+                  <w:listItem w:displayText="По заднему фронту" w:value="По заднему фронту"/>
+                  <w:listItem w:displayText="По любому изменению" w:value="По любому изменению"/>
+                  <w:listItem w:displayText="Не выполняется" w:value="Не выполняется"/>
+                  <w:listItem w:displayText="По переднему фронту" w:value="По переднему фронту"/>
+                  <w:listItem w:displayText="По заднему фронту" w:value="По заднему фронту"/>
+                  <w:listItem w:displayText="По любому изменению" w:value="По любому изменению"/>
+                  <w:listItem w:displayText="Не выполняется" w:value="Не выполняется"/>
+                  <w:listItem w:displayText="По переднему фронту" w:value="По переднему фронту"/>
+                  <w:listItem w:displayText="По заднему фронту" w:value="По заднему фронту"/>
+                  <w:listItem w:displayText="По любому изменению" w:value="По любому изменению"/>
+                  <w:listItem w:displayText="Не выполняется" w:value="Не выполняется"/>
+                  <w:listItem w:displayText="По переднему фронту" w:value="По переднему фронту"/>
+                  <w:listItem w:displayText="По заднему фронту" w:value="По заднему фронту"/>
+                  <w:listItem w:displayText="По любому изменению" w:value="По любому изменению"/>
+                  <w:listItem w:displayText="Не выполняется" w:value="Не выполняется"/>
+                  <w:listItem w:displayText="По переднему фронту" w:value="По переднему фронту"/>
+                  <w:listItem w:displayText="По заднему фронту" w:value="По заднему фронту"/>
+                  <w:listItem w:displayText="По любому изменению" w:value="По любому изменению"/>
+                  <w:listItem w:displayText="Не выполняется" w:value="Не выполняется"/>
+                  <w:listItem w:displayText="По переднему фронту" w:value="По переднему фронту"/>
+                  <w:listItem w:displayText="По заднему фронту" w:value="По заднему фронту"/>
+                  <w:listItem w:displayText="По любому изменению" w:value="По любому изменению"/>
+                </w:dropDownList>
+                <w:showingPlcHdr/>
+                <w:placeholder>
+                  <w:docPart w:val=""/>
+                </w:placeholder>
+              </w:sdtPr>
+              <w:sdtContent>
+                <w:r>
+                  <w:rPr>
+                    <w:color w:val="808080"/>
+                    <w:sz w:val="24"/>
+                    <w:i/>
+                    <!-- курсив -->
+                    <!-- <w:b/> полужирный -->
+                    <w:spacing w:val="10"/>
+                    <!-- интервал между символами -->
+                  </w:rPr>
+                  <w:t>Выберите элемент</w:t>
+                </w:r>
+              </w:sdtContent>
+            </w:sdt>
+          </w:p>
+        </w:tc>
+        <w:tc>
+          <w:tcPr>
+            <w:tcW w:type="dxa" w:w="2304"/>
+          </w:tcPr>
+          <w:p>
+            <w:pPr>
+              <w:jc w:val="center"/>
+            </w:pPr>
+            <w:sdt>
+              <w:sdtPr>
+                <w:alias w:val=""/>
+                <w:tag w:val=""/>
+                <w:id w:val="0"/>
+                <w:dropDownList>
+                  <w:listItem w:displayText="Выберите элемент" w:value=""/>
+                  <w:listItem w:displayText="Выведено" w:value="Выведено"/>
+                  <w:listItem w:displayText="Введено" w:value="Введено"/>
+                </w:dropDownList>
+                <w:showingPlcHdr/>
+                <w:placeholder>
+                  <w:docPart w:val=""/>
+                </w:placeholder>
+              </w:sdtPr>
+              <w:sdtContent>
+                <w:r>
+                  <w:rPr>
+                    <w:color w:val="808080"/>
+                    <w:sz w:val="24"/>
+                    <w:i/>
+                    <!-- курсив -->
+                    <!-- <w:b/> полужирный -->
+                    <w:spacing w:val="10"/>
+                    <!-- интервал между символами -->
+                  </w:rPr>
+                  <w:t>Выберите элемент</w:t>
+                </w:r>
+              </w:sdtContent>
+            </w:sdt>
+          </w:p>
+        </w:tc>
+      </w:tr>
+    </w:tbl>
+    <w:p>
+      <w:pPr>
+        <w:pStyle w:val="TAGS"/>
+      </w:pPr>
+      <w:r>
+        <w:t xml:space="preserve"/>
+      </w:r>
+    </w:p>
+    <w:p>
+      <w:pPr>
+        <w:sectPr>
+          <w:pgSz w:w="16839" w:h="16839" w:code="9" w:orient="landscape"/>
+          <w:pgMar w:top="397" w:right="454" w:bottom="397" w:left="851" w:header="0" w:footer="170" w:gutter="0"/>
+          <w:cols w:space="708"/>
+          <w:docGrid w:linePitch="360"/>
+        </w:sectPr>
+      </w:pPr>
+    </w:p>
+    <w:p>
+      <w:pPr>
+        <w:pStyle w:val="11"/>
+      </w:pPr>
+      <w:r>
+        <w:t>Матрица дискретных входов и выходных реле</w:t>
+      </w:r>
+    </w:p>
     <w:sectPr>
-      <w:pgSz w:w="11907" w:h="16839" w:code="9"/>
+      <w:pgSz w:w="16839" w:h="16839" w:code="9" w:orient="landscape"/>
       <w:pgMar w:top="397" w:right="454" w:bottom="397" w:left="851" w:header="0" w:footer="170" w:gutter="0"/>
       <w:cols w:space="708"/>
       <w:docGrid w:linePitch="360"/>
@@ -17844,7 +25150,7 @@
         <w:noProof/>
         <w:szCs w:val="24"/>
       </w:rPr>
-      <w:t>5</w:t>
+      <w:t>4</w:t>
     </w:r>
     <w:r>
       <w:rPr>
@@ -26745,6 +34051,27 @@
     <w:uiPriority w:val="99"/>
     <w:rsid w:val="00D76C1B"/>
   </w:style>
+  <w:style w:type="table" w:customStyle="1" w:styleId="65">
+    <w:name w:val="Стиль6"/>
+    <w:basedOn w:val="510"/>
+    <w:uiPriority w:val="99"/>
+    <w:rsid w:val="00140E4D"/>
+    <w:tblPr>
+      <w:tblStyleRowBandSize w:val="1"/>
+    </w:tblPr>
+    <w:tblStylePr w:type="firstRow">
+      <w:tblPr/>
+      <w:tcPr>
+        <w:vAlign w:val="center"/>
+      </w:tcPr>
+    </w:tblStylePr>
+    <w:tblStylePr w:type="band1Horz">
+      <w:tblPr/>
+      <w:tcPr>
+        <w:shd w:val="clear" w:color="auto" w:fill="D9D9D9" w:themeFill="background1" w:themeFillShade="D9"/>
+      </w:tcPr>
+    </w:tblStylePr>
+  </w:style>
 </w:styles>
 </file>
 
@@ -27046,11 +34373,13 @@
     <w:rsid w:val="00A4061C"/>
     <w:rsid w:val="00A436FC"/>
     <w:rsid w:val="00A949B1"/>
+    <w:rsid w:val="00AE76CC"/>
     <w:rsid w:val="00AE7F01"/>
     <w:rsid w:val="00B45FB1"/>
     <w:rsid w:val="00BD646C"/>
     <w:rsid w:val="00C83915"/>
     <w:rsid w:val="00CE3CAC"/>
+    <w:rsid w:val="00CE50D4"/>
     <w:rsid w:val="00D54719"/>
     <w:rsid w:val="00D95B8B"/>
     <w:rsid w:val="00DA23D8"/>
@@ -38914,7 +46243,7 @@
 </file>
 
 <file path=customXml/itemProps1.xml><?xml version="1.0" encoding="utf-8"?>
-<ds:datastoreItem xmlns:ds="http://schemas.openxmlformats.org/officeDocument/2006/customXml" ds:itemID="{BA6B134C-9145-4D41-BB87-D525575C8E7B}">
+<ds:datastoreItem xmlns:ds="http://schemas.openxmlformats.org/officeDocument/2006/customXml" ds:itemID="{7E428D6B-7BE8-4604-BEC0-52981E5C7437}">
   <ds:schemaRefs>
     <ds:schemaRef ds:uri="http://schemas.openxmlformats.org/officeDocument/2006/bibliography"/>
   </ds:schemaRefs>
